--- a/src/main/resources/templates/KP.docx
+++ b/src/main/resources/templates/KP.docx
@@ -2355,26 +2355,18 @@
               <w:b/>
               <w:sz w:val="26"/>
               <w:szCs w:val="26"/>
-            </w:rPr>
-          </w:pPr>
-          <w:r>
-            <w:rPr>
-              <w:rFonts w:ascii="Arial Narrow" w:hAnsi="Arial Narrow" w:cs="Arial"/>
+              <w:lang w:val="en-US"/>
+            </w:rPr>
+          </w:pPr>
+          <w:r>
+            <w:rPr>
+              <w:rFonts w:ascii="Arial" w:hAnsi="Arial" w:cs="Arial"/>
               <w:b/>
               <w:sz w:val="26"/>
               <w:szCs w:val="26"/>
-            </w:rPr>
-            <w:t>ФР8122; ФР</w:t>
-          </w:r>
-          <w:r>
-            <w:rPr>
-              <w:rFonts w:ascii="Arial Narrow" w:hAnsi="Arial Narrow" w:cs="Arial"/>
-              <w:b/>
-              <w:sz w:val="26"/>
-              <w:szCs w:val="26"/>
               <w:lang w:val="en-US"/>
             </w:rPr>
-            <w:t>8150</w:t>
+            <w:t>{{p}}</w:t>
           </w:r>
         </w:p>
       </w:tc>
@@ -5191,14 +5183,14 @@
         <v:path o:extrusionok="f" gradientshapeok="t" o:connecttype="rect"/>
         <o:lock v:ext="edit" aspectratio="t"/>
       </v:shapetype>
-      <v:shape id="_x0000_i1034" type="#_x0000_t75" style="width:15pt;height:16.5pt;visibility:visible;mso-wrap-style:square" o:bullet="t">
+      <v:shape id="_x0000_i1030" type="#_x0000_t75" style="width:15pt;height:16.5pt;visibility:visible;mso-wrap-style:square" o:bullet="t">
         <v:imagedata r:id="rId1" o:title=""/>
       </v:shape>
     </w:pict>
   </w:numPicBullet>
   <w:numPicBullet w:numPicBulletId="1">
     <w:pict>
-      <v:shape id="_x0000_i1035" type="#_x0000_t75" style="width:15pt;height:16.5pt;visibility:visible;mso-wrap-style:square" o:bullet="t">
+      <v:shape id="_x0000_i1031" type="#_x0000_t75" style="width:15pt;height:16.5pt;visibility:visible;mso-wrap-style:square" o:bullet="t">
         <v:imagedata r:id="rId2" o:title=""/>
       </v:shape>
     </w:pict>
@@ -5803,7 +5795,6 @@
     <w:basedOn w:val="a"/>
     <w:link w:val="a6"/>
     <w:uiPriority w:val="99"/>
-    <w:semiHidden/>
     <w:unhideWhenUsed/>
     <w:rsid w:val="00DD4EB9"/>
     <w:pPr>
@@ -5819,7 +5810,6 @@
     <w:basedOn w:val="a0"/>
     <w:link w:val="a5"/>
     <w:uiPriority w:val="99"/>
-    <w:semiHidden/>
     <w:rsid w:val="00DD4EB9"/>
   </w:style>
   <w:style w:type="table" w:styleId="a7">
@@ -6189,7 +6179,7 @@
 </file>
 
 <file path=customXml/itemProps1.xml><?xml version="1.0" encoding="utf-8"?>
-<ds:datastoreItem xmlns:ds="http://schemas.openxmlformats.org/officeDocument/2006/customXml" ds:itemID="{68460A02-FE73-4FBA-AC94-A80A34310432}">
+<ds:datastoreItem xmlns:ds="http://schemas.openxmlformats.org/officeDocument/2006/customXml" ds:itemID="{07ED5888-3968-4F5D-939A-E3D239EC592A}">
   <ds:schemaRefs>
     <ds:schemaRef ds:uri="http://schemas.openxmlformats.org/officeDocument/2006/bibliography"/>
   </ds:schemaRefs>

--- a/src/main/resources/templates/KP.docx
+++ b/src/main/resources/templates/KP.docx
@@ -1066,12 +1066,14 @@
           <w:szCs w:val="20"/>
         </w:rPr>
       </w:pPr>
-      <w:bookmarkStart w:id="0" w:name="_GoBack"/>
-      <w:bookmarkEnd w:id="0"/>
     </w:p>
     <w:sectPr>
-      <w:headerReference w:type="default" r:id="rId14"/>
-      <w:headerReference w:type="first" r:id="rId15"/>
+      <w:headerReference w:type="even" r:id="rId14"/>
+      <w:headerReference w:type="default" r:id="rId15"/>
+      <w:footerReference w:type="even" r:id="rId16"/>
+      <w:footerReference w:type="default" r:id="rId17"/>
+      <w:headerReference w:type="first" r:id="rId18"/>
+      <w:footerReference w:type="first" r:id="rId19"/>
       <w:pgSz w:w="16838" w:h="11906" w:orient="landscape"/>
       <w:pgMar w:top="720" w:right="720" w:bottom="720" w:left="720" w:header="708" w:footer="708" w:gutter="0"/>
       <w:cols w:space="708"/>
@@ -1086,9 +1088,6 @@
 <w:endnotes xmlns:wpc="http://schemas.microsoft.com/office/word/2010/wordprocessingCanvas" xmlns:cx="http://schemas.microsoft.com/office/drawing/2014/chartex" xmlns:cx1="http://schemas.microsoft.com/office/drawing/2015/9/8/chartex" xmlns:cx2="http://schemas.microsoft.com/office/drawing/2015/10/21/chartex" xmlns:cx3="http://schemas.microsoft.com/office/drawing/2016/5/9/chartex" xmlns:cx4="http://schemas.microsoft.com/office/drawing/2016/5/10/chartex" xmlns:cx5="http://schemas.microsoft.com/office/drawing/2016/5/11/chartex" xmlns:cx6="http://schemas.microsoft.com/office/drawing/2016/5/12/chartex" xmlns:cx7="http://schemas.microsoft.com/office/drawing/2016/5/13/chartex" xmlns:cx8="http://schemas.microsoft.com/office/drawing/2016/5/14/chartex" xmlns:mc="http://schemas.openxmlformats.org/markup-compatibility/2006" xmlns:aink="http://schemas.microsoft.com/office/drawing/2016/ink" xmlns:am3d="http://schemas.microsoft.com/office/drawing/2017/model3d" xmlns:o="urn:schemas-microsoft-com:office:office" xmlns:r="http://schemas.openxmlformats.org/officeDocument/2006/relationships" xmlns:m="http://schemas.openxmlformats.org/officeDocument/2006/math" xmlns:v="urn:schemas-microsoft-com:vml" xmlns:wp14="http://schemas.microsoft.com/office/word/2010/wordprocessingDrawing" xmlns:wp="http://schemas.openxmlformats.org/drawingml/2006/wordprocessingDrawing" xmlns:w10="urn:schemas-microsoft-com:office:word" xmlns:w="http://schemas.openxmlformats.org/wordprocessingml/2006/main" xmlns:w14="http://schemas.microsoft.com/office/word/2010/wordml" xmlns:w15="http://schemas.microsoft.com/office/word/2012/wordml" xmlns:w16cid="http://schemas.microsoft.com/office/word/2016/wordml/cid" xmlns:w16se="http://schemas.microsoft.com/office/word/2015/wordml/symex" xmlns:wpg="http://schemas.microsoft.com/office/word/2010/wordprocessingGroup" xmlns:wpi="http://schemas.microsoft.com/office/word/2010/wordprocessingInk" xmlns:wne="http://schemas.microsoft.com/office/word/2006/wordml" xmlns:wps="http://schemas.microsoft.com/office/word/2010/wordprocessingShape" mc:Ignorable="w14 w15 w16se w16cid wp14">
   <w:endnote w:type="separator" w:id="-1">
     <w:p>
-      <w:pPr>
-        <w:spacing w:after="0" w:line="240" w:lineRule="auto"/>
-      </w:pPr>
       <w:r>
         <w:separator/>
       </w:r>
@@ -1096,9 +1095,6 @@
   </w:endnote>
   <w:endnote w:type="continuationSeparator" w:id="0">
     <w:p>
-      <w:pPr>
-        <w:spacing w:after="0" w:line="240" w:lineRule="auto"/>
-      </w:pPr>
       <w:r>
         <w:continuationSeparator/>
       </w:r>
@@ -1107,13 +1103,40 @@
 </w:endnotes>
 </file>
 
+<file path=word/footer1.xml><?xml version="1.0" encoding="utf-8"?>
+<w:ftr xmlns:wpc="http://schemas.microsoft.com/office/word/2010/wordprocessingCanvas" xmlns:cx="http://schemas.microsoft.com/office/drawing/2014/chartex" xmlns:cx1="http://schemas.microsoft.com/office/drawing/2015/9/8/chartex" xmlns:cx2="http://schemas.microsoft.com/office/drawing/2015/10/21/chartex" xmlns:cx3="http://schemas.microsoft.com/office/drawing/2016/5/9/chartex" xmlns:cx4="http://schemas.microsoft.com/office/drawing/2016/5/10/chartex" xmlns:cx5="http://schemas.microsoft.com/office/drawing/2016/5/11/chartex" xmlns:cx6="http://schemas.microsoft.com/office/drawing/2016/5/12/chartex" xmlns:cx7="http://schemas.microsoft.com/office/drawing/2016/5/13/chartex" xmlns:cx8="http://schemas.microsoft.com/office/drawing/2016/5/14/chartex" xmlns:mc="http://schemas.openxmlformats.org/markup-compatibility/2006" xmlns:aink="http://schemas.microsoft.com/office/drawing/2016/ink" xmlns:am3d="http://schemas.microsoft.com/office/drawing/2017/model3d" xmlns:o="urn:schemas-microsoft-com:office:office" xmlns:r="http://schemas.openxmlformats.org/officeDocument/2006/relationships" xmlns:m="http://schemas.openxmlformats.org/officeDocument/2006/math" xmlns:v="urn:schemas-microsoft-com:vml" xmlns:wp14="http://schemas.microsoft.com/office/word/2010/wordprocessingDrawing" xmlns:wp="http://schemas.openxmlformats.org/drawingml/2006/wordprocessingDrawing" xmlns:w10="urn:schemas-microsoft-com:office:word" xmlns:w="http://schemas.openxmlformats.org/wordprocessingml/2006/main" xmlns:w14="http://schemas.microsoft.com/office/word/2010/wordml" xmlns:w15="http://schemas.microsoft.com/office/word/2012/wordml" xmlns:w16cid="http://schemas.microsoft.com/office/word/2016/wordml/cid" xmlns:w16se="http://schemas.microsoft.com/office/word/2015/wordml/symex" xmlns:wpg="http://schemas.microsoft.com/office/word/2010/wordprocessingGroup" xmlns:wpi="http://schemas.microsoft.com/office/word/2010/wordprocessingInk" xmlns:wne="http://schemas.microsoft.com/office/word/2006/wordml" xmlns:wps="http://schemas.microsoft.com/office/word/2010/wordprocessingShape" mc:Ignorable="w14 w15 w16se w16cid wp14">
+  <w:p>
+    <w:pPr>
+      <w:pStyle w:val="a5"/>
+    </w:pPr>
+  </w:p>
+</w:ftr>
+</file>
+
+<file path=word/footer2.xml><?xml version="1.0" encoding="utf-8"?>
+<w:ftr xmlns:wpc="http://schemas.microsoft.com/office/word/2010/wordprocessingCanvas" xmlns:cx="http://schemas.microsoft.com/office/drawing/2014/chartex" xmlns:cx1="http://schemas.microsoft.com/office/drawing/2015/9/8/chartex" xmlns:cx2="http://schemas.microsoft.com/office/drawing/2015/10/21/chartex" xmlns:cx3="http://schemas.microsoft.com/office/drawing/2016/5/9/chartex" xmlns:cx4="http://schemas.microsoft.com/office/drawing/2016/5/10/chartex" xmlns:cx5="http://schemas.microsoft.com/office/drawing/2016/5/11/chartex" xmlns:cx6="http://schemas.microsoft.com/office/drawing/2016/5/12/chartex" xmlns:cx7="http://schemas.microsoft.com/office/drawing/2016/5/13/chartex" xmlns:cx8="http://schemas.microsoft.com/office/drawing/2016/5/14/chartex" xmlns:mc="http://schemas.openxmlformats.org/markup-compatibility/2006" xmlns:aink="http://schemas.microsoft.com/office/drawing/2016/ink" xmlns:am3d="http://schemas.microsoft.com/office/drawing/2017/model3d" xmlns:o="urn:schemas-microsoft-com:office:office" xmlns:r="http://schemas.openxmlformats.org/officeDocument/2006/relationships" xmlns:m="http://schemas.openxmlformats.org/officeDocument/2006/math" xmlns:v="urn:schemas-microsoft-com:vml" xmlns:wp14="http://schemas.microsoft.com/office/word/2010/wordprocessingDrawing" xmlns:wp="http://schemas.openxmlformats.org/drawingml/2006/wordprocessingDrawing" xmlns:w10="urn:schemas-microsoft-com:office:word" xmlns:w="http://schemas.openxmlformats.org/wordprocessingml/2006/main" xmlns:w14="http://schemas.microsoft.com/office/word/2010/wordml" xmlns:w15="http://schemas.microsoft.com/office/word/2012/wordml" xmlns:w16cid="http://schemas.microsoft.com/office/word/2016/wordml/cid" xmlns:w16se="http://schemas.microsoft.com/office/word/2015/wordml/symex" xmlns:wpg="http://schemas.microsoft.com/office/word/2010/wordprocessingGroup" xmlns:wpi="http://schemas.microsoft.com/office/word/2010/wordprocessingInk" xmlns:wne="http://schemas.microsoft.com/office/word/2006/wordml" xmlns:wps="http://schemas.microsoft.com/office/word/2010/wordprocessingShape" mc:Ignorable="w14 w15 w16se w16cid wp14">
+  <w:p>
+    <w:pPr>
+      <w:pStyle w:val="a5"/>
+    </w:pPr>
+  </w:p>
+</w:ftr>
+</file>
+
+<file path=word/footer3.xml><?xml version="1.0" encoding="utf-8"?>
+<w:ftr xmlns:wpc="http://schemas.microsoft.com/office/word/2010/wordprocessingCanvas" xmlns:cx="http://schemas.microsoft.com/office/drawing/2014/chartex" xmlns:cx1="http://schemas.microsoft.com/office/drawing/2015/9/8/chartex" xmlns:cx2="http://schemas.microsoft.com/office/drawing/2015/10/21/chartex" xmlns:cx3="http://schemas.microsoft.com/office/drawing/2016/5/9/chartex" xmlns:cx4="http://schemas.microsoft.com/office/drawing/2016/5/10/chartex" xmlns:cx5="http://schemas.microsoft.com/office/drawing/2016/5/11/chartex" xmlns:cx6="http://schemas.microsoft.com/office/drawing/2016/5/12/chartex" xmlns:cx7="http://schemas.microsoft.com/office/drawing/2016/5/13/chartex" xmlns:cx8="http://schemas.microsoft.com/office/drawing/2016/5/14/chartex" xmlns:mc="http://schemas.openxmlformats.org/markup-compatibility/2006" xmlns:aink="http://schemas.microsoft.com/office/drawing/2016/ink" xmlns:am3d="http://schemas.microsoft.com/office/drawing/2017/model3d" xmlns:o="urn:schemas-microsoft-com:office:office" xmlns:r="http://schemas.openxmlformats.org/officeDocument/2006/relationships" xmlns:m="http://schemas.openxmlformats.org/officeDocument/2006/math" xmlns:v="urn:schemas-microsoft-com:vml" xmlns:wp14="http://schemas.microsoft.com/office/word/2010/wordprocessingDrawing" xmlns:wp="http://schemas.openxmlformats.org/drawingml/2006/wordprocessingDrawing" xmlns:w10="urn:schemas-microsoft-com:office:word" xmlns:w="http://schemas.openxmlformats.org/wordprocessingml/2006/main" xmlns:w14="http://schemas.microsoft.com/office/word/2010/wordml" xmlns:w15="http://schemas.microsoft.com/office/word/2012/wordml" xmlns:w16cid="http://schemas.microsoft.com/office/word/2016/wordml/cid" xmlns:w16se="http://schemas.microsoft.com/office/word/2015/wordml/symex" xmlns:wpg="http://schemas.microsoft.com/office/word/2010/wordprocessingGroup" xmlns:wpi="http://schemas.microsoft.com/office/word/2010/wordprocessingInk" xmlns:wne="http://schemas.microsoft.com/office/word/2006/wordml" xmlns:wps="http://schemas.microsoft.com/office/word/2010/wordprocessingShape" mc:Ignorable="w14 w15 w16se w16cid wp14">
+  <w:p>
+    <w:pPr>
+      <w:pStyle w:val="a5"/>
+    </w:pPr>
+  </w:p>
+</w:ftr>
+</file>
+
 <file path=word/footnotes.xml><?xml version="1.0" encoding="utf-8"?>
 <w:footnotes xmlns:wpc="http://schemas.microsoft.com/office/word/2010/wordprocessingCanvas" xmlns:cx="http://schemas.microsoft.com/office/drawing/2014/chartex" xmlns:cx1="http://schemas.microsoft.com/office/drawing/2015/9/8/chartex" xmlns:cx2="http://schemas.microsoft.com/office/drawing/2015/10/21/chartex" xmlns:cx3="http://schemas.microsoft.com/office/drawing/2016/5/9/chartex" xmlns:cx4="http://schemas.microsoft.com/office/drawing/2016/5/10/chartex" xmlns:cx5="http://schemas.microsoft.com/office/drawing/2016/5/11/chartex" xmlns:cx6="http://schemas.microsoft.com/office/drawing/2016/5/12/chartex" xmlns:cx7="http://schemas.microsoft.com/office/drawing/2016/5/13/chartex" xmlns:cx8="http://schemas.microsoft.com/office/drawing/2016/5/14/chartex" xmlns:mc="http://schemas.openxmlformats.org/markup-compatibility/2006" xmlns:aink="http://schemas.microsoft.com/office/drawing/2016/ink" xmlns:am3d="http://schemas.microsoft.com/office/drawing/2017/model3d" xmlns:o="urn:schemas-microsoft-com:office:office" xmlns:r="http://schemas.openxmlformats.org/officeDocument/2006/relationships" xmlns:m="http://schemas.openxmlformats.org/officeDocument/2006/math" xmlns:v="urn:schemas-microsoft-com:vml" xmlns:wp14="http://schemas.microsoft.com/office/word/2010/wordprocessingDrawing" xmlns:wp="http://schemas.openxmlformats.org/drawingml/2006/wordprocessingDrawing" xmlns:w10="urn:schemas-microsoft-com:office:word" xmlns:w="http://schemas.openxmlformats.org/wordprocessingml/2006/main" xmlns:w14="http://schemas.microsoft.com/office/word/2010/wordml" xmlns:w15="http://schemas.microsoft.com/office/word/2012/wordml" xmlns:w16cid="http://schemas.microsoft.com/office/word/2016/wordml/cid" xmlns:w16se="http://schemas.microsoft.com/office/word/2015/wordml/symex" xmlns:wpg="http://schemas.microsoft.com/office/word/2010/wordprocessingGroup" xmlns:wpi="http://schemas.microsoft.com/office/word/2010/wordprocessingInk" xmlns:wne="http://schemas.microsoft.com/office/word/2006/wordml" xmlns:wps="http://schemas.microsoft.com/office/word/2010/wordprocessingShape" mc:Ignorable="w14 w15 w16se w16cid wp14">
   <w:footnote w:type="separator" w:id="-1">
     <w:p>
-      <w:pPr>
-        <w:spacing w:after="0" w:line="240" w:lineRule="auto"/>
-      </w:pPr>
       <w:r>
         <w:separator/>
       </w:r>
@@ -1121,9 +1144,6 @@
   </w:footnote>
   <w:footnote w:type="continuationSeparator" w:id="0">
     <w:p>
-      <w:pPr>
-        <w:spacing w:after="0" w:line="240" w:lineRule="auto"/>
-      </w:pPr>
       <w:r>
         <w:continuationSeparator/>
       </w:r>
@@ -1133,6 +1153,16 @@
 </file>
 
 <file path=word/header1.xml><?xml version="1.0" encoding="utf-8"?>
+<w:hdr xmlns:wpc="http://schemas.microsoft.com/office/word/2010/wordprocessingCanvas" xmlns:cx="http://schemas.microsoft.com/office/drawing/2014/chartex" xmlns:cx1="http://schemas.microsoft.com/office/drawing/2015/9/8/chartex" xmlns:cx2="http://schemas.microsoft.com/office/drawing/2015/10/21/chartex" xmlns:cx3="http://schemas.microsoft.com/office/drawing/2016/5/9/chartex" xmlns:cx4="http://schemas.microsoft.com/office/drawing/2016/5/10/chartex" xmlns:cx5="http://schemas.microsoft.com/office/drawing/2016/5/11/chartex" xmlns:cx6="http://schemas.microsoft.com/office/drawing/2016/5/12/chartex" xmlns:cx7="http://schemas.microsoft.com/office/drawing/2016/5/13/chartex" xmlns:cx8="http://schemas.microsoft.com/office/drawing/2016/5/14/chartex" xmlns:mc="http://schemas.openxmlformats.org/markup-compatibility/2006" xmlns:aink="http://schemas.microsoft.com/office/drawing/2016/ink" xmlns:am3d="http://schemas.microsoft.com/office/drawing/2017/model3d" xmlns:o="urn:schemas-microsoft-com:office:office" xmlns:r="http://schemas.openxmlformats.org/officeDocument/2006/relationships" xmlns:m="http://schemas.openxmlformats.org/officeDocument/2006/math" xmlns:v="urn:schemas-microsoft-com:vml" xmlns:wp14="http://schemas.microsoft.com/office/word/2010/wordprocessingDrawing" xmlns:wp="http://schemas.openxmlformats.org/drawingml/2006/wordprocessingDrawing" xmlns:w10="urn:schemas-microsoft-com:office:word" xmlns:w="http://schemas.openxmlformats.org/wordprocessingml/2006/main" xmlns:w14="http://schemas.microsoft.com/office/word/2010/wordml" xmlns:w15="http://schemas.microsoft.com/office/word/2012/wordml" xmlns:w16cid="http://schemas.microsoft.com/office/word/2016/wordml/cid" xmlns:w16se="http://schemas.microsoft.com/office/word/2015/wordml/symex" xmlns:wpg="http://schemas.microsoft.com/office/word/2010/wordprocessingGroup" xmlns:wpi="http://schemas.microsoft.com/office/word/2010/wordprocessingInk" xmlns:wne="http://schemas.microsoft.com/office/word/2006/wordml" xmlns:wps="http://schemas.microsoft.com/office/word/2010/wordprocessingShape" mc:Ignorable="w14 w15 w16se w16cid wp14">
+  <w:p>
+    <w:pPr>
+      <w:pStyle w:val="a3"/>
+    </w:pPr>
+  </w:p>
+</w:hdr>
+</file>
+
+<file path=word/header2.xml><?xml version="1.0" encoding="utf-8"?>
 <w:hdr xmlns:wpc="http://schemas.microsoft.com/office/word/2010/wordprocessingCanvas" xmlns:cx="http://schemas.microsoft.com/office/drawing/2014/chartex" xmlns:cx1="http://schemas.microsoft.com/office/drawing/2015/9/8/chartex" xmlns:cx2="http://schemas.microsoft.com/office/drawing/2015/10/21/chartex" xmlns:cx3="http://schemas.microsoft.com/office/drawing/2016/5/9/chartex" xmlns:cx4="http://schemas.microsoft.com/office/drawing/2016/5/10/chartex" xmlns:cx5="http://schemas.microsoft.com/office/drawing/2016/5/11/chartex" xmlns:cx6="http://schemas.microsoft.com/office/drawing/2016/5/12/chartex" xmlns:cx7="http://schemas.microsoft.com/office/drawing/2016/5/13/chartex" xmlns:cx8="http://schemas.microsoft.com/office/drawing/2016/5/14/chartex" xmlns:mc="http://schemas.openxmlformats.org/markup-compatibility/2006" xmlns:aink="http://schemas.microsoft.com/office/drawing/2016/ink" xmlns:am3d="http://schemas.microsoft.com/office/drawing/2017/model3d" xmlns:o="urn:schemas-microsoft-com:office:office" xmlns:r="http://schemas.openxmlformats.org/officeDocument/2006/relationships" xmlns:m="http://schemas.openxmlformats.org/officeDocument/2006/math" xmlns:v="urn:schemas-microsoft-com:vml" xmlns:wp14="http://schemas.microsoft.com/office/word/2010/wordprocessingDrawing" xmlns:wp="http://schemas.openxmlformats.org/drawingml/2006/wordprocessingDrawing" xmlns:w10="urn:schemas-microsoft-com:office:word" xmlns:w="http://schemas.openxmlformats.org/wordprocessingml/2006/main" xmlns:w14="http://schemas.microsoft.com/office/word/2010/wordml" xmlns:w15="http://schemas.microsoft.com/office/word/2012/wordml" xmlns:w16cid="http://schemas.microsoft.com/office/word/2016/wordml/cid" xmlns:w16se="http://schemas.microsoft.com/office/word/2015/wordml/symex" xmlns:wpg="http://schemas.microsoft.com/office/word/2010/wordprocessingGroup" xmlns:wpi="http://schemas.microsoft.com/office/word/2010/wordprocessingInk" xmlns:wne="http://schemas.microsoft.com/office/word/2006/wordml" xmlns:wps="http://schemas.microsoft.com/office/word/2010/wordprocessingShape" mc:Ignorable="w14 w15 w16se w16cid wp14">
   <w:tbl>
     <w:tblPr>
@@ -2881,7 +2911,7 @@
 </w:hdr>
 </file>
 
-<file path=word/header2.xml><?xml version="1.0" encoding="utf-8"?>
+<file path=word/header3.xml><?xml version="1.0" encoding="utf-8"?>
 <w:hdr xmlns:wpc="http://schemas.microsoft.com/office/word/2010/wordprocessingCanvas" xmlns:cx="http://schemas.microsoft.com/office/drawing/2014/chartex" xmlns:cx1="http://schemas.microsoft.com/office/drawing/2015/9/8/chartex" xmlns:cx2="http://schemas.microsoft.com/office/drawing/2015/10/21/chartex" xmlns:cx3="http://schemas.microsoft.com/office/drawing/2016/5/9/chartex" xmlns:cx4="http://schemas.microsoft.com/office/drawing/2016/5/10/chartex" xmlns:cx5="http://schemas.microsoft.com/office/drawing/2016/5/11/chartex" xmlns:cx6="http://schemas.microsoft.com/office/drawing/2016/5/12/chartex" xmlns:cx7="http://schemas.microsoft.com/office/drawing/2016/5/13/chartex" xmlns:cx8="http://schemas.microsoft.com/office/drawing/2016/5/14/chartex" xmlns:mc="http://schemas.openxmlformats.org/markup-compatibility/2006" xmlns:aink="http://schemas.microsoft.com/office/drawing/2016/ink" xmlns:am3d="http://schemas.microsoft.com/office/drawing/2017/model3d" xmlns:o="urn:schemas-microsoft-com:office:office" xmlns:r="http://schemas.openxmlformats.org/officeDocument/2006/relationships" xmlns:m="http://schemas.openxmlformats.org/officeDocument/2006/math" xmlns:v="urn:schemas-microsoft-com:vml" xmlns:wp14="http://schemas.microsoft.com/office/word/2010/wordprocessingDrawing" xmlns:wp="http://schemas.openxmlformats.org/drawingml/2006/wordprocessingDrawing" xmlns:w10="urn:schemas-microsoft-com:office:word" xmlns:w="http://schemas.openxmlformats.org/wordprocessingml/2006/main" xmlns:w14="http://schemas.microsoft.com/office/word/2010/wordml" xmlns:w15="http://schemas.microsoft.com/office/word/2012/wordml" xmlns:w16cid="http://schemas.microsoft.com/office/word/2016/wordml/cid" xmlns:w16se="http://schemas.microsoft.com/office/word/2015/wordml/symex" xmlns:wpg="http://schemas.microsoft.com/office/word/2010/wordprocessingGroup" xmlns:wpi="http://schemas.microsoft.com/office/word/2010/wordprocessingInk" xmlns:wne="http://schemas.microsoft.com/office/word/2006/wordml" xmlns:wps="http://schemas.microsoft.com/office/word/2010/wordprocessingShape" mc:Ignorable="w14 w15 w16se w16cid wp14">
   <w:tbl>
     <w:tblPr>
@@ -3928,6 +3958,51 @@
             </w:rPr>
             <w:t>Карта потока процесса</w:t>
           </w:r>
+          <w:r>
+            <w:rPr>
+              <w:rFonts w:ascii="Arial" w:hAnsi="Arial" w:cs="Arial"/>
+              <w:sz w:val="26"/>
+              <w:szCs w:val="26"/>
+            </w:rPr>
+            <w:t xml:space="preserve"> </w:t>
+          </w:r>
+          <w:r>
+            <w:rPr>
+              <w:rFonts w:ascii="Arial" w:hAnsi="Arial" w:cs="Arial"/>
+              <w:b/>
+              <w:sz w:val="26"/>
+              <w:szCs w:val="26"/>
+            </w:rPr>
+            <w:t>КП</w:t>
+          </w:r>
+          <w:r>
+            <w:rPr>
+              <w:rFonts w:ascii="Arial" w:hAnsi="Arial" w:cs="Arial"/>
+              <w:b/>
+              <w:sz w:val="26"/>
+              <w:szCs w:val="26"/>
+            </w:rPr>
+            <w:t>{{</w:t>
+          </w:r>
+          <w:r>
+            <w:rPr>
+              <w:rFonts w:ascii="Arial" w:hAnsi="Arial" w:cs="Arial"/>
+              <w:b/>
+              <w:sz w:val="26"/>
+              <w:szCs w:val="26"/>
+              <w:lang w:val="en-US"/>
+            </w:rPr>
+            <w:t>n</w:t>
+          </w:r>
+          <w:r>
+            <w:rPr>
+              <w:rFonts w:ascii="Arial" w:hAnsi="Arial" w:cs="Arial"/>
+              <w:b/>
+              <w:sz w:val="26"/>
+              <w:szCs w:val="26"/>
+            </w:rPr>
+            <w:t>}}</w:t>
+          </w:r>
         </w:p>
       </w:tc>
       <w:tc>
@@ -3950,6 +4025,16 @@
               <w:szCs w:val="26"/>
             </w:rPr>
           </w:pPr>
+          <w:r>
+            <w:rPr>
+              <w:rFonts w:ascii="Arial" w:hAnsi="Arial" w:cs="Arial"/>
+              <w:b/>
+              <w:sz w:val="26"/>
+              <w:szCs w:val="26"/>
+              <w:lang w:val="en-US"/>
+            </w:rPr>
+            <w:t>{{p}}</w:t>
+          </w:r>
         </w:p>
       </w:tc>
       <w:tc>
@@ -3974,6 +4059,16 @@
               <w:szCs w:val="26"/>
             </w:rPr>
           </w:pPr>
+          <w:r>
+            <w:rPr>
+              <w:rFonts w:ascii="Arial" w:hAnsi="Arial" w:cs="Arial"/>
+              <w:b/>
+              <w:sz w:val="26"/>
+              <w:szCs w:val="26"/>
+              <w:lang w:val="en-US"/>
+            </w:rPr>
+            <w:t>{{d}}</w:t>
+          </w:r>
         </w:p>
       </w:tc>
       <w:tc>
@@ -5041,6 +5136,18 @@
               <w:szCs w:val="26"/>
             </w:rPr>
           </w:pPr>
+          <w:r>
+            <w:rPr>
+              <w:rFonts w:ascii="Arial" w:hAnsi="Arial" w:cs="Arial"/>
+              <w:b/>
+              <w:sz w:val="26"/>
+              <w:szCs w:val="26"/>
+              <w:lang w:val="en-US"/>
+            </w:rPr>
+            <w:t>{{d}}</w:t>
+          </w:r>
+          <w:bookmarkStart w:id="0" w:name="_GoBack"/>
+          <w:bookmarkEnd w:id="0"/>
         </w:p>
       </w:tc>
       <w:tc>
@@ -5183,14 +5290,14 @@
         <v:path o:extrusionok="f" gradientshapeok="t" o:connecttype="rect"/>
         <o:lock v:ext="edit" aspectratio="t"/>
       </v:shapetype>
-      <v:shape id="_x0000_i1030" type="#_x0000_t75" style="width:15pt;height:16.5pt;visibility:visible;mso-wrap-style:square" o:bullet="t">
+      <v:shape id="_x0000_i1028" type="#_x0000_t75" style="width:15.05pt;height:16.3pt;visibility:visible;mso-wrap-style:square" o:bullet="t">
         <v:imagedata r:id="rId1" o:title=""/>
       </v:shape>
     </w:pict>
   </w:numPicBullet>
   <w:numPicBullet w:numPicBulletId="1">
     <w:pict>
-      <v:shape id="_x0000_i1031" type="#_x0000_t75" style="width:15pt;height:16.5pt;visibility:visible;mso-wrap-style:square" o:bullet="t">
+      <v:shape id="_x0000_i1029" type="#_x0000_t75" style="width:15.05pt;height:16.3pt;visibility:visible;mso-wrap-style:square" o:bullet="t">
         <v:imagedata r:id="rId2" o:title=""/>
       </v:shape>
     </w:pict>
@@ -5739,7 +5846,10 @@
   <w:style w:type="paragraph" w:default="1" w:styleId="a">
     <w:name w:val="Normal"/>
     <w:qFormat/>
-    <w:rsid w:val="00353B22"/>
+    <w:rsid w:val="0071039E"/>
+    <w:pPr>
+      <w:spacing w:after="0" w:line="240" w:lineRule="auto"/>
+    </w:pPr>
   </w:style>
   <w:style w:type="character" w:default="1" w:styleId="a0">
     <w:name w:val="Default Paragraph Font"/>
@@ -5780,7 +5890,6 @@
         <w:tab w:val="center" w:pos="4677"/>
         <w:tab w:val="right" w:pos="9355"/>
       </w:tabs>
-      <w:spacing w:after="0" w:line="240" w:lineRule="auto"/>
     </w:pPr>
   </w:style>
   <w:style w:type="character" w:customStyle="1" w:styleId="a4">
@@ -5802,7 +5911,6 @@
         <w:tab w:val="center" w:pos="4677"/>
         <w:tab w:val="right" w:pos="9355"/>
       </w:tabs>
-      <w:spacing w:after="0" w:line="240" w:lineRule="auto"/>
     </w:pPr>
   </w:style>
   <w:style w:type="character" w:customStyle="1" w:styleId="a6">
@@ -5838,7 +5946,7 @@
     <w:unhideWhenUsed/>
     <w:rsid w:val="002E0C61"/>
     <w:pPr>
-      <w:spacing w:before="100" w:beforeAutospacing="1" w:after="119" w:line="240" w:lineRule="auto"/>
+      <w:spacing w:before="100" w:beforeAutospacing="1" w:after="119"/>
     </w:pPr>
     <w:rPr>
       <w:rFonts w:ascii="Times New Roman" w:eastAsia="Times New Roman" w:hAnsi="Times New Roman" w:cs="Times New Roman"/>
@@ -5855,9 +5963,6 @@
     <w:semiHidden/>
     <w:unhideWhenUsed/>
     <w:rsid w:val="00FB1922"/>
-    <w:pPr>
-      <w:spacing w:after="0" w:line="240" w:lineRule="auto"/>
-    </w:pPr>
     <w:rPr>
       <w:rFonts w:ascii="Tahoma" w:hAnsi="Tahoma" w:cs="Tahoma"/>
       <w:sz w:val="16"/>
@@ -6179,7 +6284,7 @@
 </file>
 
 <file path=customXml/itemProps1.xml><?xml version="1.0" encoding="utf-8"?>
-<ds:datastoreItem xmlns:ds="http://schemas.openxmlformats.org/officeDocument/2006/customXml" ds:itemID="{07ED5888-3968-4F5D-939A-E3D239EC592A}">
+<ds:datastoreItem xmlns:ds="http://schemas.openxmlformats.org/officeDocument/2006/customXml" ds:itemID="{E8860713-DFD8-41DE-8FB3-3A4BCA11A5F6}">
   <ds:schemaRefs>
     <ds:schemaRef ds:uri="http://schemas.openxmlformats.org/officeDocument/2006/bibliography"/>
   </ds:schemaRefs>

--- a/src/main/resources/templates/KP.docx
+++ b/src/main/resources/templates/KP.docx
@@ -1,14 +1,29 @@
 
 <file path=word/document.xml><?xml version="1.0" encoding="utf-8"?>
-<w:document xmlns:wpc="http://schemas.microsoft.com/office/word/2010/wordprocessingCanvas" xmlns:cx="http://schemas.microsoft.com/office/drawing/2014/chartex" xmlns:cx1="http://schemas.microsoft.com/office/drawing/2015/9/8/chartex" xmlns:cx2="http://schemas.microsoft.com/office/drawing/2015/10/21/chartex" xmlns:cx3="http://schemas.microsoft.com/office/drawing/2016/5/9/chartex" xmlns:cx4="http://schemas.microsoft.com/office/drawing/2016/5/10/chartex" xmlns:cx5="http://schemas.microsoft.com/office/drawing/2016/5/11/chartex" xmlns:cx6="http://schemas.microsoft.com/office/drawing/2016/5/12/chartex" xmlns:cx7="http://schemas.microsoft.com/office/drawing/2016/5/13/chartex" xmlns:cx8="http://schemas.microsoft.com/office/drawing/2016/5/14/chartex" xmlns:mc="http://schemas.openxmlformats.org/markup-compatibility/2006" xmlns:aink="http://schemas.microsoft.com/office/drawing/2016/ink" xmlns:am3d="http://schemas.microsoft.com/office/drawing/2017/model3d" xmlns:o="urn:schemas-microsoft-com:office:office" xmlns:r="http://schemas.openxmlformats.org/officeDocument/2006/relationships" xmlns:m="http://schemas.openxmlformats.org/officeDocument/2006/math" xmlns:v="urn:schemas-microsoft-com:vml" xmlns:wp14="http://schemas.microsoft.com/office/word/2010/wordprocessingDrawing" xmlns:wp="http://schemas.openxmlformats.org/drawingml/2006/wordprocessingDrawing" xmlns:w10="urn:schemas-microsoft-com:office:word" xmlns:w="http://schemas.openxmlformats.org/wordprocessingml/2006/main" xmlns:w14="http://schemas.microsoft.com/office/word/2010/wordml" xmlns:w15="http://schemas.microsoft.com/office/word/2012/wordml" xmlns:w16cid="http://schemas.microsoft.com/office/word/2016/wordml/cid" xmlns:w16se="http://schemas.microsoft.com/office/word/2015/wordml/symex" xmlns:wpg="http://schemas.microsoft.com/office/word/2010/wordprocessingGroup" xmlns:wpi="http://schemas.microsoft.com/office/word/2010/wordprocessingInk" xmlns:wne="http://schemas.microsoft.com/office/word/2006/wordml" xmlns:wps="http://schemas.microsoft.com/office/word/2010/wordprocessingShape" mc:Ignorable="w14 w15 w16se w16cid wp14">
+<w:document xmlns:wpc="http://schemas.microsoft.com/office/word/2010/wordprocessingCanvas" xmlns:mc="http://schemas.openxmlformats.org/markup-compatibility/2006" xmlns:o="urn:schemas-microsoft-com:office:office" xmlns:r="http://schemas.openxmlformats.org/officeDocument/2006/relationships" xmlns:m="http://schemas.openxmlformats.org/officeDocument/2006/math" xmlns:v="urn:schemas-microsoft-com:vml" xmlns:wp14="http://schemas.microsoft.com/office/word/2010/wordprocessingDrawing" xmlns:wp="http://schemas.openxmlformats.org/drawingml/2006/wordprocessingDrawing" xmlns:w="http://schemas.openxmlformats.org/wordprocessingml/2006/main" xmlns:w14="http://schemas.microsoft.com/office/word/2010/wordml" xmlns:w10="urn:schemas-microsoft-com:office:word" xmlns:w15="http://schemas.microsoft.com/office/word/2012/wordml" xmlns:wpg="http://schemas.microsoft.com/office/word/2010/wordprocessingGroup" xmlns:wpi="http://schemas.microsoft.com/office/word/2010/wordprocessingInk" xmlns:wne="http://schemas.microsoft.com/office/word/2006/wordml" xmlns:wps="http://schemas.microsoft.com/office/word/2010/wordprocessingShape" xmlns:wpsCustomData="http://www.wps.cn/officeDocument/2013/wpsCustomData" mc:Ignorable="w14 w15 wp14">
   <w:body>
     <w:tbl>
       <w:tblPr>
-        <w:tblStyle w:val="a7"/>
+        <w:tblStyle w:val="8"/>
         <w:tblpPr w:leftFromText="180" w:rightFromText="180" w:vertAnchor="text" w:tblpY="1"/>
         <w:tblOverlap w:val="never"/>
         <w:tblW w:w="0" w:type="auto"/>
-        <w:tblLook w:val="04A0" w:firstRow="1" w:lastRow="0" w:firstColumn="1" w:lastColumn="0" w:noHBand="0" w:noVBand="1"/>
+        <w:tblInd w:w="0" w:type="dxa"/>
+        <w:tblBorders>
+          <w:top w:val="single" w:color="000000" w:themeColor="text1" w:sz="4" w:space="0"/>
+          <w:left w:val="single" w:color="000000" w:themeColor="text1" w:sz="4" w:space="0"/>
+          <w:bottom w:val="single" w:color="000000" w:themeColor="text1" w:sz="4" w:space="0"/>
+          <w:right w:val="single" w:color="000000" w:themeColor="text1" w:sz="4" w:space="0"/>
+          <w:insideH w:val="single" w:color="000000" w:themeColor="text1" w:sz="4" w:space="0"/>
+          <w:insideV w:val="single" w:color="000000" w:themeColor="text1" w:sz="4" w:space="0"/>
+        </w:tblBorders>
+        <w:tblLayout w:type="autofit"/>
+        <w:tblCellMar>
+          <w:top w:w="0" w:type="dxa"/>
+          <w:left w:w="108" w:type="dxa"/>
+          <w:bottom w:w="0" w:type="dxa"/>
+          <w:right w:w="108" w:type="dxa"/>
+        </w:tblCellMar>
       </w:tblPr>
       <w:tblGrid>
         <w:gridCol w:w="817"/>
@@ -24,6 +39,22 @@
         <w:gridCol w:w="2748"/>
       </w:tblGrid>
       <w:tr>
+        <w:tblPrEx>
+          <w:tblBorders>
+            <w:top w:val="single" w:color="000000" w:themeColor="text1" w:sz="4" w:space="0"/>
+            <w:left w:val="single" w:color="000000" w:themeColor="text1" w:sz="4" w:space="0"/>
+            <w:bottom w:val="single" w:color="000000" w:themeColor="text1" w:sz="4" w:space="0"/>
+            <w:right w:val="single" w:color="000000" w:themeColor="text1" w:sz="4" w:space="0"/>
+            <w:insideH w:val="single" w:color="000000" w:themeColor="text1" w:sz="4" w:space="0"/>
+            <w:insideV w:val="single" w:color="000000" w:themeColor="text1" w:sz="4" w:space="0"/>
+          </w:tblBorders>
+          <w:tblCellMar>
+            <w:top w:w="0" w:type="dxa"/>
+            <w:left w:w="108" w:type="dxa"/>
+            <w:bottom w:w="0" w:type="dxa"/>
+            <w:right w:w="108" w:type="dxa"/>
+          </w:tblCellMar>
+        </w:tblPrEx>
         <w:tc>
           <w:tcPr>
             <w:tcW w:w="817" w:type="dxa"/>
@@ -39,24 +70,8 @@
               <w:rPr>
                 <w:rFonts w:ascii="Tahoma" w:hAnsi="Tahoma" w:cs="Tahoma"/>
               </w:rPr>
-              <w:t xml:space="preserve">Номер </w:t>
+              <w:t>Номер опе-рации</w:t>
             </w:r>
-            <w:proofErr w:type="spellStart"/>
-            <w:proofErr w:type="gramStart"/>
-            <w:r>
-              <w:rPr>
-                <w:rFonts w:ascii="Tahoma" w:hAnsi="Tahoma" w:cs="Tahoma"/>
-              </w:rPr>
-              <w:t>опе</w:t>
-            </w:r>
-            <w:proofErr w:type="spellEnd"/>
-            <w:r>
-              <w:rPr>
-                <w:rFonts w:ascii="Tahoma" w:hAnsi="Tahoma" w:cs="Tahoma"/>
-              </w:rPr>
-              <w:t>-рации</w:t>
-            </w:r>
-            <w:proofErr w:type="gramEnd"/>
           </w:p>
         </w:tc>
         <w:tc>
@@ -89,16 +104,12 @@
                 <w:rFonts w:ascii="Tahoma" w:hAnsi="Tahoma" w:cs="Tahoma"/>
               </w:rPr>
             </w:pPr>
-            <w:proofErr w:type="spellStart"/>
-            <w:proofErr w:type="gramStart"/>
             <w:r>
               <w:rPr>
                 <w:rFonts w:ascii="Tahoma" w:hAnsi="Tahoma" w:cs="Tahoma"/>
               </w:rPr>
               <w:t>Обра-ботка</w:t>
             </w:r>
-            <w:proofErr w:type="spellEnd"/>
-            <w:proofErr w:type="gramEnd"/>
           </w:p>
         </w:tc>
         <w:tc>
@@ -112,16 +123,12 @@
                 <w:rFonts w:ascii="Tahoma" w:hAnsi="Tahoma" w:cs="Tahoma"/>
               </w:rPr>
             </w:pPr>
-            <w:proofErr w:type="spellStart"/>
-            <w:proofErr w:type="gramStart"/>
             <w:r>
               <w:rPr>
                 <w:rFonts w:ascii="Tahoma" w:hAnsi="Tahoma" w:cs="Tahoma"/>
               </w:rPr>
               <w:t>Переме-щение</w:t>
             </w:r>
-            <w:proofErr w:type="spellEnd"/>
-            <w:proofErr w:type="gramEnd"/>
           </w:p>
         </w:tc>
         <w:tc>
@@ -135,16 +142,12 @@
                 <w:rFonts w:ascii="Tahoma" w:hAnsi="Tahoma" w:cs="Tahoma"/>
               </w:rPr>
             </w:pPr>
-            <w:proofErr w:type="spellStart"/>
-            <w:proofErr w:type="gramStart"/>
             <w:r>
               <w:rPr>
                 <w:rFonts w:ascii="Tahoma" w:hAnsi="Tahoma" w:cs="Tahoma"/>
               </w:rPr>
               <w:t>Хра-нение</w:t>
             </w:r>
-            <w:proofErr w:type="spellEnd"/>
-            <w:proofErr w:type="gramEnd"/>
           </w:p>
         </w:tc>
         <w:tc>
@@ -158,22 +161,12 @@
                 <w:rFonts w:ascii="Tahoma" w:hAnsi="Tahoma" w:cs="Tahoma"/>
               </w:rPr>
             </w:pPr>
-            <w:proofErr w:type="gramStart"/>
             <w:r>
               <w:rPr>
                 <w:rFonts w:ascii="Tahoma" w:hAnsi="Tahoma" w:cs="Tahoma"/>
               </w:rPr>
-              <w:t>Кон-</w:t>
+              <w:t>Кон-троль</w:t>
             </w:r>
-            <w:proofErr w:type="spellStart"/>
-            <w:r>
-              <w:rPr>
-                <w:rFonts w:ascii="Tahoma" w:hAnsi="Tahoma" w:cs="Tahoma"/>
-              </w:rPr>
-              <w:t>троль</w:t>
-            </w:r>
-            <w:proofErr w:type="spellEnd"/>
-            <w:proofErr w:type="gramEnd"/>
           </w:p>
         </w:tc>
         <w:tc>
@@ -187,22 +180,12 @@
                 <w:rFonts w:ascii="Tahoma" w:hAnsi="Tahoma" w:cs="Tahoma"/>
               </w:rPr>
             </w:pPr>
-            <w:proofErr w:type="gramStart"/>
             <w:r>
               <w:rPr>
                 <w:rFonts w:ascii="Tahoma" w:hAnsi="Tahoma" w:cs="Tahoma"/>
               </w:rPr>
-              <w:t>Нара-</w:t>
+              <w:t>Нара-ботка</w:t>
             </w:r>
-            <w:proofErr w:type="spellStart"/>
-            <w:r>
-              <w:rPr>
-                <w:rFonts w:ascii="Tahoma" w:hAnsi="Tahoma" w:cs="Tahoma"/>
-              </w:rPr>
-              <w:t>ботка</w:t>
-            </w:r>
-            <w:proofErr w:type="spellEnd"/>
-            <w:proofErr w:type="gramEnd"/>
           </w:p>
         </w:tc>
         <w:tc>
@@ -239,16 +222,12 @@
                 <w:rFonts w:ascii="Tahoma" w:hAnsi="Tahoma" w:cs="Tahoma"/>
               </w:rPr>
             </w:pPr>
-            <w:proofErr w:type="spellStart"/>
-            <w:proofErr w:type="gramStart"/>
             <w:r>
               <w:rPr>
                 <w:rFonts w:ascii="Tahoma" w:hAnsi="Tahoma" w:cs="Tahoma"/>
               </w:rPr>
               <w:t>Обозна-чение</w:t>
             </w:r>
-            <w:proofErr w:type="spellEnd"/>
-            <w:proofErr w:type="gramEnd"/>
           </w:p>
         </w:tc>
         <w:tc>
@@ -325,6 +304,22 @@
         </w:tc>
       </w:tr>
       <w:tr>
+        <w:tblPrEx>
+          <w:tblBorders>
+            <w:top w:val="single" w:color="000000" w:themeColor="text1" w:sz="4" w:space="0"/>
+            <w:left w:val="single" w:color="000000" w:themeColor="text1" w:sz="4" w:space="0"/>
+            <w:bottom w:val="single" w:color="000000" w:themeColor="text1" w:sz="4" w:space="0"/>
+            <w:right w:val="single" w:color="000000" w:themeColor="text1" w:sz="4" w:space="0"/>
+            <w:insideH w:val="single" w:color="000000" w:themeColor="text1" w:sz="4" w:space="0"/>
+            <w:insideV w:val="single" w:color="000000" w:themeColor="text1" w:sz="4" w:space="0"/>
+          </w:tblBorders>
+          <w:tblCellMar>
+            <w:top w:w="0" w:type="dxa"/>
+            <w:left w:w="108" w:type="dxa"/>
+            <w:bottom w:w="0" w:type="dxa"/>
+            <w:right w:w="108" w:type="dxa"/>
+          </w:tblCellMar>
+        </w:tblPrEx>
         <w:tc>
           <w:tcPr>
             <w:tcW w:w="817" w:type="dxa"/>
@@ -356,13 +351,12 @@
             <w:r>
               <w:rPr>
                 <w:rFonts w:ascii="Tahoma" w:hAnsi="Tahoma" w:cs="Tahoma"/>
-                <w:noProof/>
                 <w:sz w:val="24"/>
                 <w:lang w:eastAsia="ru-RU"/>
               </w:rPr>
               <w:drawing>
                 <wp:inline distT="0" distB="0" distL="0" distR="0">
-                  <wp:extent cx="110215" cy="216000"/>
+                  <wp:extent cx="109855" cy="215900"/>
                   <wp:effectExtent l="19050" t="0" r="4085" b="0"/>
                   <wp:docPr id="26" name="Рисунок 15"/>
                   <wp:cNvGraphicFramePr>
@@ -372,19 +366,19 @@
                     <a:graphicData uri="http://schemas.openxmlformats.org/drawingml/2006/picture">
                       <pic:pic xmlns:pic="http://schemas.openxmlformats.org/drawingml/2006/picture">
                         <pic:nvPicPr>
-                          <pic:cNvPr id="0" name="Picture 15"/>
+                          <pic:cNvPr id="26" name="Рисунок 15"/>
                           <pic:cNvPicPr>
                             <a:picLocks noChangeAspect="1" noChangeArrowheads="1"/>
                           </pic:cNvPicPr>
                         </pic:nvPicPr>
                         <pic:blipFill>
-                          <a:blip r:embed="rId8" cstate="print"/>
+                          <a:blip r:embed="rId10" cstate="print"/>
                           <a:srcRect/>
                           <a:stretch>
                             <a:fillRect/>
                           </a:stretch>
                         </pic:blipFill>
-                        <pic:spPr bwMode="auto">
+                        <pic:spPr>
                           <a:xfrm>
                             <a:off x="0" y="0"/>
                             <a:ext cx="110215" cy="216000"/>
@@ -425,13 +419,12 @@
             <w:r>
               <w:rPr>
                 <w:rFonts w:ascii="Tahoma" w:hAnsi="Tahoma" w:cs="Tahoma"/>
-                <w:noProof/>
                 <w:sz w:val="24"/>
                 <w:lang w:eastAsia="ru-RU"/>
               </w:rPr>
               <w:drawing>
                 <wp:inline distT="0" distB="0" distL="0" distR="0">
-                  <wp:extent cx="125723" cy="216000"/>
+                  <wp:extent cx="125095" cy="215900"/>
                   <wp:effectExtent l="19050" t="0" r="7627" b="0"/>
                   <wp:docPr id="27" name="Рисунок 18"/>
                   <wp:cNvGraphicFramePr>
@@ -441,19 +434,19 @@
                     <a:graphicData uri="http://schemas.openxmlformats.org/drawingml/2006/picture">
                       <pic:pic xmlns:pic="http://schemas.openxmlformats.org/drawingml/2006/picture">
                         <pic:nvPicPr>
-                          <pic:cNvPr id="0" name="Picture 18"/>
+                          <pic:cNvPr id="27" name="Рисунок 18"/>
                           <pic:cNvPicPr>
                             <a:picLocks noChangeAspect="1" noChangeArrowheads="1"/>
                           </pic:cNvPicPr>
                         </pic:nvPicPr>
                         <pic:blipFill>
-                          <a:blip r:embed="rId9" cstate="print"/>
+                          <a:blip r:embed="rId11" cstate="print"/>
                           <a:srcRect/>
                           <a:stretch>
                             <a:fillRect/>
                           </a:stretch>
                         </pic:blipFill>
-                        <pic:spPr bwMode="auto">
+                        <pic:spPr>
                           <a:xfrm>
                             <a:off x="0" y="0"/>
                             <a:ext cx="125723" cy="216000"/>
@@ -494,13 +487,12 @@
             <w:r>
               <w:rPr>
                 <w:rFonts w:ascii="Tahoma" w:hAnsi="Tahoma" w:cs="Tahoma"/>
-                <w:noProof/>
                 <w:sz w:val="24"/>
                 <w:lang w:eastAsia="ru-RU"/>
               </w:rPr>
               <w:drawing>
                 <wp:inline distT="0" distB="0" distL="0" distR="0">
-                  <wp:extent cx="149538" cy="216000"/>
+                  <wp:extent cx="149225" cy="215900"/>
                   <wp:effectExtent l="19050" t="0" r="2862" b="0"/>
                   <wp:docPr id="224" name="Рисунок 21"/>
                   <wp:cNvGraphicFramePr>
@@ -510,19 +502,19 @@
                     <a:graphicData uri="http://schemas.openxmlformats.org/drawingml/2006/picture">
                       <pic:pic xmlns:pic="http://schemas.openxmlformats.org/drawingml/2006/picture">
                         <pic:nvPicPr>
-                          <pic:cNvPr id="0" name="Picture 21"/>
+                          <pic:cNvPr id="224" name="Рисунок 21"/>
                           <pic:cNvPicPr>
                             <a:picLocks noChangeAspect="1" noChangeArrowheads="1"/>
                           </pic:cNvPicPr>
                         </pic:nvPicPr>
                         <pic:blipFill>
-                          <a:blip r:embed="rId10" cstate="print"/>
+                          <a:blip r:embed="rId12" cstate="print"/>
                           <a:srcRect/>
                           <a:stretch>
                             <a:fillRect/>
                           </a:stretch>
                         </pic:blipFill>
-                        <pic:spPr bwMode="auto">
+                        <pic:spPr>
                           <a:xfrm>
                             <a:off x="0" y="0"/>
                             <a:ext cx="149538" cy="216000"/>
@@ -563,13 +555,12 @@
             <w:r>
               <w:rPr>
                 <w:rFonts w:ascii="Tahoma" w:hAnsi="Tahoma" w:cs="Tahoma"/>
-                <w:noProof/>
                 <w:sz w:val="24"/>
                 <w:lang w:eastAsia="ru-RU"/>
               </w:rPr>
               <w:drawing>
                 <wp:inline distT="0" distB="0" distL="0" distR="0">
-                  <wp:extent cx="161723" cy="216000"/>
+                  <wp:extent cx="161290" cy="215900"/>
                   <wp:effectExtent l="19050" t="0" r="0" b="0"/>
                   <wp:docPr id="229" name="Рисунок 24"/>
                   <wp:cNvGraphicFramePr>
@@ -579,19 +570,19 @@
                     <a:graphicData uri="http://schemas.openxmlformats.org/drawingml/2006/picture">
                       <pic:pic xmlns:pic="http://schemas.openxmlformats.org/drawingml/2006/picture">
                         <pic:nvPicPr>
-                          <pic:cNvPr id="0" name="Picture 24"/>
+                          <pic:cNvPr id="229" name="Рисунок 24"/>
                           <pic:cNvPicPr>
                             <a:picLocks noChangeAspect="1" noChangeArrowheads="1"/>
                           </pic:cNvPicPr>
                         </pic:nvPicPr>
                         <pic:blipFill>
-                          <a:blip r:embed="rId11" cstate="print"/>
+                          <a:blip r:embed="rId13" cstate="print"/>
                           <a:srcRect/>
                           <a:stretch>
                             <a:fillRect/>
                           </a:stretch>
                         </pic:blipFill>
-                        <pic:spPr bwMode="auto">
+                        <pic:spPr>
                           <a:xfrm>
                             <a:off x="0" y="0"/>
                             <a:ext cx="161723" cy="216000"/>
@@ -632,13 +623,12 @@
             <w:r>
               <w:rPr>
                 <w:rFonts w:ascii="Tahoma" w:hAnsi="Tahoma" w:cs="Tahoma"/>
-                <w:noProof/>
                 <w:sz w:val="24"/>
                 <w:lang w:eastAsia="ru-RU"/>
               </w:rPr>
               <w:drawing>
                 <wp:inline distT="0" distB="0" distL="0" distR="0">
-                  <wp:extent cx="161169" cy="216000"/>
+                  <wp:extent cx="160655" cy="215900"/>
                   <wp:effectExtent l="19050" t="0" r="0" b="0"/>
                   <wp:docPr id="230" name="Рисунок 27"/>
                   <wp:cNvGraphicFramePr>
@@ -648,19 +638,19 @@
                     <a:graphicData uri="http://schemas.openxmlformats.org/drawingml/2006/picture">
                       <pic:pic xmlns:pic="http://schemas.openxmlformats.org/drawingml/2006/picture">
                         <pic:nvPicPr>
-                          <pic:cNvPr id="0" name="Picture 27"/>
+                          <pic:cNvPr id="230" name="Рисунок 27"/>
                           <pic:cNvPicPr>
                             <a:picLocks noChangeAspect="1" noChangeArrowheads="1"/>
                           </pic:cNvPicPr>
                         </pic:nvPicPr>
                         <pic:blipFill>
-                          <a:blip r:embed="rId12" cstate="print"/>
+                          <a:blip r:embed="rId14" cstate="print"/>
                           <a:srcRect/>
                           <a:stretch>
                             <a:fillRect/>
                           </a:stretch>
                         </pic:blipFill>
-                        <pic:spPr bwMode="auto">
+                        <pic:spPr>
                           <a:xfrm>
                             <a:off x="0" y="0"/>
                             <a:ext cx="161169" cy="216000"/>
@@ -701,13 +691,12 @@
             <w:r>
               <w:rPr>
                 <w:rFonts w:ascii="Tahoma" w:hAnsi="Tahoma" w:cs="Tahoma"/>
-                <w:noProof/>
                 <w:sz w:val="24"/>
                 <w:lang w:eastAsia="ru-RU"/>
               </w:rPr>
               <w:drawing>
                 <wp:inline distT="0" distB="0" distL="0" distR="0">
-                  <wp:extent cx="161169" cy="216000"/>
+                  <wp:extent cx="160655" cy="215900"/>
                   <wp:effectExtent l="19050" t="0" r="0" b="0"/>
                   <wp:docPr id="231" name="Рисунок 30"/>
                   <wp:cNvGraphicFramePr>
@@ -717,19 +706,19 @@
                     <a:graphicData uri="http://schemas.openxmlformats.org/drawingml/2006/picture">
                       <pic:pic xmlns:pic="http://schemas.openxmlformats.org/drawingml/2006/picture">
                         <pic:nvPicPr>
-                          <pic:cNvPr id="0" name="Picture 30"/>
+                          <pic:cNvPr id="231" name="Рисунок 30"/>
                           <pic:cNvPicPr>
                             <a:picLocks noChangeAspect="1" noChangeArrowheads="1"/>
                           </pic:cNvPicPr>
                         </pic:nvPicPr>
                         <pic:blipFill>
-                          <a:blip r:embed="rId13" cstate="print"/>
+                          <a:blip r:embed="rId15" cstate="print"/>
                           <a:srcRect/>
                           <a:stretch>
                             <a:fillRect/>
                           </a:stretch>
                         </pic:blipFill>
-                        <pic:spPr bwMode="auto">
+                        <pic:spPr>
                           <a:xfrm>
                             <a:off x="0" y="0"/>
                             <a:ext cx="161169" cy="216000"/>
@@ -756,7 +745,7 @@
         <w:tc>
           <w:tcPr>
             <w:tcW w:w="3119" w:type="dxa"/>
-            <w:vMerge/>
+            <w:vMerge w:val="continue"/>
           </w:tcPr>
           <w:p>
             <w:pPr>
@@ -771,7 +760,7 @@
         <w:tc>
           <w:tcPr>
             <w:tcW w:w="992" w:type="dxa"/>
-            <w:vMerge/>
+            <w:vMerge w:val="continue"/>
           </w:tcPr>
           <w:p>
             <w:pPr>
@@ -786,7 +775,7 @@
         <w:tc>
           <w:tcPr>
             <w:tcW w:w="2977" w:type="dxa"/>
-            <w:vMerge/>
+            <w:vMerge w:val="continue"/>
           </w:tcPr>
           <w:p>
             <w:pPr>
@@ -801,7 +790,7 @@
         <w:tc>
           <w:tcPr>
             <w:tcW w:w="2748" w:type="dxa"/>
-            <w:vMerge/>
+            <w:vMerge w:val="continue"/>
           </w:tcPr>
           <w:p>
             <w:pPr>
@@ -815,6 +804,22 @@
         </w:tc>
       </w:tr>
       <w:tr>
+        <w:tblPrEx>
+          <w:tblBorders>
+            <w:top w:val="single" w:color="000000" w:themeColor="text1" w:sz="4" w:space="0"/>
+            <w:left w:val="single" w:color="000000" w:themeColor="text1" w:sz="4" w:space="0"/>
+            <w:bottom w:val="single" w:color="000000" w:themeColor="text1" w:sz="4" w:space="0"/>
+            <w:right w:val="single" w:color="000000" w:themeColor="text1" w:sz="4" w:space="0"/>
+            <w:insideH w:val="single" w:color="000000" w:themeColor="text1" w:sz="4" w:space="0"/>
+            <w:insideV w:val="single" w:color="000000" w:themeColor="text1" w:sz="4" w:space="0"/>
+          </w:tblBorders>
+          <w:tblCellMar>
+            <w:top w:w="0" w:type="dxa"/>
+            <w:left w:w="108" w:type="dxa"/>
+            <w:bottom w:w="0" w:type="dxa"/>
+            <w:right w:w="108" w:type="dxa"/>
+          </w:tblCellMar>
+        </w:tblPrEx>
         <w:tc>
           <w:tcPr>
             <w:tcW w:w="817" w:type="dxa"/>
@@ -1066,35 +1071,41 @@
           <w:szCs w:val="20"/>
         </w:rPr>
       </w:pPr>
+      <w:bookmarkStart w:id="0" w:name="_GoBack"/>
+      <w:bookmarkEnd w:id="0"/>
     </w:p>
     <w:sectPr>
-      <w:headerReference w:type="even" r:id="rId14"/>
-      <w:headerReference w:type="default" r:id="rId15"/>
-      <w:footerReference w:type="even" r:id="rId16"/>
-      <w:footerReference w:type="default" r:id="rId17"/>
-      <w:headerReference w:type="first" r:id="rId18"/>
-      <w:footerReference w:type="first" r:id="rId19"/>
+      <w:headerReference r:id="rId7" w:type="first"/>
+      <w:headerReference r:id="rId5" w:type="default"/>
+      <w:headerReference r:id="rId6" w:type="even"/>
+      <w:footerReference r:id="rId8" w:type="even"/>
       <w:pgSz w:w="16838" w:h="11906" w:orient="landscape"/>
       <w:pgMar w:top="720" w:right="720" w:bottom="720" w:left="720" w:header="708" w:footer="708" w:gutter="0"/>
-      <w:cols w:space="708"/>
+      <w:cols w:space="708" w:num="1"/>
       <w:titlePg/>
-      <w:docGrid w:linePitch="360"/>
+      <w:docGrid w:linePitch="360" w:charSpace="0"/>
     </w:sectPr>
   </w:body>
 </w:document>
 </file>
 
 <file path=word/endnotes.xml><?xml version="1.0" encoding="utf-8"?>
-<w:endnotes xmlns:wpc="http://schemas.microsoft.com/office/word/2010/wordprocessingCanvas" xmlns:cx="http://schemas.microsoft.com/office/drawing/2014/chartex" xmlns:cx1="http://schemas.microsoft.com/office/drawing/2015/9/8/chartex" xmlns:cx2="http://schemas.microsoft.com/office/drawing/2015/10/21/chartex" xmlns:cx3="http://schemas.microsoft.com/office/drawing/2016/5/9/chartex" xmlns:cx4="http://schemas.microsoft.com/office/drawing/2016/5/10/chartex" xmlns:cx5="http://schemas.microsoft.com/office/drawing/2016/5/11/chartex" xmlns:cx6="http://schemas.microsoft.com/office/drawing/2016/5/12/chartex" xmlns:cx7="http://schemas.microsoft.com/office/drawing/2016/5/13/chartex" xmlns:cx8="http://schemas.microsoft.com/office/drawing/2016/5/14/chartex" xmlns:mc="http://schemas.openxmlformats.org/markup-compatibility/2006" xmlns:aink="http://schemas.microsoft.com/office/drawing/2016/ink" xmlns:am3d="http://schemas.microsoft.com/office/drawing/2017/model3d" xmlns:o="urn:schemas-microsoft-com:office:office" xmlns:r="http://schemas.openxmlformats.org/officeDocument/2006/relationships" xmlns:m="http://schemas.openxmlformats.org/officeDocument/2006/math" xmlns:v="urn:schemas-microsoft-com:vml" xmlns:wp14="http://schemas.microsoft.com/office/word/2010/wordprocessingDrawing" xmlns:wp="http://schemas.openxmlformats.org/drawingml/2006/wordprocessingDrawing" xmlns:w10="urn:schemas-microsoft-com:office:word" xmlns:w="http://schemas.openxmlformats.org/wordprocessingml/2006/main" xmlns:w14="http://schemas.microsoft.com/office/word/2010/wordml" xmlns:w15="http://schemas.microsoft.com/office/word/2012/wordml" xmlns:w16cid="http://schemas.microsoft.com/office/word/2016/wordml/cid" xmlns:w16se="http://schemas.microsoft.com/office/word/2015/wordml/symex" xmlns:wpg="http://schemas.microsoft.com/office/word/2010/wordprocessingGroup" xmlns:wpi="http://schemas.microsoft.com/office/word/2010/wordprocessingInk" xmlns:wne="http://schemas.microsoft.com/office/word/2006/wordml" xmlns:wps="http://schemas.microsoft.com/office/word/2010/wordprocessingShape" mc:Ignorable="w14 w15 w16se w16cid wp14">
-  <w:endnote w:type="separator" w:id="-1">
+<w:endnotes xmlns:wpc="http://schemas.microsoft.com/office/word/2010/wordprocessingCanvas" xmlns:mc="http://schemas.openxmlformats.org/markup-compatibility/2006" xmlns:o="urn:schemas-microsoft-com:office:office" xmlns:r="http://schemas.openxmlformats.org/officeDocument/2006/relationships" xmlns:m="http://schemas.openxmlformats.org/officeDocument/2006/math" xmlns:v="urn:schemas-microsoft-com:vml" xmlns:wp14="http://schemas.microsoft.com/office/word/2010/wordprocessingDrawing" xmlns:wp="http://schemas.openxmlformats.org/drawingml/2006/wordprocessingDrawing" xmlns:w="http://schemas.openxmlformats.org/wordprocessingml/2006/main" xmlns:w14="http://schemas.microsoft.com/office/word/2010/wordml" xmlns:w15="http://schemas.microsoft.com/office/word/2012/wordml" xmlns:w10="urn:schemas-microsoft-com:office:word" xmlns:wpg="http://schemas.microsoft.com/office/word/2010/wordprocessingGroup" xmlns:wpi="http://schemas.microsoft.com/office/word/2010/wordprocessingInk" xmlns:wne="http://schemas.microsoft.com/office/word/2006/wordml" xmlns:wps="http://schemas.microsoft.com/office/word/2010/wordprocessingShape" xmlns:wpsCustomData="http://www.wps.cn/officeDocument/2013/wpsCustomData" mc:Ignorable="w14 w15 wp14">
+  <w:endnote w:type="separator" w:id="0">
     <w:p>
+      <w:pPr>
+        <w:spacing w:line="240" w:lineRule="auto"/>
+      </w:pPr>
       <w:r>
         <w:separator/>
       </w:r>
     </w:p>
   </w:endnote>
-  <w:endnote w:type="continuationSeparator" w:id="0">
+  <w:endnote w:type="continuationSeparator" w:id="1">
     <w:p>
+      <w:pPr>
+        <w:spacing w:line="240" w:lineRule="auto"/>
+      </w:pPr>
       <w:r>
         <w:continuationSeparator/>
       </w:r>
@@ -1104,46 +1115,32 @@
 </file>
 
 <file path=word/footer1.xml><?xml version="1.0" encoding="utf-8"?>
-<w:ftr xmlns:wpc="http://schemas.microsoft.com/office/word/2010/wordprocessingCanvas" xmlns:cx="http://schemas.microsoft.com/office/drawing/2014/chartex" xmlns:cx1="http://schemas.microsoft.com/office/drawing/2015/9/8/chartex" xmlns:cx2="http://schemas.microsoft.com/office/drawing/2015/10/21/chartex" xmlns:cx3="http://schemas.microsoft.com/office/drawing/2016/5/9/chartex" xmlns:cx4="http://schemas.microsoft.com/office/drawing/2016/5/10/chartex" xmlns:cx5="http://schemas.microsoft.com/office/drawing/2016/5/11/chartex" xmlns:cx6="http://schemas.microsoft.com/office/drawing/2016/5/12/chartex" xmlns:cx7="http://schemas.microsoft.com/office/drawing/2016/5/13/chartex" xmlns:cx8="http://schemas.microsoft.com/office/drawing/2016/5/14/chartex" xmlns:mc="http://schemas.openxmlformats.org/markup-compatibility/2006" xmlns:aink="http://schemas.microsoft.com/office/drawing/2016/ink" xmlns:am3d="http://schemas.microsoft.com/office/drawing/2017/model3d" xmlns:o="urn:schemas-microsoft-com:office:office" xmlns:r="http://schemas.openxmlformats.org/officeDocument/2006/relationships" xmlns:m="http://schemas.openxmlformats.org/officeDocument/2006/math" xmlns:v="urn:schemas-microsoft-com:vml" xmlns:wp14="http://schemas.microsoft.com/office/word/2010/wordprocessingDrawing" xmlns:wp="http://schemas.openxmlformats.org/drawingml/2006/wordprocessingDrawing" xmlns:w10="urn:schemas-microsoft-com:office:word" xmlns:w="http://schemas.openxmlformats.org/wordprocessingml/2006/main" xmlns:w14="http://schemas.microsoft.com/office/word/2010/wordml" xmlns:w15="http://schemas.microsoft.com/office/word/2012/wordml" xmlns:w16cid="http://schemas.microsoft.com/office/word/2016/wordml/cid" xmlns:w16se="http://schemas.microsoft.com/office/word/2015/wordml/symex" xmlns:wpg="http://schemas.microsoft.com/office/word/2010/wordprocessingGroup" xmlns:wpi="http://schemas.microsoft.com/office/word/2010/wordprocessingInk" xmlns:wne="http://schemas.microsoft.com/office/word/2006/wordml" xmlns:wps="http://schemas.microsoft.com/office/word/2010/wordprocessingShape" mc:Ignorable="w14 w15 w16se w16cid wp14">
+<w:ftr xmlns:wpc="http://schemas.microsoft.com/office/word/2010/wordprocessingCanvas" xmlns:mc="http://schemas.openxmlformats.org/markup-compatibility/2006" xmlns:o="urn:schemas-microsoft-com:office:office" xmlns:r="http://schemas.openxmlformats.org/officeDocument/2006/relationships" xmlns:m="http://schemas.openxmlformats.org/officeDocument/2006/math" xmlns:v="urn:schemas-microsoft-com:vml" xmlns:wp14="http://schemas.microsoft.com/office/word/2010/wordprocessingDrawing" xmlns:wp="http://schemas.openxmlformats.org/drawingml/2006/wordprocessingDrawing" xmlns:w10="urn:schemas-microsoft-com:office:word" xmlns:w="http://schemas.openxmlformats.org/wordprocessingml/2006/main" xmlns:w14="http://schemas.microsoft.com/office/word/2010/wordml" xmlns:w15="http://schemas.microsoft.com/office/word/2012/wordml" xmlns:wpg="http://schemas.microsoft.com/office/word/2010/wordprocessingGroup" xmlns:wpi="http://schemas.microsoft.com/office/word/2010/wordprocessingInk" xmlns:wne="http://schemas.microsoft.com/office/word/2006/wordml" xmlns:wps="http://schemas.microsoft.com/office/word/2010/wordprocessingShape" xmlns:wpsCustomData="http://www.wps.cn/officeDocument/2013/wpsCustomData" mc:Ignorable="w14 w15 wp14">
   <w:p>
     <w:pPr>
-      <w:pStyle w:val="a5"/>
-    </w:pPr>
-  </w:p>
-</w:ftr>
-</file>
-
-<file path=word/footer2.xml><?xml version="1.0" encoding="utf-8"?>
-<w:ftr xmlns:wpc="http://schemas.microsoft.com/office/word/2010/wordprocessingCanvas" xmlns:cx="http://schemas.microsoft.com/office/drawing/2014/chartex" xmlns:cx1="http://schemas.microsoft.com/office/drawing/2015/9/8/chartex" xmlns:cx2="http://schemas.microsoft.com/office/drawing/2015/10/21/chartex" xmlns:cx3="http://schemas.microsoft.com/office/drawing/2016/5/9/chartex" xmlns:cx4="http://schemas.microsoft.com/office/drawing/2016/5/10/chartex" xmlns:cx5="http://schemas.microsoft.com/office/drawing/2016/5/11/chartex" xmlns:cx6="http://schemas.microsoft.com/office/drawing/2016/5/12/chartex" xmlns:cx7="http://schemas.microsoft.com/office/drawing/2016/5/13/chartex" xmlns:cx8="http://schemas.microsoft.com/office/drawing/2016/5/14/chartex" xmlns:mc="http://schemas.openxmlformats.org/markup-compatibility/2006" xmlns:aink="http://schemas.microsoft.com/office/drawing/2016/ink" xmlns:am3d="http://schemas.microsoft.com/office/drawing/2017/model3d" xmlns:o="urn:schemas-microsoft-com:office:office" xmlns:r="http://schemas.openxmlformats.org/officeDocument/2006/relationships" xmlns:m="http://schemas.openxmlformats.org/officeDocument/2006/math" xmlns:v="urn:schemas-microsoft-com:vml" xmlns:wp14="http://schemas.microsoft.com/office/word/2010/wordprocessingDrawing" xmlns:wp="http://schemas.openxmlformats.org/drawingml/2006/wordprocessingDrawing" xmlns:w10="urn:schemas-microsoft-com:office:word" xmlns:w="http://schemas.openxmlformats.org/wordprocessingml/2006/main" xmlns:w14="http://schemas.microsoft.com/office/word/2010/wordml" xmlns:w15="http://schemas.microsoft.com/office/word/2012/wordml" xmlns:w16cid="http://schemas.microsoft.com/office/word/2016/wordml/cid" xmlns:w16se="http://schemas.microsoft.com/office/word/2015/wordml/symex" xmlns:wpg="http://schemas.microsoft.com/office/word/2010/wordprocessingGroup" xmlns:wpi="http://schemas.microsoft.com/office/word/2010/wordprocessingInk" xmlns:wne="http://schemas.microsoft.com/office/word/2006/wordml" xmlns:wps="http://schemas.microsoft.com/office/word/2010/wordprocessingShape" mc:Ignorable="w14 w15 w16se w16cid wp14">
-  <w:p>
-    <w:pPr>
-      <w:pStyle w:val="a5"/>
-    </w:pPr>
-  </w:p>
-</w:ftr>
-</file>
-
-<file path=word/footer3.xml><?xml version="1.0" encoding="utf-8"?>
-<w:ftr xmlns:wpc="http://schemas.microsoft.com/office/word/2010/wordprocessingCanvas" xmlns:cx="http://schemas.microsoft.com/office/drawing/2014/chartex" xmlns:cx1="http://schemas.microsoft.com/office/drawing/2015/9/8/chartex" xmlns:cx2="http://schemas.microsoft.com/office/drawing/2015/10/21/chartex" xmlns:cx3="http://schemas.microsoft.com/office/drawing/2016/5/9/chartex" xmlns:cx4="http://schemas.microsoft.com/office/drawing/2016/5/10/chartex" xmlns:cx5="http://schemas.microsoft.com/office/drawing/2016/5/11/chartex" xmlns:cx6="http://schemas.microsoft.com/office/drawing/2016/5/12/chartex" xmlns:cx7="http://schemas.microsoft.com/office/drawing/2016/5/13/chartex" xmlns:cx8="http://schemas.microsoft.com/office/drawing/2016/5/14/chartex" xmlns:mc="http://schemas.openxmlformats.org/markup-compatibility/2006" xmlns:aink="http://schemas.microsoft.com/office/drawing/2016/ink" xmlns:am3d="http://schemas.microsoft.com/office/drawing/2017/model3d" xmlns:o="urn:schemas-microsoft-com:office:office" xmlns:r="http://schemas.openxmlformats.org/officeDocument/2006/relationships" xmlns:m="http://schemas.openxmlformats.org/officeDocument/2006/math" xmlns:v="urn:schemas-microsoft-com:vml" xmlns:wp14="http://schemas.microsoft.com/office/word/2010/wordprocessingDrawing" xmlns:wp="http://schemas.openxmlformats.org/drawingml/2006/wordprocessingDrawing" xmlns:w10="urn:schemas-microsoft-com:office:word" xmlns:w="http://schemas.openxmlformats.org/wordprocessingml/2006/main" xmlns:w14="http://schemas.microsoft.com/office/word/2010/wordml" xmlns:w15="http://schemas.microsoft.com/office/word/2012/wordml" xmlns:w16cid="http://schemas.microsoft.com/office/word/2016/wordml/cid" xmlns:w16se="http://schemas.microsoft.com/office/word/2015/wordml/symex" xmlns:wpg="http://schemas.microsoft.com/office/word/2010/wordprocessingGroup" xmlns:wpi="http://schemas.microsoft.com/office/word/2010/wordprocessingInk" xmlns:wne="http://schemas.microsoft.com/office/word/2006/wordml" xmlns:wps="http://schemas.microsoft.com/office/word/2010/wordprocessingShape" mc:Ignorable="w14 w15 w16se w16cid wp14">
-  <w:p>
-    <w:pPr>
-      <w:pStyle w:val="a5"/>
+      <w:pStyle w:val="6"/>
     </w:pPr>
   </w:p>
 </w:ftr>
 </file>
 
 <file path=word/footnotes.xml><?xml version="1.0" encoding="utf-8"?>
-<w:footnotes xmlns:wpc="http://schemas.microsoft.com/office/word/2010/wordprocessingCanvas" xmlns:cx="http://schemas.microsoft.com/office/drawing/2014/chartex" xmlns:cx1="http://schemas.microsoft.com/office/drawing/2015/9/8/chartex" xmlns:cx2="http://schemas.microsoft.com/office/drawing/2015/10/21/chartex" xmlns:cx3="http://schemas.microsoft.com/office/drawing/2016/5/9/chartex" xmlns:cx4="http://schemas.microsoft.com/office/drawing/2016/5/10/chartex" xmlns:cx5="http://schemas.microsoft.com/office/drawing/2016/5/11/chartex" xmlns:cx6="http://schemas.microsoft.com/office/drawing/2016/5/12/chartex" xmlns:cx7="http://schemas.microsoft.com/office/drawing/2016/5/13/chartex" xmlns:cx8="http://schemas.microsoft.com/office/drawing/2016/5/14/chartex" xmlns:mc="http://schemas.openxmlformats.org/markup-compatibility/2006" xmlns:aink="http://schemas.microsoft.com/office/drawing/2016/ink" xmlns:am3d="http://schemas.microsoft.com/office/drawing/2017/model3d" xmlns:o="urn:schemas-microsoft-com:office:office" xmlns:r="http://schemas.openxmlformats.org/officeDocument/2006/relationships" xmlns:m="http://schemas.openxmlformats.org/officeDocument/2006/math" xmlns:v="urn:schemas-microsoft-com:vml" xmlns:wp14="http://schemas.microsoft.com/office/word/2010/wordprocessingDrawing" xmlns:wp="http://schemas.openxmlformats.org/drawingml/2006/wordprocessingDrawing" xmlns:w10="urn:schemas-microsoft-com:office:word" xmlns:w="http://schemas.openxmlformats.org/wordprocessingml/2006/main" xmlns:w14="http://schemas.microsoft.com/office/word/2010/wordml" xmlns:w15="http://schemas.microsoft.com/office/word/2012/wordml" xmlns:w16cid="http://schemas.microsoft.com/office/word/2016/wordml/cid" xmlns:w16se="http://schemas.microsoft.com/office/word/2015/wordml/symex" xmlns:wpg="http://schemas.microsoft.com/office/word/2010/wordprocessingGroup" xmlns:wpi="http://schemas.microsoft.com/office/word/2010/wordprocessingInk" xmlns:wne="http://schemas.microsoft.com/office/word/2006/wordml" xmlns:wps="http://schemas.microsoft.com/office/word/2010/wordprocessingShape" mc:Ignorable="w14 w15 w16se w16cid wp14">
-  <w:footnote w:type="separator" w:id="-1">
+<w:footnotes xmlns:wpc="http://schemas.microsoft.com/office/word/2010/wordprocessingCanvas" xmlns:mc="http://schemas.openxmlformats.org/markup-compatibility/2006" xmlns:o="urn:schemas-microsoft-com:office:office" xmlns:r="http://schemas.openxmlformats.org/officeDocument/2006/relationships" xmlns:m="http://schemas.openxmlformats.org/officeDocument/2006/math" xmlns:v="urn:schemas-microsoft-com:vml" xmlns:wp14="http://schemas.microsoft.com/office/word/2010/wordprocessingDrawing" xmlns:wp="http://schemas.openxmlformats.org/drawingml/2006/wordprocessingDrawing" xmlns:w="http://schemas.openxmlformats.org/wordprocessingml/2006/main" xmlns:w14="http://schemas.microsoft.com/office/word/2010/wordml" xmlns:w15="http://schemas.microsoft.com/office/word/2012/wordml" xmlns:w10="urn:schemas-microsoft-com:office:word" xmlns:wpg="http://schemas.microsoft.com/office/word/2010/wordprocessingGroup" xmlns:wpi="http://schemas.microsoft.com/office/word/2010/wordprocessingInk" xmlns:wne="http://schemas.microsoft.com/office/word/2006/wordml" xmlns:wps="http://schemas.microsoft.com/office/word/2010/wordprocessingShape" xmlns:wpsCustomData="http://www.wps.cn/officeDocument/2013/wpsCustomData" mc:Ignorable="w14 w15 wp14">
+  <w:footnote w:type="separator" w:id="0">
     <w:p>
+      <w:pPr>
+        <w:spacing w:before="0" w:after="0" w:line="240" w:lineRule="auto"/>
+      </w:pPr>
       <w:r>
         <w:separator/>
       </w:r>
     </w:p>
   </w:footnote>
-  <w:footnote w:type="continuationSeparator" w:id="0">
+  <w:footnote w:type="continuationSeparator" w:id="1">
     <w:p>
+      <w:pPr>
+        <w:spacing w:before="0" w:after="0" w:line="240" w:lineRule="auto"/>
+      </w:pPr>
       <w:r>
         <w:continuationSeparator/>
       </w:r>
@@ -1153,22 +1150,27 @@
 </file>
 
 <file path=word/header1.xml><?xml version="1.0" encoding="utf-8"?>
-<w:hdr xmlns:wpc="http://schemas.microsoft.com/office/word/2010/wordprocessingCanvas" xmlns:cx="http://schemas.microsoft.com/office/drawing/2014/chartex" xmlns:cx1="http://schemas.microsoft.com/office/drawing/2015/9/8/chartex" xmlns:cx2="http://schemas.microsoft.com/office/drawing/2015/10/21/chartex" xmlns:cx3="http://schemas.microsoft.com/office/drawing/2016/5/9/chartex" xmlns:cx4="http://schemas.microsoft.com/office/drawing/2016/5/10/chartex" xmlns:cx5="http://schemas.microsoft.com/office/drawing/2016/5/11/chartex" xmlns:cx6="http://schemas.microsoft.com/office/drawing/2016/5/12/chartex" xmlns:cx7="http://schemas.microsoft.com/office/drawing/2016/5/13/chartex" xmlns:cx8="http://schemas.microsoft.com/office/drawing/2016/5/14/chartex" xmlns:mc="http://schemas.openxmlformats.org/markup-compatibility/2006" xmlns:aink="http://schemas.microsoft.com/office/drawing/2016/ink" xmlns:am3d="http://schemas.microsoft.com/office/drawing/2017/model3d" xmlns:o="urn:schemas-microsoft-com:office:office" xmlns:r="http://schemas.openxmlformats.org/officeDocument/2006/relationships" xmlns:m="http://schemas.openxmlformats.org/officeDocument/2006/math" xmlns:v="urn:schemas-microsoft-com:vml" xmlns:wp14="http://schemas.microsoft.com/office/word/2010/wordprocessingDrawing" xmlns:wp="http://schemas.openxmlformats.org/drawingml/2006/wordprocessingDrawing" xmlns:w10="urn:schemas-microsoft-com:office:word" xmlns:w="http://schemas.openxmlformats.org/wordprocessingml/2006/main" xmlns:w14="http://schemas.microsoft.com/office/word/2010/wordml" xmlns:w15="http://schemas.microsoft.com/office/word/2012/wordml" xmlns:w16cid="http://schemas.microsoft.com/office/word/2016/wordml/cid" xmlns:w16se="http://schemas.microsoft.com/office/word/2015/wordml/symex" xmlns:wpg="http://schemas.microsoft.com/office/word/2010/wordprocessingGroup" xmlns:wpi="http://schemas.microsoft.com/office/word/2010/wordprocessingInk" xmlns:wne="http://schemas.microsoft.com/office/word/2006/wordml" xmlns:wps="http://schemas.microsoft.com/office/word/2010/wordprocessingShape" mc:Ignorable="w14 w15 w16se w16cid wp14">
-  <w:p>
-    <w:pPr>
-      <w:pStyle w:val="a3"/>
-    </w:pPr>
-  </w:p>
-</w:hdr>
-</file>
-
-<file path=word/header2.xml><?xml version="1.0" encoding="utf-8"?>
-<w:hdr xmlns:wpc="http://schemas.microsoft.com/office/word/2010/wordprocessingCanvas" xmlns:cx="http://schemas.microsoft.com/office/drawing/2014/chartex" xmlns:cx1="http://schemas.microsoft.com/office/drawing/2015/9/8/chartex" xmlns:cx2="http://schemas.microsoft.com/office/drawing/2015/10/21/chartex" xmlns:cx3="http://schemas.microsoft.com/office/drawing/2016/5/9/chartex" xmlns:cx4="http://schemas.microsoft.com/office/drawing/2016/5/10/chartex" xmlns:cx5="http://schemas.microsoft.com/office/drawing/2016/5/11/chartex" xmlns:cx6="http://schemas.microsoft.com/office/drawing/2016/5/12/chartex" xmlns:cx7="http://schemas.microsoft.com/office/drawing/2016/5/13/chartex" xmlns:cx8="http://schemas.microsoft.com/office/drawing/2016/5/14/chartex" xmlns:mc="http://schemas.openxmlformats.org/markup-compatibility/2006" xmlns:aink="http://schemas.microsoft.com/office/drawing/2016/ink" xmlns:am3d="http://schemas.microsoft.com/office/drawing/2017/model3d" xmlns:o="urn:schemas-microsoft-com:office:office" xmlns:r="http://schemas.openxmlformats.org/officeDocument/2006/relationships" xmlns:m="http://schemas.openxmlformats.org/officeDocument/2006/math" xmlns:v="urn:schemas-microsoft-com:vml" xmlns:wp14="http://schemas.microsoft.com/office/word/2010/wordprocessingDrawing" xmlns:wp="http://schemas.openxmlformats.org/drawingml/2006/wordprocessingDrawing" xmlns:w10="urn:schemas-microsoft-com:office:word" xmlns:w="http://schemas.openxmlformats.org/wordprocessingml/2006/main" xmlns:w14="http://schemas.microsoft.com/office/word/2010/wordml" xmlns:w15="http://schemas.microsoft.com/office/word/2012/wordml" xmlns:w16cid="http://schemas.microsoft.com/office/word/2016/wordml/cid" xmlns:w16se="http://schemas.microsoft.com/office/word/2015/wordml/symex" xmlns:wpg="http://schemas.microsoft.com/office/word/2010/wordprocessingGroup" xmlns:wpi="http://schemas.microsoft.com/office/word/2010/wordprocessingInk" xmlns:wne="http://schemas.microsoft.com/office/word/2006/wordml" xmlns:wps="http://schemas.microsoft.com/office/word/2010/wordprocessingShape" mc:Ignorable="w14 w15 w16se w16cid wp14">
+<w:hdr xmlns:wpc="http://schemas.microsoft.com/office/word/2010/wordprocessingCanvas" xmlns:mc="http://schemas.openxmlformats.org/markup-compatibility/2006" xmlns:o="urn:schemas-microsoft-com:office:office" xmlns:r="http://schemas.openxmlformats.org/officeDocument/2006/relationships" xmlns:m="http://schemas.openxmlformats.org/officeDocument/2006/math" xmlns:v="urn:schemas-microsoft-com:vml" xmlns:wp14="http://schemas.microsoft.com/office/word/2010/wordprocessingDrawing" xmlns:wp="http://schemas.openxmlformats.org/drawingml/2006/wordprocessingDrawing" xmlns:w10="urn:schemas-microsoft-com:office:word" xmlns:w="http://schemas.openxmlformats.org/wordprocessingml/2006/main" xmlns:w14="http://schemas.microsoft.com/office/word/2010/wordml" xmlns:w15="http://schemas.microsoft.com/office/word/2012/wordml" xmlns:wpg="http://schemas.microsoft.com/office/word/2010/wordprocessingGroup" xmlns:wpi="http://schemas.microsoft.com/office/word/2010/wordprocessingInk" xmlns:wne="http://schemas.microsoft.com/office/word/2006/wordml" xmlns:wps="http://schemas.microsoft.com/office/word/2010/wordprocessingShape" xmlns:wpsCustomData="http://www.wps.cn/officeDocument/2013/wpsCustomData" mc:Ignorable="w14 w15 wp14">
   <w:tbl>
     <w:tblPr>
-      <w:tblStyle w:val="a7"/>
+      <w:tblStyle w:val="8"/>
       <w:tblW w:w="0" w:type="auto"/>
-      <w:tblLook w:val="04A0" w:firstRow="1" w:lastRow="0" w:firstColumn="1" w:lastColumn="0" w:noHBand="0" w:noVBand="1"/>
+      <w:tblInd w:w="0" w:type="dxa"/>
+      <w:tblBorders>
+        <w:top w:val="single" w:color="000000" w:themeColor="text1" w:sz="4" w:space="0"/>
+        <w:left w:val="single" w:color="000000" w:themeColor="text1" w:sz="4" w:space="0"/>
+        <w:bottom w:val="single" w:color="000000" w:themeColor="text1" w:sz="4" w:space="0"/>
+        <w:right w:val="single" w:color="000000" w:themeColor="text1" w:sz="4" w:space="0"/>
+        <w:insideH w:val="single" w:color="000000" w:themeColor="text1" w:sz="4" w:space="0"/>
+        <w:insideV w:val="single" w:color="000000" w:themeColor="text1" w:sz="4" w:space="0"/>
+      </w:tblBorders>
+      <w:tblLayout w:type="autofit"/>
+      <w:tblCellMar>
+        <w:top w:w="0" w:type="dxa"/>
+        <w:left w:w="108" w:type="dxa"/>
+        <w:bottom w:w="0" w:type="dxa"/>
+        <w:right w:w="108" w:type="dxa"/>
+      </w:tblCellMar>
     </w:tblPr>
     <w:tblGrid>
       <w:gridCol w:w="812"/>
@@ -1199,44 +1201,50 @@
       <w:gridCol w:w="612"/>
     </w:tblGrid>
     <w:tr>
+      <w:tblPrEx>
+        <w:tblBorders>
+          <w:top w:val="single" w:color="000000" w:themeColor="text1" w:sz="4" w:space="0"/>
+          <w:left w:val="single" w:color="000000" w:themeColor="text1" w:sz="4" w:space="0"/>
+          <w:bottom w:val="single" w:color="000000" w:themeColor="text1" w:sz="4" w:space="0"/>
+          <w:right w:val="single" w:color="000000" w:themeColor="text1" w:sz="4" w:space="0"/>
+          <w:insideH w:val="single" w:color="000000" w:themeColor="text1" w:sz="4" w:space="0"/>
+          <w:insideV w:val="single" w:color="000000" w:themeColor="text1" w:sz="4" w:space="0"/>
+        </w:tblBorders>
+        <w:tblCellMar>
+          <w:top w:w="0" w:type="dxa"/>
+          <w:left w:w="108" w:type="dxa"/>
+          <w:bottom w:w="0" w:type="dxa"/>
+          <w:right w:w="108" w:type="dxa"/>
+        </w:tblCellMar>
+      </w:tblPrEx>
       <w:tc>
         <w:tcPr>
           <w:tcW w:w="964" w:type="dxa"/>
           <w:gridSpan w:val="2"/>
           <w:tcBorders>
-            <w:top w:val="single" w:sz="12" w:space="0" w:color="auto"/>
-            <w:left w:val="single" w:sz="12" w:space="0" w:color="auto"/>
-            <w:bottom w:val="single" w:sz="12" w:space="0" w:color="auto"/>
-            <w:right w:val="single" w:sz="12" w:space="0" w:color="auto"/>
-          </w:tcBorders>
-        </w:tcPr>
-        <w:p>
-          <w:pPr>
-            <w:pStyle w:val="a3"/>
-            <w:ind w:left="-85" w:right="-85"/>
-            <w:rPr>
-              <w:rFonts w:ascii="Arial" w:hAnsi="Arial" w:cs="Arial"/>
-              <w:sz w:val="20"/>
-              <w:szCs w:val="20"/>
-            </w:rPr>
-          </w:pPr>
-          <w:proofErr w:type="spellStart"/>
+            <w:top w:val="single" w:color="auto" w:sz="12" w:space="0"/>
+            <w:left w:val="single" w:color="auto" w:sz="12" w:space="0"/>
+            <w:bottom w:val="single" w:color="auto" w:sz="12" w:space="0"/>
+            <w:right w:val="single" w:color="auto" w:sz="12" w:space="0"/>
+          </w:tcBorders>
+        </w:tcPr>
+        <w:p>
+          <w:pPr>
+            <w:pStyle w:val="5"/>
+            <w:ind w:left="-85" w:right="-85"/>
+            <w:rPr>
+              <w:rFonts w:ascii="Arial" w:hAnsi="Arial" w:cs="Arial"/>
+              <w:sz w:val="20"/>
+              <w:szCs w:val="20"/>
+            </w:rPr>
+          </w:pPr>
           <w:r>
             <w:rPr>
               <w:rFonts w:ascii="Arial" w:hAnsi="Arial" w:cs="Arial"/>
               <w:sz w:val="20"/>
               <w:szCs w:val="20"/>
             </w:rPr>
-            <w:t>Дубл</w:t>
-          </w:r>
-          <w:proofErr w:type="spellEnd"/>
-          <w:r>
-            <w:rPr>
-              <w:rFonts w:ascii="Arial" w:hAnsi="Arial" w:cs="Arial"/>
-              <w:sz w:val="20"/>
-              <w:szCs w:val="20"/>
-            </w:rPr>
-            <w:t>.</w:t>
+            <w:t>Дубл.</w:t>
           </w:r>
         </w:p>
       </w:tc>
@@ -1245,15 +1253,15 @@
           <w:tcW w:w="1476" w:type="dxa"/>
           <w:gridSpan w:val="2"/>
           <w:tcBorders>
-            <w:top w:val="single" w:sz="12" w:space="0" w:color="auto"/>
-            <w:left w:val="single" w:sz="12" w:space="0" w:color="auto"/>
-            <w:bottom w:val="single" w:sz="12" w:space="0" w:color="auto"/>
-            <w:right w:val="single" w:sz="12" w:space="0" w:color="auto"/>
-          </w:tcBorders>
-        </w:tcPr>
-        <w:p>
-          <w:pPr>
-            <w:pStyle w:val="a3"/>
+            <w:top w:val="single" w:color="auto" w:sz="12" w:space="0"/>
+            <w:left w:val="single" w:color="auto" w:sz="12" w:space="0"/>
+            <w:bottom w:val="single" w:color="auto" w:sz="12" w:space="0"/>
+            <w:right w:val="single" w:color="auto" w:sz="12" w:space="0"/>
+          </w:tcBorders>
+        </w:tcPr>
+        <w:p>
+          <w:pPr>
+            <w:pStyle w:val="5"/>
             <w:ind w:left="-85" w:right="-85"/>
             <w:rPr>
               <w:rFonts w:ascii="Arial" w:hAnsi="Arial" w:cs="Arial"/>
@@ -1267,15 +1275,15 @@
         <w:tcPr>
           <w:tcW w:w="815" w:type="dxa"/>
           <w:tcBorders>
-            <w:top w:val="single" w:sz="12" w:space="0" w:color="auto"/>
-            <w:left w:val="single" w:sz="12" w:space="0" w:color="auto"/>
-            <w:bottom w:val="single" w:sz="12" w:space="0" w:color="auto"/>
-            <w:right w:val="single" w:sz="12" w:space="0" w:color="auto"/>
-          </w:tcBorders>
-        </w:tcPr>
-        <w:p>
-          <w:pPr>
-            <w:pStyle w:val="a3"/>
+            <w:top w:val="single" w:color="auto" w:sz="12" w:space="0"/>
+            <w:left w:val="single" w:color="auto" w:sz="12" w:space="0"/>
+            <w:bottom w:val="single" w:color="auto" w:sz="12" w:space="0"/>
+            <w:right w:val="single" w:color="auto" w:sz="12" w:space="0"/>
+          </w:tcBorders>
+        </w:tcPr>
+        <w:p>
+          <w:pPr>
+            <w:pStyle w:val="5"/>
             <w:ind w:left="-85" w:right="-85"/>
             <w:rPr>
               <w:rFonts w:ascii="Arial" w:hAnsi="Arial" w:cs="Arial"/>
@@ -1290,15 +1298,15 @@
           <w:tcW w:w="814" w:type="dxa"/>
           <w:gridSpan w:val="2"/>
           <w:tcBorders>
-            <w:top w:val="single" w:sz="12" w:space="0" w:color="auto"/>
-            <w:left w:val="single" w:sz="12" w:space="0" w:color="auto"/>
-            <w:bottom w:val="single" w:sz="12" w:space="0" w:color="auto"/>
-            <w:right w:val="single" w:sz="12" w:space="0" w:color="auto"/>
-          </w:tcBorders>
-        </w:tcPr>
-        <w:p>
-          <w:pPr>
-            <w:pStyle w:val="a3"/>
+            <w:top w:val="single" w:color="auto" w:sz="12" w:space="0"/>
+            <w:left w:val="single" w:color="auto" w:sz="12" w:space="0"/>
+            <w:bottom w:val="single" w:color="auto" w:sz="12" w:space="0"/>
+            <w:right w:val="single" w:color="auto" w:sz="12" w:space="0"/>
+          </w:tcBorders>
+        </w:tcPr>
+        <w:p>
+          <w:pPr>
+            <w:pStyle w:val="5"/>
             <w:ind w:left="-85" w:right="-85"/>
             <w:rPr>
               <w:rFonts w:ascii="Arial" w:hAnsi="Arial" w:cs="Arial"/>
@@ -1315,14 +1323,14 @@
           <w:vMerge w:val="restart"/>
           <w:tcBorders>
             <w:top w:val="nil"/>
-            <w:left w:val="single" w:sz="12" w:space="0" w:color="auto"/>
-            <w:bottom w:val="single" w:sz="18" w:space="0" w:color="auto"/>
+            <w:left w:val="single" w:color="auto" w:sz="12" w:space="0"/>
+            <w:bottom w:val="single" w:color="auto" w:sz="18" w:space="0"/>
             <w:right w:val="nil"/>
           </w:tcBorders>
         </w:tcPr>
         <w:p>
           <w:pPr>
-            <w:pStyle w:val="a3"/>
+            <w:pStyle w:val="5"/>
             <w:ind w:left="-85" w:right="-85"/>
             <w:rPr>
               <w:rFonts w:ascii="Arial" w:hAnsi="Arial" w:cs="Arial"/>
@@ -1339,13 +1347,13 @@
           <w:tcBorders>
             <w:top w:val="nil"/>
             <w:left w:val="nil"/>
-            <w:bottom w:val="single" w:sz="12" w:space="0" w:color="auto"/>
-            <w:right w:val="single" w:sz="12" w:space="0" w:color="auto"/>
-          </w:tcBorders>
-        </w:tcPr>
-        <w:p>
-          <w:pPr>
-            <w:pStyle w:val="a3"/>
+            <w:bottom w:val="single" w:color="auto" w:sz="12" w:space="0"/>
+            <w:right w:val="single" w:color="auto" w:sz="12" w:space="0"/>
+          </w:tcBorders>
+        </w:tcPr>
+        <w:p>
+          <w:pPr>
+            <w:pStyle w:val="5"/>
             <w:ind w:left="-85" w:right="-85"/>
             <w:rPr>
               <w:rFonts w:ascii="Arial" w:hAnsi="Arial" w:cs="Arial"/>
@@ -1359,15 +1367,15 @@
         <w:tcPr>
           <w:tcW w:w="547" w:type="dxa"/>
           <w:tcBorders>
-            <w:top w:val="single" w:sz="12" w:space="0" w:color="auto"/>
-            <w:left w:val="single" w:sz="12" w:space="0" w:color="auto"/>
-            <w:bottom w:val="single" w:sz="12" w:space="0" w:color="auto"/>
-            <w:right w:val="single" w:sz="12" w:space="0" w:color="auto"/>
-          </w:tcBorders>
-        </w:tcPr>
-        <w:p>
-          <w:pPr>
-            <w:pStyle w:val="a3"/>
+            <w:top w:val="single" w:color="auto" w:sz="12" w:space="0"/>
+            <w:left w:val="single" w:color="auto" w:sz="12" w:space="0"/>
+            <w:bottom w:val="single" w:color="auto" w:sz="12" w:space="0"/>
+            <w:right w:val="single" w:color="auto" w:sz="12" w:space="0"/>
+          </w:tcBorders>
+        </w:tcPr>
+        <w:p>
+          <w:pPr>
+            <w:pStyle w:val="5"/>
             <w:ind w:left="-85" w:right="-85"/>
             <w:rPr>
               <w:rFonts w:ascii="Arial" w:hAnsi="Arial" w:cs="Arial"/>
@@ -1382,15 +1390,15 @@
           <w:tcW w:w="546" w:type="dxa"/>
           <w:gridSpan w:val="2"/>
           <w:tcBorders>
-            <w:top w:val="single" w:sz="12" w:space="0" w:color="auto"/>
-            <w:left w:val="single" w:sz="12" w:space="0" w:color="auto"/>
-            <w:bottom w:val="single" w:sz="12" w:space="0" w:color="auto"/>
-            <w:right w:val="single" w:sz="12" w:space="0" w:color="auto"/>
-          </w:tcBorders>
-        </w:tcPr>
-        <w:p>
-          <w:pPr>
-            <w:pStyle w:val="a3"/>
+            <w:top w:val="single" w:color="auto" w:sz="12" w:space="0"/>
+            <w:left w:val="single" w:color="auto" w:sz="12" w:space="0"/>
+            <w:bottom w:val="single" w:color="auto" w:sz="12" w:space="0"/>
+            <w:right w:val="single" w:color="auto" w:sz="12" w:space="0"/>
+          </w:tcBorders>
+        </w:tcPr>
+        <w:p>
+          <w:pPr>
+            <w:pStyle w:val="5"/>
             <w:ind w:left="-85" w:right="-85"/>
             <w:rPr>
               <w:rFonts w:ascii="Arial" w:hAnsi="Arial" w:cs="Arial"/>
@@ -1404,15 +1412,15 @@
         <w:tcPr>
           <w:tcW w:w="1068" w:type="dxa"/>
           <w:tcBorders>
-            <w:top w:val="single" w:sz="12" w:space="0" w:color="auto"/>
-            <w:left w:val="single" w:sz="12" w:space="0" w:color="auto"/>
-            <w:bottom w:val="single" w:sz="12" w:space="0" w:color="auto"/>
-            <w:right w:val="single" w:sz="12" w:space="0" w:color="auto"/>
-          </w:tcBorders>
-        </w:tcPr>
-        <w:p>
-          <w:pPr>
-            <w:pStyle w:val="a3"/>
+            <w:top w:val="single" w:color="auto" w:sz="12" w:space="0"/>
+            <w:left w:val="single" w:color="auto" w:sz="12" w:space="0"/>
+            <w:bottom w:val="single" w:color="auto" w:sz="12" w:space="0"/>
+            <w:right w:val="single" w:color="auto" w:sz="12" w:space="0"/>
+          </w:tcBorders>
+        </w:tcPr>
+        <w:p>
+          <w:pPr>
+            <w:pStyle w:val="5"/>
             <w:ind w:left="-85" w:right="-85"/>
             <w:rPr>
               <w:rFonts w:ascii="Arial" w:hAnsi="Arial" w:cs="Arial"/>
@@ -1426,15 +1434,15 @@
         <w:tcPr>
           <w:tcW w:w="887" w:type="dxa"/>
           <w:tcBorders>
-            <w:top w:val="single" w:sz="12" w:space="0" w:color="auto"/>
-            <w:left w:val="single" w:sz="12" w:space="0" w:color="auto"/>
-            <w:bottom w:val="single" w:sz="12" w:space="0" w:color="auto"/>
-            <w:right w:val="single" w:sz="12" w:space="0" w:color="auto"/>
-          </w:tcBorders>
-        </w:tcPr>
-        <w:p>
-          <w:pPr>
-            <w:pStyle w:val="a3"/>
+            <w:top w:val="single" w:color="auto" w:sz="12" w:space="0"/>
+            <w:left w:val="single" w:color="auto" w:sz="12" w:space="0"/>
+            <w:bottom w:val="single" w:color="auto" w:sz="12" w:space="0"/>
+            <w:right w:val="single" w:color="auto" w:sz="12" w:space="0"/>
+          </w:tcBorders>
+        </w:tcPr>
+        <w:p>
+          <w:pPr>
+            <w:pStyle w:val="5"/>
             <w:ind w:left="-85" w:right="-85"/>
             <w:rPr>
               <w:rFonts w:ascii="Arial" w:hAnsi="Arial" w:cs="Arial"/>
@@ -1448,15 +1456,15 @@
         <w:tcPr>
           <w:tcW w:w="612" w:type="dxa"/>
           <w:tcBorders>
-            <w:top w:val="single" w:sz="12" w:space="0" w:color="auto"/>
-            <w:left w:val="single" w:sz="12" w:space="0" w:color="auto"/>
-            <w:bottom w:val="single" w:sz="12" w:space="0" w:color="auto"/>
-            <w:right w:val="single" w:sz="12" w:space="0" w:color="auto"/>
-          </w:tcBorders>
-        </w:tcPr>
-        <w:p>
-          <w:pPr>
-            <w:pStyle w:val="a3"/>
+            <w:top w:val="single" w:color="auto" w:sz="12" w:space="0"/>
+            <w:left w:val="single" w:color="auto" w:sz="12" w:space="0"/>
+            <w:bottom w:val="single" w:color="auto" w:sz="12" w:space="0"/>
+            <w:right w:val="single" w:color="auto" w:sz="12" w:space="0"/>
+          </w:tcBorders>
+        </w:tcPr>
+        <w:p>
+          <w:pPr>
+            <w:pStyle w:val="5"/>
             <w:ind w:left="-85" w:right="-85"/>
             <w:rPr>
               <w:rFonts w:ascii="Arial" w:hAnsi="Arial" w:cs="Arial"/>
@@ -1468,44 +1476,50 @@
       </w:tc>
     </w:tr>
     <w:tr>
+      <w:tblPrEx>
+        <w:tblBorders>
+          <w:top w:val="single" w:color="000000" w:themeColor="text1" w:sz="4" w:space="0"/>
+          <w:left w:val="single" w:color="000000" w:themeColor="text1" w:sz="4" w:space="0"/>
+          <w:bottom w:val="single" w:color="000000" w:themeColor="text1" w:sz="4" w:space="0"/>
+          <w:right w:val="single" w:color="000000" w:themeColor="text1" w:sz="4" w:space="0"/>
+          <w:insideH w:val="single" w:color="000000" w:themeColor="text1" w:sz="4" w:space="0"/>
+          <w:insideV w:val="single" w:color="000000" w:themeColor="text1" w:sz="4" w:space="0"/>
+        </w:tblBorders>
+        <w:tblCellMar>
+          <w:top w:w="0" w:type="dxa"/>
+          <w:left w:w="108" w:type="dxa"/>
+          <w:bottom w:w="0" w:type="dxa"/>
+          <w:right w:w="108" w:type="dxa"/>
+        </w:tblCellMar>
+      </w:tblPrEx>
       <w:tc>
         <w:tcPr>
           <w:tcW w:w="964" w:type="dxa"/>
           <w:gridSpan w:val="2"/>
           <w:tcBorders>
-            <w:top w:val="single" w:sz="12" w:space="0" w:color="auto"/>
-            <w:left w:val="single" w:sz="12" w:space="0" w:color="auto"/>
-            <w:bottom w:val="single" w:sz="12" w:space="0" w:color="auto"/>
-            <w:right w:val="single" w:sz="12" w:space="0" w:color="auto"/>
-          </w:tcBorders>
-        </w:tcPr>
-        <w:p>
-          <w:pPr>
-            <w:pStyle w:val="a3"/>
-            <w:ind w:left="-85" w:right="-85"/>
-            <w:rPr>
-              <w:rFonts w:ascii="Arial" w:hAnsi="Arial" w:cs="Arial"/>
-              <w:sz w:val="20"/>
-              <w:szCs w:val="20"/>
-            </w:rPr>
-          </w:pPr>
-          <w:proofErr w:type="spellStart"/>
+            <w:top w:val="single" w:color="auto" w:sz="12" w:space="0"/>
+            <w:left w:val="single" w:color="auto" w:sz="12" w:space="0"/>
+            <w:bottom w:val="single" w:color="auto" w:sz="12" w:space="0"/>
+            <w:right w:val="single" w:color="auto" w:sz="12" w:space="0"/>
+          </w:tcBorders>
+        </w:tcPr>
+        <w:p>
+          <w:pPr>
+            <w:pStyle w:val="5"/>
+            <w:ind w:left="-85" w:right="-85"/>
+            <w:rPr>
+              <w:rFonts w:ascii="Arial" w:hAnsi="Arial" w:cs="Arial"/>
+              <w:sz w:val="20"/>
+              <w:szCs w:val="20"/>
+            </w:rPr>
+          </w:pPr>
           <w:r>
             <w:rPr>
               <w:rFonts w:ascii="Arial" w:hAnsi="Arial" w:cs="Arial"/>
               <w:sz w:val="20"/>
               <w:szCs w:val="20"/>
             </w:rPr>
-            <w:t>Взам</w:t>
-          </w:r>
-          <w:proofErr w:type="spellEnd"/>
-          <w:r>
-            <w:rPr>
-              <w:rFonts w:ascii="Arial" w:hAnsi="Arial" w:cs="Arial"/>
-              <w:sz w:val="20"/>
-              <w:szCs w:val="20"/>
-            </w:rPr>
-            <w:t>.</w:t>
+            <w:t>Взам.</w:t>
           </w:r>
         </w:p>
       </w:tc>
@@ -1514,15 +1528,15 @@
           <w:tcW w:w="1476" w:type="dxa"/>
           <w:gridSpan w:val="2"/>
           <w:tcBorders>
-            <w:top w:val="single" w:sz="12" w:space="0" w:color="auto"/>
-            <w:left w:val="single" w:sz="12" w:space="0" w:color="auto"/>
-            <w:bottom w:val="single" w:sz="12" w:space="0" w:color="auto"/>
-            <w:right w:val="single" w:sz="12" w:space="0" w:color="auto"/>
-          </w:tcBorders>
-        </w:tcPr>
-        <w:p>
-          <w:pPr>
-            <w:pStyle w:val="a3"/>
+            <w:top w:val="single" w:color="auto" w:sz="12" w:space="0"/>
+            <w:left w:val="single" w:color="auto" w:sz="12" w:space="0"/>
+            <w:bottom w:val="single" w:color="auto" w:sz="12" w:space="0"/>
+            <w:right w:val="single" w:color="auto" w:sz="12" w:space="0"/>
+          </w:tcBorders>
+        </w:tcPr>
+        <w:p>
+          <w:pPr>
+            <w:pStyle w:val="5"/>
             <w:ind w:left="-85" w:right="-85"/>
             <w:rPr>
               <w:rFonts w:ascii="Arial" w:hAnsi="Arial" w:cs="Arial"/>
@@ -1536,15 +1550,15 @@
         <w:tcPr>
           <w:tcW w:w="815" w:type="dxa"/>
           <w:tcBorders>
-            <w:top w:val="single" w:sz="12" w:space="0" w:color="auto"/>
-            <w:left w:val="single" w:sz="12" w:space="0" w:color="auto"/>
-            <w:bottom w:val="single" w:sz="12" w:space="0" w:color="auto"/>
-            <w:right w:val="single" w:sz="12" w:space="0" w:color="auto"/>
-          </w:tcBorders>
-        </w:tcPr>
-        <w:p>
-          <w:pPr>
-            <w:pStyle w:val="a3"/>
+            <w:top w:val="single" w:color="auto" w:sz="12" w:space="0"/>
+            <w:left w:val="single" w:color="auto" w:sz="12" w:space="0"/>
+            <w:bottom w:val="single" w:color="auto" w:sz="12" w:space="0"/>
+            <w:right w:val="single" w:color="auto" w:sz="12" w:space="0"/>
+          </w:tcBorders>
+        </w:tcPr>
+        <w:p>
+          <w:pPr>
+            <w:pStyle w:val="5"/>
             <w:ind w:left="-85" w:right="-85"/>
             <w:rPr>
               <w:rFonts w:ascii="Arial" w:hAnsi="Arial" w:cs="Arial"/>
@@ -1559,15 +1573,15 @@
           <w:tcW w:w="814" w:type="dxa"/>
           <w:gridSpan w:val="2"/>
           <w:tcBorders>
-            <w:top w:val="single" w:sz="12" w:space="0" w:color="auto"/>
-            <w:left w:val="single" w:sz="12" w:space="0" w:color="auto"/>
-            <w:bottom w:val="single" w:sz="12" w:space="0" w:color="auto"/>
-            <w:right w:val="single" w:sz="12" w:space="0" w:color="auto"/>
-          </w:tcBorders>
-        </w:tcPr>
-        <w:p>
-          <w:pPr>
-            <w:pStyle w:val="a3"/>
+            <w:top w:val="single" w:color="auto" w:sz="12" w:space="0"/>
+            <w:left w:val="single" w:color="auto" w:sz="12" w:space="0"/>
+            <w:bottom w:val="single" w:color="auto" w:sz="12" w:space="0"/>
+            <w:right w:val="single" w:color="auto" w:sz="12" w:space="0"/>
+          </w:tcBorders>
+        </w:tcPr>
+        <w:p>
+          <w:pPr>
+            <w:pStyle w:val="5"/>
             <w:ind w:left="-85" w:right="-85"/>
             <w:rPr>
               <w:rFonts w:ascii="Arial" w:hAnsi="Arial" w:cs="Arial"/>
@@ -1581,16 +1595,16 @@
         <w:tcPr>
           <w:tcW w:w="4001" w:type="dxa"/>
           <w:gridSpan w:val="6"/>
-          <w:vMerge/>
-          <w:tcBorders>
-            <w:left w:val="single" w:sz="12" w:space="0" w:color="auto"/>
-            <w:bottom w:val="single" w:sz="18" w:space="0" w:color="auto"/>
-            <w:right w:val="single" w:sz="12" w:space="0" w:color="auto"/>
-          </w:tcBorders>
-        </w:tcPr>
-        <w:p>
-          <w:pPr>
-            <w:pStyle w:val="a3"/>
+          <w:vMerge w:val="continue"/>
+          <w:tcBorders>
+            <w:left w:val="single" w:color="auto" w:sz="12" w:space="0"/>
+            <w:bottom w:val="single" w:color="auto" w:sz="18" w:space="0"/>
+            <w:right w:val="single" w:color="auto" w:sz="12" w:space="0"/>
+          </w:tcBorders>
+        </w:tcPr>
+        <w:p>
+          <w:pPr>
+            <w:pStyle w:val="5"/>
             <w:ind w:left="-85" w:right="-85"/>
             <w:rPr>
               <w:rFonts w:ascii="Arial" w:hAnsi="Arial" w:cs="Arial"/>
@@ -1604,15 +1618,15 @@
         <w:tcPr>
           <w:tcW w:w="551" w:type="dxa"/>
           <w:tcBorders>
-            <w:top w:val="single" w:sz="12" w:space="0" w:color="auto"/>
-            <w:left w:val="single" w:sz="12" w:space="0" w:color="auto"/>
-            <w:bottom w:val="single" w:sz="12" w:space="0" w:color="auto"/>
-            <w:right w:val="single" w:sz="12" w:space="0" w:color="auto"/>
-          </w:tcBorders>
-        </w:tcPr>
-        <w:p>
-          <w:pPr>
-            <w:pStyle w:val="a3"/>
+            <w:top w:val="single" w:color="auto" w:sz="12" w:space="0"/>
+            <w:left w:val="single" w:color="auto" w:sz="12" w:space="0"/>
+            <w:bottom w:val="single" w:color="auto" w:sz="12" w:space="0"/>
+            <w:right w:val="single" w:color="auto" w:sz="12" w:space="0"/>
+          </w:tcBorders>
+        </w:tcPr>
+        <w:p>
+          <w:pPr>
+            <w:pStyle w:val="5"/>
             <w:ind w:left="-85" w:right="-85"/>
             <w:rPr>
               <w:rFonts w:ascii="Arial" w:hAnsi="Arial" w:cs="Arial"/>
@@ -1627,15 +1641,15 @@
           <w:tcW w:w="563" w:type="dxa"/>
           <w:gridSpan w:val="2"/>
           <w:tcBorders>
-            <w:top w:val="single" w:sz="12" w:space="0" w:color="auto"/>
-            <w:left w:val="single" w:sz="12" w:space="0" w:color="auto"/>
-            <w:bottom w:val="single" w:sz="12" w:space="0" w:color="auto"/>
-            <w:right w:val="single" w:sz="12" w:space="0" w:color="auto"/>
-          </w:tcBorders>
-        </w:tcPr>
-        <w:p>
-          <w:pPr>
-            <w:pStyle w:val="a3"/>
+            <w:top w:val="single" w:color="auto" w:sz="12" w:space="0"/>
+            <w:left w:val="single" w:color="auto" w:sz="12" w:space="0"/>
+            <w:bottom w:val="single" w:color="auto" w:sz="12" w:space="0"/>
+            <w:right w:val="single" w:color="auto" w:sz="12" w:space="0"/>
+          </w:tcBorders>
+        </w:tcPr>
+        <w:p>
+          <w:pPr>
+            <w:pStyle w:val="5"/>
             <w:ind w:left="-85" w:right="-85"/>
             <w:rPr>
               <w:rFonts w:ascii="Arial" w:hAnsi="Arial" w:cs="Arial"/>
@@ -1650,15 +1664,15 @@
           <w:tcW w:w="1122" w:type="dxa"/>
           <w:gridSpan w:val="2"/>
           <w:tcBorders>
-            <w:top w:val="single" w:sz="12" w:space="0" w:color="auto"/>
-            <w:left w:val="single" w:sz="12" w:space="0" w:color="auto"/>
-            <w:bottom w:val="single" w:sz="12" w:space="0" w:color="auto"/>
-            <w:right w:val="single" w:sz="12" w:space="0" w:color="auto"/>
-          </w:tcBorders>
-        </w:tcPr>
-        <w:p>
-          <w:pPr>
-            <w:pStyle w:val="a3"/>
+            <w:top w:val="single" w:color="auto" w:sz="12" w:space="0"/>
+            <w:left w:val="single" w:color="auto" w:sz="12" w:space="0"/>
+            <w:bottom w:val="single" w:color="auto" w:sz="12" w:space="0"/>
+            <w:right w:val="single" w:color="auto" w:sz="12" w:space="0"/>
+          </w:tcBorders>
+        </w:tcPr>
+        <w:p>
+          <w:pPr>
+            <w:pStyle w:val="5"/>
             <w:ind w:left="-85" w:right="-85"/>
             <w:rPr>
               <w:rFonts w:ascii="Arial" w:hAnsi="Arial" w:cs="Arial"/>
@@ -1672,15 +1686,15 @@
         <w:tcPr>
           <w:tcW w:w="601" w:type="dxa"/>
           <w:tcBorders>
-            <w:top w:val="single" w:sz="12" w:space="0" w:color="auto"/>
-            <w:left w:val="single" w:sz="12" w:space="0" w:color="auto"/>
-            <w:bottom w:val="single" w:sz="12" w:space="0" w:color="auto"/>
-            <w:right w:val="single" w:sz="12" w:space="0" w:color="auto"/>
-          </w:tcBorders>
-        </w:tcPr>
-        <w:p>
-          <w:pPr>
-            <w:pStyle w:val="a3"/>
+            <w:top w:val="single" w:color="auto" w:sz="12" w:space="0"/>
+            <w:left w:val="single" w:color="auto" w:sz="12" w:space="0"/>
+            <w:bottom w:val="single" w:color="auto" w:sz="12" w:space="0"/>
+            <w:right w:val="single" w:color="auto" w:sz="12" w:space="0"/>
+          </w:tcBorders>
+        </w:tcPr>
+        <w:p>
+          <w:pPr>
+            <w:pStyle w:val="5"/>
             <w:ind w:left="-85" w:right="-85"/>
             <w:rPr>
               <w:rFonts w:ascii="Arial" w:hAnsi="Arial" w:cs="Arial"/>
@@ -1694,15 +1708,15 @@
         <w:tcPr>
           <w:tcW w:w="1047" w:type="dxa"/>
           <w:tcBorders>
-            <w:top w:val="single" w:sz="12" w:space="0" w:color="auto"/>
-            <w:left w:val="single" w:sz="12" w:space="0" w:color="auto"/>
-            <w:bottom w:val="single" w:sz="12" w:space="0" w:color="auto"/>
-            <w:right w:val="single" w:sz="12" w:space="0" w:color="auto"/>
-          </w:tcBorders>
-        </w:tcPr>
-        <w:p>
-          <w:pPr>
-            <w:pStyle w:val="a3"/>
+            <w:top w:val="single" w:color="auto" w:sz="12" w:space="0"/>
+            <w:left w:val="single" w:color="auto" w:sz="12" w:space="0"/>
+            <w:bottom w:val="single" w:color="auto" w:sz="12" w:space="0"/>
+            <w:right w:val="single" w:color="auto" w:sz="12" w:space="0"/>
+          </w:tcBorders>
+        </w:tcPr>
+        <w:p>
+          <w:pPr>
+            <w:pStyle w:val="5"/>
             <w:ind w:left="-85" w:right="-85"/>
             <w:rPr>
               <w:rFonts w:ascii="Arial" w:hAnsi="Arial" w:cs="Arial"/>
@@ -1716,15 +1730,15 @@
         <w:tcPr>
           <w:tcW w:w="547" w:type="dxa"/>
           <w:tcBorders>
-            <w:top w:val="single" w:sz="12" w:space="0" w:color="auto"/>
-            <w:left w:val="single" w:sz="12" w:space="0" w:color="auto"/>
-            <w:bottom w:val="single" w:sz="12" w:space="0" w:color="auto"/>
-            <w:right w:val="single" w:sz="12" w:space="0" w:color="auto"/>
-          </w:tcBorders>
-        </w:tcPr>
-        <w:p>
-          <w:pPr>
-            <w:pStyle w:val="a3"/>
+            <w:top w:val="single" w:color="auto" w:sz="12" w:space="0"/>
+            <w:left w:val="single" w:color="auto" w:sz="12" w:space="0"/>
+            <w:bottom w:val="single" w:color="auto" w:sz="12" w:space="0"/>
+            <w:right w:val="single" w:color="auto" w:sz="12" w:space="0"/>
+          </w:tcBorders>
+        </w:tcPr>
+        <w:p>
+          <w:pPr>
+            <w:pStyle w:val="5"/>
             <w:ind w:left="-85" w:right="-85"/>
             <w:rPr>
               <w:rFonts w:ascii="Arial" w:hAnsi="Arial" w:cs="Arial"/>
@@ -1739,15 +1753,15 @@
           <w:tcW w:w="546" w:type="dxa"/>
           <w:gridSpan w:val="2"/>
           <w:tcBorders>
-            <w:top w:val="single" w:sz="12" w:space="0" w:color="auto"/>
-            <w:left w:val="single" w:sz="12" w:space="0" w:color="auto"/>
-            <w:bottom w:val="single" w:sz="12" w:space="0" w:color="auto"/>
-            <w:right w:val="single" w:sz="12" w:space="0" w:color="auto"/>
-          </w:tcBorders>
-        </w:tcPr>
-        <w:p>
-          <w:pPr>
-            <w:pStyle w:val="a3"/>
+            <w:top w:val="single" w:color="auto" w:sz="12" w:space="0"/>
+            <w:left w:val="single" w:color="auto" w:sz="12" w:space="0"/>
+            <w:bottom w:val="single" w:color="auto" w:sz="12" w:space="0"/>
+            <w:right w:val="single" w:color="auto" w:sz="12" w:space="0"/>
+          </w:tcBorders>
+        </w:tcPr>
+        <w:p>
+          <w:pPr>
+            <w:pStyle w:val="5"/>
             <w:ind w:left="-85" w:right="-85"/>
             <w:rPr>
               <w:rFonts w:ascii="Arial" w:hAnsi="Arial" w:cs="Arial"/>
@@ -1761,15 +1775,15 @@
         <w:tcPr>
           <w:tcW w:w="1068" w:type="dxa"/>
           <w:tcBorders>
-            <w:top w:val="single" w:sz="12" w:space="0" w:color="auto"/>
-            <w:left w:val="single" w:sz="12" w:space="0" w:color="auto"/>
-            <w:bottom w:val="single" w:sz="12" w:space="0" w:color="auto"/>
-            <w:right w:val="single" w:sz="12" w:space="0" w:color="auto"/>
-          </w:tcBorders>
-        </w:tcPr>
-        <w:p>
-          <w:pPr>
-            <w:pStyle w:val="a3"/>
+            <w:top w:val="single" w:color="auto" w:sz="12" w:space="0"/>
+            <w:left w:val="single" w:color="auto" w:sz="12" w:space="0"/>
+            <w:bottom w:val="single" w:color="auto" w:sz="12" w:space="0"/>
+            <w:right w:val="single" w:color="auto" w:sz="12" w:space="0"/>
+          </w:tcBorders>
+        </w:tcPr>
+        <w:p>
+          <w:pPr>
+            <w:pStyle w:val="5"/>
             <w:ind w:left="-85" w:right="-85"/>
             <w:rPr>
               <w:rFonts w:ascii="Arial" w:hAnsi="Arial" w:cs="Arial"/>
@@ -1783,15 +1797,15 @@
         <w:tcPr>
           <w:tcW w:w="887" w:type="dxa"/>
           <w:tcBorders>
-            <w:top w:val="single" w:sz="12" w:space="0" w:color="auto"/>
-            <w:left w:val="single" w:sz="12" w:space="0" w:color="auto"/>
-            <w:bottom w:val="single" w:sz="12" w:space="0" w:color="auto"/>
-            <w:right w:val="single" w:sz="12" w:space="0" w:color="auto"/>
-          </w:tcBorders>
-        </w:tcPr>
-        <w:p>
-          <w:pPr>
-            <w:pStyle w:val="a3"/>
+            <w:top w:val="single" w:color="auto" w:sz="12" w:space="0"/>
+            <w:left w:val="single" w:color="auto" w:sz="12" w:space="0"/>
+            <w:bottom w:val="single" w:color="auto" w:sz="12" w:space="0"/>
+            <w:right w:val="single" w:color="auto" w:sz="12" w:space="0"/>
+          </w:tcBorders>
+        </w:tcPr>
+        <w:p>
+          <w:pPr>
+            <w:pStyle w:val="5"/>
             <w:ind w:left="-85" w:right="-85"/>
             <w:rPr>
               <w:rFonts w:ascii="Arial" w:hAnsi="Arial" w:cs="Arial"/>
@@ -1805,15 +1819,15 @@
         <w:tcPr>
           <w:tcW w:w="612" w:type="dxa"/>
           <w:tcBorders>
-            <w:top w:val="single" w:sz="12" w:space="0" w:color="auto"/>
-            <w:left w:val="single" w:sz="12" w:space="0" w:color="auto"/>
-            <w:bottom w:val="single" w:sz="12" w:space="0" w:color="auto"/>
-            <w:right w:val="single" w:sz="12" w:space="0" w:color="auto"/>
-          </w:tcBorders>
-        </w:tcPr>
-        <w:p>
-          <w:pPr>
-            <w:pStyle w:val="a3"/>
+            <w:top w:val="single" w:color="auto" w:sz="12" w:space="0"/>
+            <w:left w:val="single" w:color="auto" w:sz="12" w:space="0"/>
+            <w:bottom w:val="single" w:color="auto" w:sz="12" w:space="0"/>
+            <w:right w:val="single" w:color="auto" w:sz="12" w:space="0"/>
+          </w:tcBorders>
+        </w:tcPr>
+        <w:p>
+          <w:pPr>
+            <w:pStyle w:val="5"/>
             <w:ind w:left="-85" w:right="-85"/>
             <w:rPr>
               <w:rFonts w:ascii="Arial" w:hAnsi="Arial" w:cs="Arial"/>
@@ -1825,20 +1839,36 @@
       </w:tc>
     </w:tr>
     <w:tr>
+      <w:tblPrEx>
+        <w:tblBorders>
+          <w:top w:val="single" w:color="000000" w:themeColor="text1" w:sz="4" w:space="0"/>
+          <w:left w:val="single" w:color="000000" w:themeColor="text1" w:sz="4" w:space="0"/>
+          <w:bottom w:val="single" w:color="000000" w:themeColor="text1" w:sz="4" w:space="0"/>
+          <w:right w:val="single" w:color="000000" w:themeColor="text1" w:sz="4" w:space="0"/>
+          <w:insideH w:val="single" w:color="000000" w:themeColor="text1" w:sz="4" w:space="0"/>
+          <w:insideV w:val="single" w:color="000000" w:themeColor="text1" w:sz="4" w:space="0"/>
+        </w:tblBorders>
+        <w:tblCellMar>
+          <w:top w:w="0" w:type="dxa"/>
+          <w:left w:w="108" w:type="dxa"/>
+          <w:bottom w:w="0" w:type="dxa"/>
+          <w:right w:w="108" w:type="dxa"/>
+        </w:tblCellMar>
+      </w:tblPrEx>
       <w:tc>
         <w:tcPr>
           <w:tcW w:w="964" w:type="dxa"/>
           <w:gridSpan w:val="2"/>
           <w:tcBorders>
-            <w:top w:val="single" w:sz="12" w:space="0" w:color="auto"/>
-            <w:left w:val="single" w:sz="12" w:space="0" w:color="auto"/>
-            <w:bottom w:val="single" w:sz="12" w:space="0" w:color="auto"/>
-            <w:right w:val="single" w:sz="12" w:space="0" w:color="auto"/>
-          </w:tcBorders>
-        </w:tcPr>
-        <w:p>
-          <w:pPr>
-            <w:pStyle w:val="a3"/>
+            <w:top w:val="single" w:color="auto" w:sz="12" w:space="0"/>
+            <w:left w:val="single" w:color="auto" w:sz="12" w:space="0"/>
+            <w:bottom w:val="single" w:color="auto" w:sz="12" w:space="0"/>
+            <w:right w:val="single" w:color="auto" w:sz="12" w:space="0"/>
+          </w:tcBorders>
+        </w:tcPr>
+        <w:p>
+          <w:pPr>
+            <w:pStyle w:val="5"/>
             <w:ind w:left="-85" w:right="-85"/>
             <w:rPr>
               <w:rFonts w:ascii="Arial" w:hAnsi="Arial" w:cs="Arial"/>
@@ -1861,15 +1891,15 @@
           <w:tcW w:w="1476" w:type="dxa"/>
           <w:gridSpan w:val="2"/>
           <w:tcBorders>
-            <w:top w:val="single" w:sz="12" w:space="0" w:color="auto"/>
-            <w:left w:val="single" w:sz="12" w:space="0" w:color="auto"/>
-            <w:bottom w:val="single" w:sz="12" w:space="0" w:color="auto"/>
-            <w:right w:val="single" w:sz="12" w:space="0" w:color="auto"/>
-          </w:tcBorders>
-        </w:tcPr>
-        <w:p>
-          <w:pPr>
-            <w:pStyle w:val="a3"/>
+            <w:top w:val="single" w:color="auto" w:sz="12" w:space="0"/>
+            <w:left w:val="single" w:color="auto" w:sz="12" w:space="0"/>
+            <w:bottom w:val="single" w:color="auto" w:sz="12" w:space="0"/>
+            <w:right w:val="single" w:color="auto" w:sz="12" w:space="0"/>
+          </w:tcBorders>
+        </w:tcPr>
+        <w:p>
+          <w:pPr>
+            <w:pStyle w:val="5"/>
             <w:ind w:left="-85" w:right="-85"/>
             <w:rPr>
               <w:rFonts w:ascii="Arial" w:hAnsi="Arial" w:cs="Arial"/>
@@ -1883,15 +1913,15 @@
         <w:tcPr>
           <w:tcW w:w="815" w:type="dxa"/>
           <w:tcBorders>
-            <w:top w:val="single" w:sz="12" w:space="0" w:color="auto"/>
-            <w:left w:val="single" w:sz="12" w:space="0" w:color="auto"/>
-            <w:bottom w:val="single" w:sz="12" w:space="0" w:color="auto"/>
-            <w:right w:val="single" w:sz="12" w:space="0" w:color="auto"/>
-          </w:tcBorders>
-        </w:tcPr>
-        <w:p>
-          <w:pPr>
-            <w:pStyle w:val="a3"/>
+            <w:top w:val="single" w:color="auto" w:sz="12" w:space="0"/>
+            <w:left w:val="single" w:color="auto" w:sz="12" w:space="0"/>
+            <w:bottom w:val="single" w:color="auto" w:sz="12" w:space="0"/>
+            <w:right w:val="single" w:color="auto" w:sz="12" w:space="0"/>
+          </w:tcBorders>
+        </w:tcPr>
+        <w:p>
+          <w:pPr>
+            <w:pStyle w:val="5"/>
             <w:ind w:left="-85" w:right="-85"/>
             <w:rPr>
               <w:rFonts w:ascii="Arial" w:hAnsi="Arial" w:cs="Arial"/>
@@ -1906,15 +1936,15 @@
           <w:tcW w:w="814" w:type="dxa"/>
           <w:gridSpan w:val="2"/>
           <w:tcBorders>
-            <w:top w:val="single" w:sz="12" w:space="0" w:color="auto"/>
-            <w:left w:val="single" w:sz="12" w:space="0" w:color="auto"/>
-            <w:bottom w:val="single" w:sz="12" w:space="0" w:color="auto"/>
-            <w:right w:val="single" w:sz="12" w:space="0" w:color="auto"/>
-          </w:tcBorders>
-        </w:tcPr>
-        <w:p>
-          <w:pPr>
-            <w:pStyle w:val="a3"/>
+            <w:top w:val="single" w:color="auto" w:sz="12" w:space="0"/>
+            <w:left w:val="single" w:color="auto" w:sz="12" w:space="0"/>
+            <w:bottom w:val="single" w:color="auto" w:sz="12" w:space="0"/>
+            <w:right w:val="single" w:color="auto" w:sz="12" w:space="0"/>
+          </w:tcBorders>
+        </w:tcPr>
+        <w:p>
+          <w:pPr>
+            <w:pStyle w:val="5"/>
             <w:ind w:left="-85" w:right="-85"/>
             <w:rPr>
               <w:rFonts w:ascii="Arial" w:hAnsi="Arial" w:cs="Arial"/>
@@ -1928,16 +1958,16 @@
         <w:tcPr>
           <w:tcW w:w="4001" w:type="dxa"/>
           <w:gridSpan w:val="6"/>
-          <w:vMerge/>
-          <w:tcBorders>
-            <w:left w:val="single" w:sz="12" w:space="0" w:color="auto"/>
-            <w:bottom w:val="single" w:sz="12" w:space="0" w:color="auto"/>
-            <w:right w:val="single" w:sz="12" w:space="0" w:color="auto"/>
-          </w:tcBorders>
-        </w:tcPr>
-        <w:p>
-          <w:pPr>
-            <w:pStyle w:val="a3"/>
+          <w:vMerge w:val="continue"/>
+          <w:tcBorders>
+            <w:left w:val="single" w:color="auto" w:sz="12" w:space="0"/>
+            <w:bottom w:val="single" w:color="auto" w:sz="12" w:space="0"/>
+            <w:right w:val="single" w:color="auto" w:sz="12" w:space="0"/>
+          </w:tcBorders>
+        </w:tcPr>
+        <w:p>
+          <w:pPr>
+            <w:pStyle w:val="5"/>
             <w:ind w:left="-85" w:right="-85"/>
             <w:rPr>
               <w:rFonts w:ascii="Arial" w:hAnsi="Arial" w:cs="Arial"/>
@@ -1951,15 +1981,15 @@
         <w:tcPr>
           <w:tcW w:w="551" w:type="dxa"/>
           <w:tcBorders>
-            <w:top w:val="single" w:sz="12" w:space="0" w:color="auto"/>
-            <w:left w:val="single" w:sz="12" w:space="0" w:color="auto"/>
-            <w:bottom w:val="single" w:sz="12" w:space="0" w:color="auto"/>
-            <w:right w:val="single" w:sz="12" w:space="0" w:color="auto"/>
-          </w:tcBorders>
-        </w:tcPr>
-        <w:p>
-          <w:pPr>
-            <w:pStyle w:val="a3"/>
+            <w:top w:val="single" w:color="auto" w:sz="12" w:space="0"/>
+            <w:left w:val="single" w:color="auto" w:sz="12" w:space="0"/>
+            <w:bottom w:val="single" w:color="auto" w:sz="12" w:space="0"/>
+            <w:right w:val="single" w:color="auto" w:sz="12" w:space="0"/>
+          </w:tcBorders>
+        </w:tcPr>
+        <w:p>
+          <w:pPr>
+            <w:pStyle w:val="5"/>
             <w:ind w:left="-85" w:right="-85"/>
             <w:jc w:val="center"/>
             <w:rPr>
@@ -1968,30 +1998,45 @@
               <w:szCs w:val="16"/>
             </w:rPr>
           </w:pPr>
-          <w:r>
+        </w:p>
+      </w:tc>
+      <w:tc>
+        <w:tcPr>
+          <w:tcW w:w="563" w:type="dxa"/>
+          <w:gridSpan w:val="2"/>
+          <w:tcBorders>
+            <w:top w:val="single" w:color="auto" w:sz="12" w:space="0"/>
+            <w:left w:val="single" w:color="auto" w:sz="12" w:space="0"/>
+            <w:bottom w:val="single" w:color="auto" w:sz="12" w:space="0"/>
+            <w:right w:val="single" w:color="auto" w:sz="12" w:space="0"/>
+          </w:tcBorders>
+        </w:tcPr>
+        <w:p>
+          <w:pPr>
+            <w:pStyle w:val="5"/>
+            <w:ind w:left="-85" w:right="-85"/>
             <w:rPr>
               <w:rFonts w:ascii="Arial" w:hAnsi="Arial" w:cs="Arial"/>
               <w:sz w:val="16"/>
               <w:szCs w:val="16"/>
             </w:rPr>
-            <w:t>8</w:t>
-          </w:r>
-        </w:p>
-      </w:tc>
-      <w:tc>
-        <w:tcPr>
-          <w:tcW w:w="563" w:type="dxa"/>
+          </w:pPr>
+        </w:p>
+      </w:tc>
+      <w:tc>
+        <w:tcPr>
+          <w:tcW w:w="1122" w:type="dxa"/>
           <w:gridSpan w:val="2"/>
           <w:tcBorders>
-            <w:top w:val="single" w:sz="12" w:space="0" w:color="auto"/>
-            <w:left w:val="single" w:sz="12" w:space="0" w:color="auto"/>
-            <w:bottom w:val="single" w:sz="12" w:space="0" w:color="auto"/>
-            <w:right w:val="single" w:sz="12" w:space="0" w:color="auto"/>
-          </w:tcBorders>
-        </w:tcPr>
-        <w:p>
-          <w:pPr>
-            <w:pStyle w:val="a3"/>
+            <w:top w:val="single" w:color="auto" w:sz="12" w:space="0"/>
+            <w:left w:val="single" w:color="auto" w:sz="12" w:space="0"/>
+            <w:bottom w:val="single" w:color="auto" w:sz="12" w:space="0"/>
+            <w:right w:val="single" w:color="auto" w:sz="12" w:space="0"/>
+          </w:tcBorders>
+        </w:tcPr>
+        <w:p>
+          <w:pPr>
+            <w:pStyle w:val="5"/>
             <w:ind w:left="-85" w:right="-85"/>
             <w:rPr>
               <w:rFonts w:ascii="Arial" w:hAnsi="Arial" w:cs="Arial"/>
@@ -2005,24 +2050,23 @@
               <w:sz w:val="16"/>
               <w:szCs w:val="16"/>
             </w:rPr>
-            <w:t>Зам.</w:t>
+            <w:t>ПМТ</w:t>
           </w:r>
         </w:p>
       </w:tc>
       <w:tc>
         <w:tcPr>
-          <w:tcW w:w="1122" w:type="dxa"/>
-          <w:gridSpan w:val="2"/>
-          <w:tcBorders>
-            <w:top w:val="single" w:sz="12" w:space="0" w:color="auto"/>
-            <w:left w:val="single" w:sz="12" w:space="0" w:color="auto"/>
-            <w:bottom w:val="single" w:sz="12" w:space="0" w:color="auto"/>
-            <w:right w:val="single" w:sz="12" w:space="0" w:color="auto"/>
-          </w:tcBorders>
-        </w:tcPr>
-        <w:p>
-          <w:pPr>
-            <w:pStyle w:val="a3"/>
+          <w:tcW w:w="601" w:type="dxa"/>
+          <w:tcBorders>
+            <w:top w:val="single" w:color="auto" w:sz="12" w:space="0"/>
+            <w:left w:val="single" w:color="auto" w:sz="12" w:space="0"/>
+            <w:bottom w:val="single" w:color="auto" w:sz="12" w:space="0"/>
+            <w:right w:val="single" w:color="auto" w:sz="12" w:space="0"/>
+          </w:tcBorders>
+        </w:tcPr>
+        <w:p>
+          <w:pPr>
+            <w:pStyle w:val="5"/>
             <w:ind w:left="-85" w:right="-85"/>
             <w:rPr>
               <w:rFonts w:ascii="Arial" w:hAnsi="Arial" w:cs="Arial"/>
@@ -2030,14 +2074,28 @@
               <w:szCs w:val="16"/>
             </w:rPr>
           </w:pPr>
-          <w:r>
+        </w:p>
+      </w:tc>
+      <w:tc>
+        <w:tcPr>
+          <w:tcW w:w="1047" w:type="dxa"/>
+          <w:tcBorders>
+            <w:top w:val="single" w:color="auto" w:sz="12" w:space="0"/>
+            <w:left w:val="single" w:color="auto" w:sz="12" w:space="0"/>
+            <w:bottom w:val="single" w:color="auto" w:sz="12" w:space="0"/>
+            <w:right w:val="single" w:color="auto" w:sz="12" w:space="0"/>
+          </w:tcBorders>
+        </w:tcPr>
+        <w:p>
+          <w:pPr>
+            <w:pStyle w:val="5"/>
+            <w:ind w:left="-85" w:right="-85"/>
             <w:rPr>
               <w:rFonts w:ascii="Arial" w:hAnsi="Arial" w:cs="Arial"/>
               <w:sz w:val="16"/>
               <w:szCs w:val="16"/>
             </w:rPr>
-            <w:t>ПМТ</w:t>
-          </w:r>
+          </w:pPr>
           <w:r>
             <w:rPr>
               <w:rFonts w:ascii="Arial" w:hAnsi="Arial" w:cs="Arial"/>
@@ -2046,155 +2104,21 @@
             </w:rPr>
             <w:t xml:space="preserve"> </w:t>
           </w:r>
-          <w:r>
-            <w:rPr>
-              <w:rFonts w:ascii="Arial" w:hAnsi="Arial" w:cs="Arial"/>
-              <w:sz w:val="16"/>
-              <w:szCs w:val="16"/>
-            </w:rPr>
-            <w:t>161</w:t>
-          </w:r>
-          <w:r>
-            <w:rPr>
-              <w:rFonts w:ascii="Arial" w:hAnsi="Arial" w:cs="Arial"/>
-              <w:sz w:val="16"/>
-              <w:szCs w:val="16"/>
-            </w:rPr>
-            <w:t xml:space="preserve"> </w:t>
-          </w:r>
-          <w:r>
-            <w:rPr>
-              <w:rFonts w:ascii="Arial" w:hAnsi="Arial" w:cs="Arial"/>
-              <w:sz w:val="16"/>
-              <w:szCs w:val="16"/>
-            </w:rPr>
-            <w:t>-2</w:t>
-          </w:r>
-          <w:r>
-            <w:rPr>
-              <w:rFonts w:ascii="Arial" w:hAnsi="Arial" w:cs="Arial"/>
-              <w:sz w:val="16"/>
-              <w:szCs w:val="16"/>
-            </w:rPr>
-            <w:t>4</w:t>
-          </w:r>
-        </w:p>
-      </w:tc>
-      <w:tc>
-        <w:tcPr>
-          <w:tcW w:w="601" w:type="dxa"/>
-          <w:tcBorders>
-            <w:top w:val="single" w:sz="12" w:space="0" w:color="auto"/>
-            <w:left w:val="single" w:sz="12" w:space="0" w:color="auto"/>
-            <w:bottom w:val="single" w:sz="12" w:space="0" w:color="auto"/>
-            <w:right w:val="single" w:sz="12" w:space="0" w:color="auto"/>
-          </w:tcBorders>
-        </w:tcPr>
-        <w:p>
-          <w:pPr>
-            <w:pStyle w:val="a3"/>
-            <w:ind w:left="-85" w:right="-85"/>
-            <w:rPr>
-              <w:rFonts w:ascii="Arial" w:hAnsi="Arial" w:cs="Arial"/>
-              <w:sz w:val="16"/>
-              <w:szCs w:val="16"/>
-            </w:rPr>
-          </w:pPr>
-        </w:p>
-      </w:tc>
-      <w:tc>
-        <w:tcPr>
-          <w:tcW w:w="1047" w:type="dxa"/>
-          <w:tcBorders>
-            <w:top w:val="single" w:sz="12" w:space="0" w:color="auto"/>
-            <w:left w:val="single" w:sz="12" w:space="0" w:color="auto"/>
-            <w:bottom w:val="single" w:sz="12" w:space="0" w:color="auto"/>
-            <w:right w:val="single" w:sz="12" w:space="0" w:color="auto"/>
-          </w:tcBorders>
-        </w:tcPr>
-        <w:p>
-          <w:pPr>
-            <w:pStyle w:val="a3"/>
-            <w:ind w:left="-85" w:right="-85"/>
-            <w:rPr>
-              <w:rFonts w:ascii="Arial" w:hAnsi="Arial" w:cs="Arial"/>
-              <w:sz w:val="16"/>
-              <w:szCs w:val="16"/>
-            </w:rPr>
-          </w:pPr>
-          <w:r>
-            <w:rPr>
-              <w:rFonts w:ascii="Arial" w:hAnsi="Arial" w:cs="Arial"/>
-              <w:sz w:val="16"/>
-              <w:szCs w:val="16"/>
-            </w:rPr>
-            <w:t xml:space="preserve">  </w:t>
-          </w:r>
-          <w:r>
-            <w:rPr>
-              <w:rFonts w:ascii="Arial" w:hAnsi="Arial" w:cs="Arial"/>
-              <w:sz w:val="16"/>
-              <w:szCs w:val="16"/>
-            </w:rPr>
-            <w:t>12.</w:t>
-          </w:r>
-          <w:proofErr w:type="gramStart"/>
-          <w:r>
-            <w:rPr>
-              <w:rFonts w:ascii="Arial" w:hAnsi="Arial" w:cs="Arial"/>
-              <w:sz w:val="16"/>
-              <w:szCs w:val="16"/>
-            </w:rPr>
-            <w:t>07.</w:t>
-          </w:r>
-          <w:r>
-            <w:rPr>
-              <w:rFonts w:ascii="Arial" w:hAnsi="Arial" w:cs="Arial"/>
-              <w:sz w:val="16"/>
-              <w:szCs w:val="16"/>
-            </w:rPr>
-            <w:t>.</w:t>
-          </w:r>
-          <w:proofErr w:type="gramEnd"/>
-          <w:r>
-            <w:rPr>
-              <w:rFonts w:ascii="Arial" w:hAnsi="Arial" w:cs="Arial"/>
-              <w:sz w:val="16"/>
-              <w:szCs w:val="16"/>
-            </w:rPr>
-            <w:t>20</w:t>
-          </w:r>
-          <w:r>
-            <w:rPr>
-              <w:rFonts w:ascii="Arial" w:hAnsi="Arial" w:cs="Arial"/>
-              <w:sz w:val="16"/>
-              <w:szCs w:val="16"/>
-            </w:rPr>
-            <w:t>2</w:t>
-          </w:r>
-          <w:r>
-            <w:rPr>
-              <w:rFonts w:ascii="Arial" w:hAnsi="Arial" w:cs="Arial"/>
-              <w:sz w:val="16"/>
-              <w:szCs w:val="16"/>
-            </w:rPr>
-            <w:t>4</w:t>
-          </w:r>
         </w:p>
       </w:tc>
       <w:tc>
         <w:tcPr>
           <w:tcW w:w="547" w:type="dxa"/>
           <w:tcBorders>
-            <w:top w:val="single" w:sz="12" w:space="0" w:color="auto"/>
-            <w:left w:val="single" w:sz="12" w:space="0" w:color="auto"/>
-            <w:bottom w:val="single" w:sz="12" w:space="0" w:color="auto"/>
-            <w:right w:val="single" w:sz="12" w:space="0" w:color="auto"/>
-          </w:tcBorders>
-        </w:tcPr>
-        <w:p>
-          <w:pPr>
-            <w:pStyle w:val="a3"/>
+            <w:top w:val="single" w:color="auto" w:sz="12" w:space="0"/>
+            <w:left w:val="single" w:color="auto" w:sz="12" w:space="0"/>
+            <w:bottom w:val="single" w:color="auto" w:sz="12" w:space="0"/>
+            <w:right w:val="single" w:color="auto" w:sz="12" w:space="0"/>
+          </w:tcBorders>
+        </w:tcPr>
+        <w:p>
+          <w:pPr>
+            <w:pStyle w:val="5"/>
             <w:ind w:left="-85" w:right="-85"/>
             <w:rPr>
               <w:rFonts w:ascii="Arial" w:hAnsi="Arial" w:cs="Arial"/>
@@ -2209,15 +2133,15 @@
           <w:tcW w:w="546" w:type="dxa"/>
           <w:gridSpan w:val="2"/>
           <w:tcBorders>
-            <w:top w:val="single" w:sz="12" w:space="0" w:color="auto"/>
-            <w:left w:val="single" w:sz="12" w:space="0" w:color="auto"/>
-            <w:bottom w:val="single" w:sz="12" w:space="0" w:color="auto"/>
-            <w:right w:val="single" w:sz="12" w:space="0" w:color="auto"/>
-          </w:tcBorders>
-        </w:tcPr>
-        <w:p>
-          <w:pPr>
-            <w:pStyle w:val="a3"/>
+            <w:top w:val="single" w:color="auto" w:sz="12" w:space="0"/>
+            <w:left w:val="single" w:color="auto" w:sz="12" w:space="0"/>
+            <w:bottom w:val="single" w:color="auto" w:sz="12" w:space="0"/>
+            <w:right w:val="single" w:color="auto" w:sz="12" w:space="0"/>
+          </w:tcBorders>
+        </w:tcPr>
+        <w:p>
+          <w:pPr>
+            <w:pStyle w:val="5"/>
             <w:ind w:left="-85" w:right="-85"/>
             <w:rPr>
               <w:rFonts w:ascii="Arial" w:hAnsi="Arial" w:cs="Arial"/>
@@ -2231,15 +2155,15 @@
         <w:tcPr>
           <w:tcW w:w="1068" w:type="dxa"/>
           <w:tcBorders>
-            <w:top w:val="single" w:sz="12" w:space="0" w:color="auto"/>
-            <w:left w:val="single" w:sz="12" w:space="0" w:color="auto"/>
-            <w:bottom w:val="single" w:sz="12" w:space="0" w:color="auto"/>
-            <w:right w:val="single" w:sz="12" w:space="0" w:color="auto"/>
-          </w:tcBorders>
-        </w:tcPr>
-        <w:p>
-          <w:pPr>
-            <w:pStyle w:val="a3"/>
+            <w:top w:val="single" w:color="auto" w:sz="12" w:space="0"/>
+            <w:left w:val="single" w:color="auto" w:sz="12" w:space="0"/>
+            <w:bottom w:val="single" w:color="auto" w:sz="12" w:space="0"/>
+            <w:right w:val="single" w:color="auto" w:sz="12" w:space="0"/>
+          </w:tcBorders>
+        </w:tcPr>
+        <w:p>
+          <w:pPr>
+            <w:pStyle w:val="5"/>
             <w:ind w:left="-85" w:right="-85"/>
             <w:rPr>
               <w:rFonts w:ascii="Arial" w:hAnsi="Arial" w:cs="Arial"/>
@@ -2253,15 +2177,15 @@
         <w:tcPr>
           <w:tcW w:w="887" w:type="dxa"/>
           <w:tcBorders>
-            <w:top w:val="single" w:sz="12" w:space="0" w:color="auto"/>
-            <w:left w:val="single" w:sz="12" w:space="0" w:color="auto"/>
-            <w:bottom w:val="single" w:sz="12" w:space="0" w:color="auto"/>
-            <w:right w:val="single" w:sz="12" w:space="0" w:color="auto"/>
-          </w:tcBorders>
-        </w:tcPr>
-        <w:p>
-          <w:pPr>
-            <w:pStyle w:val="a3"/>
+            <w:top w:val="single" w:color="auto" w:sz="12" w:space="0"/>
+            <w:left w:val="single" w:color="auto" w:sz="12" w:space="0"/>
+            <w:bottom w:val="single" w:color="auto" w:sz="12" w:space="0"/>
+            <w:right w:val="single" w:color="auto" w:sz="12" w:space="0"/>
+          </w:tcBorders>
+        </w:tcPr>
+        <w:p>
+          <w:pPr>
+            <w:pStyle w:val="5"/>
             <w:ind w:left="-85" w:right="-85"/>
             <w:rPr>
               <w:rFonts w:ascii="Arial" w:hAnsi="Arial" w:cs="Arial"/>
@@ -2275,15 +2199,15 @@
         <w:tcPr>
           <w:tcW w:w="612" w:type="dxa"/>
           <w:tcBorders>
-            <w:top w:val="single" w:sz="12" w:space="0" w:color="auto"/>
-            <w:left w:val="single" w:sz="12" w:space="0" w:color="auto"/>
-            <w:bottom w:val="single" w:sz="12" w:space="0" w:color="auto"/>
-            <w:right w:val="single" w:sz="12" w:space="0" w:color="auto"/>
-          </w:tcBorders>
-        </w:tcPr>
-        <w:p>
-          <w:pPr>
-            <w:pStyle w:val="a3"/>
+            <w:top w:val="single" w:color="auto" w:sz="12" w:space="0"/>
+            <w:left w:val="single" w:color="auto" w:sz="12" w:space="0"/>
+            <w:bottom w:val="single" w:color="auto" w:sz="12" w:space="0"/>
+            <w:right w:val="single" w:color="auto" w:sz="12" w:space="0"/>
+          </w:tcBorders>
+        </w:tcPr>
+        <w:p>
+          <w:pPr>
+            <w:pStyle w:val="5"/>
             <w:ind w:left="-85" w:right="-85"/>
             <w:rPr>
               <w:rFonts w:ascii="Arial" w:hAnsi="Arial" w:cs="Arial"/>
@@ -2295,20 +2219,36 @@
       </w:tc>
     </w:tr>
     <w:tr>
+      <w:tblPrEx>
+        <w:tblBorders>
+          <w:top w:val="single" w:color="000000" w:themeColor="text1" w:sz="4" w:space="0"/>
+          <w:left w:val="single" w:color="000000" w:themeColor="text1" w:sz="4" w:space="0"/>
+          <w:bottom w:val="single" w:color="000000" w:themeColor="text1" w:sz="4" w:space="0"/>
+          <w:right w:val="single" w:color="000000" w:themeColor="text1" w:sz="4" w:space="0"/>
+          <w:insideH w:val="single" w:color="000000" w:themeColor="text1" w:sz="4" w:space="0"/>
+          <w:insideV w:val="single" w:color="000000" w:themeColor="text1" w:sz="4" w:space="0"/>
+        </w:tblBorders>
+        <w:tblCellMar>
+          <w:top w:w="0" w:type="dxa"/>
+          <w:left w:w="108" w:type="dxa"/>
+          <w:bottom w:w="0" w:type="dxa"/>
+          <w:right w:w="108" w:type="dxa"/>
+        </w:tblCellMar>
+      </w:tblPrEx>
       <w:tc>
         <w:tcPr>
           <w:tcW w:w="4429" w:type="dxa"/>
           <w:gridSpan w:val="9"/>
           <w:tcBorders>
-            <w:top w:val="single" w:sz="12" w:space="0" w:color="auto"/>
-            <w:left w:val="single" w:sz="12" w:space="0" w:color="auto"/>
-            <w:bottom w:val="single" w:sz="12" w:space="0" w:color="auto"/>
-            <w:right w:val="single" w:sz="12" w:space="0" w:color="auto"/>
-          </w:tcBorders>
-        </w:tcPr>
-        <w:p>
-          <w:pPr>
-            <w:pStyle w:val="a3"/>
+            <w:top w:val="single" w:color="auto" w:sz="12" w:space="0"/>
+            <w:left w:val="single" w:color="auto" w:sz="12" w:space="0"/>
+            <w:bottom w:val="single" w:color="auto" w:sz="12" w:space="0"/>
+            <w:right w:val="single" w:color="auto" w:sz="12" w:space="0"/>
+          </w:tcBorders>
+        </w:tcPr>
+        <w:p>
+          <w:pPr>
+            <w:pStyle w:val="5"/>
             <w:ind w:left="-85" w:right="-85"/>
             <w:rPr>
               <w:rFonts w:ascii="Arial" w:hAnsi="Arial" w:cs="Arial"/>
@@ -2332,16 +2272,7 @@
               <w:sz w:val="26"/>
               <w:szCs w:val="26"/>
             </w:rPr>
-            <w:t>КП</w:t>
-          </w:r>
-          <w:r>
-            <w:rPr>
-              <w:rFonts w:ascii="Arial" w:hAnsi="Arial" w:cs="Arial"/>
-              <w:b/>
-              <w:sz w:val="26"/>
-              <w:szCs w:val="26"/>
-            </w:rPr>
-            <w:t>{{</w:t>
+            <w:t>КП{{</w:t>
           </w:r>
           <w:r>
             <w:rPr>
@@ -2369,15 +2300,15 @@
           <w:tcW w:w="3481" w:type="dxa"/>
           <w:gridSpan w:val="3"/>
           <w:tcBorders>
-            <w:top w:val="single" w:sz="12" w:space="0" w:color="auto"/>
-            <w:left w:val="single" w:sz="12" w:space="0" w:color="auto"/>
-            <w:bottom w:val="single" w:sz="12" w:space="0" w:color="auto"/>
-            <w:right w:val="single" w:sz="12" w:space="0" w:color="auto"/>
-          </w:tcBorders>
-        </w:tcPr>
-        <w:p>
-          <w:pPr>
-            <w:pStyle w:val="a3"/>
+            <w:top w:val="single" w:color="auto" w:sz="12" w:space="0"/>
+            <w:left w:val="single" w:color="auto" w:sz="12" w:space="0"/>
+            <w:bottom w:val="single" w:color="auto" w:sz="12" w:space="0"/>
+            <w:right w:val="single" w:color="auto" w:sz="12" w:space="0"/>
+          </w:tcBorders>
+        </w:tcPr>
+        <w:p>
+          <w:pPr>
+            <w:pStyle w:val="5"/>
             <w:ind w:left="-85" w:right="-85"/>
             <w:jc w:val="center"/>
             <w:rPr>
@@ -2405,15 +2336,15 @@
           <w:tcW w:w="6205" w:type="dxa"/>
           <w:gridSpan w:val="12"/>
           <w:tcBorders>
-            <w:top w:val="single" w:sz="12" w:space="0" w:color="auto"/>
-            <w:left w:val="single" w:sz="12" w:space="0" w:color="auto"/>
-            <w:bottom w:val="single" w:sz="12" w:space="0" w:color="auto"/>
-            <w:right w:val="single" w:sz="12" w:space="0" w:color="auto"/>
-          </w:tcBorders>
-        </w:tcPr>
-        <w:p>
-          <w:pPr>
-            <w:pStyle w:val="a3"/>
+            <w:top w:val="single" w:color="auto" w:sz="12" w:space="0"/>
+            <w:left w:val="single" w:color="auto" w:sz="12" w:space="0"/>
+            <w:bottom w:val="single" w:color="auto" w:sz="12" w:space="0"/>
+            <w:right w:val="single" w:color="auto" w:sz="12" w:space="0"/>
+          </w:tcBorders>
+        </w:tcPr>
+        <w:p>
+          <w:pPr>
+            <w:pStyle w:val="5"/>
             <w:ind w:left="-85" w:right="-85"/>
             <w:jc w:val="center"/>
             <w:rPr>
@@ -2440,16 +2371,16 @@
         <w:tcPr>
           <w:tcW w:w="887" w:type="dxa"/>
           <w:tcBorders>
-            <w:top w:val="single" w:sz="12" w:space="0" w:color="auto"/>
-            <w:left w:val="single" w:sz="12" w:space="0" w:color="auto"/>
-            <w:bottom w:val="single" w:sz="12" w:space="0" w:color="auto"/>
-            <w:right w:val="single" w:sz="12" w:space="0" w:color="auto"/>
+            <w:top w:val="single" w:color="auto" w:sz="12" w:space="0"/>
+            <w:left w:val="single" w:color="auto" w:sz="12" w:space="0"/>
+            <w:bottom w:val="single" w:color="auto" w:sz="12" w:space="0"/>
+            <w:right w:val="single" w:color="auto" w:sz="12" w:space="0"/>
           </w:tcBorders>
           <w:vAlign w:val="center"/>
         </w:tcPr>
         <w:p>
           <w:pPr>
-            <w:pStyle w:val="a3"/>
+            <w:pStyle w:val="5"/>
             <w:ind w:left="-85" w:right="-85"/>
             <w:rPr>
               <w:rFonts w:ascii="Arial" w:hAnsi="Arial" w:cs="Arial"/>
@@ -2471,16 +2402,16 @@
         <w:tcPr>
           <w:tcW w:w="612" w:type="dxa"/>
           <w:tcBorders>
-            <w:top w:val="single" w:sz="12" w:space="0" w:color="auto"/>
-            <w:left w:val="single" w:sz="12" w:space="0" w:color="auto"/>
-            <w:bottom w:val="single" w:sz="12" w:space="0" w:color="auto"/>
-            <w:right w:val="single" w:sz="12" w:space="0" w:color="auto"/>
+            <w:top w:val="single" w:color="auto" w:sz="12" w:space="0"/>
+            <w:left w:val="single" w:color="auto" w:sz="12" w:space="0"/>
+            <w:bottom w:val="single" w:color="auto" w:sz="12" w:space="0"/>
+            <w:right w:val="single" w:color="auto" w:sz="12" w:space="0"/>
           </w:tcBorders>
           <w:vAlign w:val="center"/>
         </w:tcPr>
         <w:p>
           <w:pPr>
-            <w:pStyle w:val="a3"/>
+            <w:pStyle w:val="5"/>
             <w:ind w:left="-85" w:right="-85"/>
             <w:jc w:val="center"/>
             <w:rPr>
@@ -2516,7 +2447,6 @@
           <w:r>
             <w:rPr>
               <w:rFonts w:ascii="Arial" w:hAnsi="Arial" w:cs="Arial"/>
-              <w:noProof/>
               <w:sz w:val="26"/>
               <w:szCs w:val="26"/>
             </w:rPr>
@@ -2534,23 +2464,39 @@
       </w:tc>
     </w:tr>
     <w:tr>
+      <w:tblPrEx>
+        <w:tblBorders>
+          <w:top w:val="single" w:color="000000" w:themeColor="text1" w:sz="4" w:space="0"/>
+          <w:left w:val="single" w:color="000000" w:themeColor="text1" w:sz="4" w:space="0"/>
+          <w:bottom w:val="single" w:color="000000" w:themeColor="text1" w:sz="4" w:space="0"/>
+          <w:right w:val="single" w:color="000000" w:themeColor="text1" w:sz="4" w:space="0"/>
+          <w:insideH w:val="single" w:color="000000" w:themeColor="text1" w:sz="4" w:space="0"/>
+          <w:insideV w:val="single" w:color="000000" w:themeColor="text1" w:sz="4" w:space="0"/>
+        </w:tblBorders>
+        <w:tblCellMar>
+          <w:top w:w="0" w:type="dxa"/>
+          <w:left w:w="108" w:type="dxa"/>
+          <w:bottom w:w="0" w:type="dxa"/>
+          <w:right w:w="108" w:type="dxa"/>
+        </w:tblCellMar>
+      </w:tblPrEx>
       <w:trPr>
-        <w:trHeight w:val="340"/>
+        <w:trHeight w:val="340" w:hRule="atLeast"/>
       </w:trPr>
       <w:tc>
         <w:tcPr>
           <w:tcW w:w="812" w:type="dxa"/>
           <w:tcBorders>
-            <w:top w:val="single" w:sz="12" w:space="0" w:color="auto"/>
-            <w:left w:val="single" w:sz="12" w:space="0" w:color="auto"/>
-            <w:bottom w:val="single" w:sz="12" w:space="0" w:color="auto"/>
-            <w:right w:val="single" w:sz="12" w:space="0" w:color="auto"/>
+            <w:top w:val="single" w:color="auto" w:sz="12" w:space="0"/>
+            <w:left w:val="single" w:color="auto" w:sz="12" w:space="0"/>
+            <w:bottom w:val="single" w:color="auto" w:sz="12" w:space="0"/>
+            <w:right w:val="single" w:color="auto" w:sz="12" w:space="0"/>
           </w:tcBorders>
           <w:vAlign w:val="center"/>
         </w:tcPr>
         <w:p>
           <w:pPr>
-            <w:pStyle w:val="a3"/>
+            <w:pStyle w:val="5"/>
             <w:ind w:left="-85" w:right="-85"/>
             <w:jc w:val="center"/>
             <w:rPr>
@@ -2574,16 +2520,16 @@
           <w:tcW w:w="836" w:type="dxa"/>
           <w:gridSpan w:val="2"/>
           <w:tcBorders>
-            <w:top w:val="single" w:sz="12" w:space="0" w:color="auto"/>
-            <w:left w:val="single" w:sz="12" w:space="0" w:color="auto"/>
-            <w:bottom w:val="single" w:sz="12" w:space="0" w:color="auto"/>
-            <w:right w:val="single" w:sz="12" w:space="0" w:color="auto"/>
+            <w:top w:val="single" w:color="auto" w:sz="12" w:space="0"/>
+            <w:left w:val="single" w:color="auto" w:sz="12" w:space="0"/>
+            <w:bottom w:val="single" w:color="auto" w:sz="12" w:space="0"/>
+            <w:right w:val="single" w:color="auto" w:sz="12" w:space="0"/>
           </w:tcBorders>
           <w:vAlign w:val="center"/>
         </w:tcPr>
         <w:p>
           <w:pPr>
-            <w:pStyle w:val="a3"/>
+            <w:pStyle w:val="5"/>
             <w:ind w:left="-85" w:right="-85"/>
             <w:jc w:val="center"/>
             <w:rPr>
@@ -2606,16 +2552,16 @@
         <w:tcPr>
           <w:tcW w:w="792" w:type="dxa"/>
           <w:tcBorders>
-            <w:top w:val="single" w:sz="12" w:space="0" w:color="auto"/>
-            <w:left w:val="single" w:sz="12" w:space="0" w:color="auto"/>
-            <w:bottom w:val="single" w:sz="12" w:space="0" w:color="auto"/>
-            <w:right w:val="single" w:sz="12" w:space="0" w:color="auto"/>
+            <w:top w:val="single" w:color="auto" w:sz="12" w:space="0"/>
+            <w:left w:val="single" w:color="auto" w:sz="12" w:space="0"/>
+            <w:bottom w:val="single" w:color="auto" w:sz="12" w:space="0"/>
+            <w:right w:val="single" w:color="auto" w:sz="12" w:space="0"/>
           </w:tcBorders>
           <w:vAlign w:val="center"/>
         </w:tcPr>
         <w:p>
           <w:pPr>
-            <w:pStyle w:val="a3"/>
+            <w:pStyle w:val="5"/>
             <w:ind w:left="-85" w:right="-85"/>
             <w:jc w:val="center"/>
             <w:rPr>
@@ -2639,16 +2585,16 @@
           <w:tcW w:w="878" w:type="dxa"/>
           <w:gridSpan w:val="2"/>
           <w:tcBorders>
-            <w:top w:val="single" w:sz="12" w:space="0" w:color="auto"/>
-            <w:left w:val="single" w:sz="12" w:space="0" w:color="auto"/>
-            <w:bottom w:val="single" w:sz="12" w:space="0" w:color="auto"/>
-            <w:right w:val="single" w:sz="12" w:space="0" w:color="auto"/>
+            <w:top w:val="single" w:color="auto" w:sz="12" w:space="0"/>
+            <w:left w:val="single" w:color="auto" w:sz="12" w:space="0"/>
+            <w:bottom w:val="single" w:color="auto" w:sz="12" w:space="0"/>
+            <w:right w:val="single" w:color="auto" w:sz="12" w:space="0"/>
           </w:tcBorders>
           <w:vAlign w:val="center"/>
         </w:tcPr>
         <w:p>
           <w:pPr>
-            <w:pStyle w:val="a3"/>
+            <w:pStyle w:val="5"/>
             <w:ind w:left="-85" w:right="-85"/>
             <w:jc w:val="center"/>
             <w:rPr>
@@ -2672,16 +2618,16 @@
           <w:tcW w:w="834" w:type="dxa"/>
           <w:gridSpan w:val="2"/>
           <w:tcBorders>
-            <w:top w:val="single" w:sz="12" w:space="0" w:color="auto"/>
-            <w:left w:val="single" w:sz="12" w:space="0" w:color="auto"/>
-            <w:bottom w:val="single" w:sz="12" w:space="0" w:color="auto"/>
-            <w:right w:val="single" w:sz="12" w:space="0" w:color="auto"/>
+            <w:top w:val="single" w:color="auto" w:sz="12" w:space="0"/>
+            <w:left w:val="single" w:color="auto" w:sz="12" w:space="0"/>
+            <w:bottom w:val="single" w:color="auto" w:sz="12" w:space="0"/>
+            <w:right w:val="single" w:color="auto" w:sz="12" w:space="0"/>
           </w:tcBorders>
           <w:vAlign w:val="center"/>
         </w:tcPr>
         <w:p>
           <w:pPr>
-            <w:pStyle w:val="a3"/>
+            <w:pStyle w:val="5"/>
             <w:ind w:left="-85" w:right="-85"/>
             <w:jc w:val="center"/>
             <w:rPr>
@@ -2705,16 +2651,16 @@
           <w:tcW w:w="835" w:type="dxa"/>
           <w:gridSpan w:val="2"/>
           <w:tcBorders>
-            <w:top w:val="single" w:sz="12" w:space="0" w:color="auto"/>
-            <w:left w:val="single" w:sz="12" w:space="0" w:color="auto"/>
-            <w:bottom w:val="single" w:sz="12" w:space="0" w:color="auto"/>
-            <w:right w:val="single" w:sz="12" w:space="0" w:color="auto"/>
+            <w:top w:val="single" w:color="auto" w:sz="12" w:space="0"/>
+            <w:left w:val="single" w:color="auto" w:sz="12" w:space="0"/>
+            <w:bottom w:val="single" w:color="auto" w:sz="12" w:space="0"/>
+            <w:right w:val="single" w:color="auto" w:sz="12" w:space="0"/>
           </w:tcBorders>
           <w:vAlign w:val="center"/>
         </w:tcPr>
         <w:p>
           <w:pPr>
-            <w:pStyle w:val="a3"/>
+            <w:pStyle w:val="5"/>
             <w:ind w:left="-85" w:right="-85"/>
             <w:jc w:val="center"/>
             <w:rPr>
@@ -2737,16 +2683,16 @@
         <w:tcPr>
           <w:tcW w:w="841" w:type="dxa"/>
           <w:tcBorders>
-            <w:top w:val="single" w:sz="12" w:space="0" w:color="auto"/>
-            <w:left w:val="single" w:sz="12" w:space="0" w:color="auto"/>
-            <w:bottom w:val="single" w:sz="12" w:space="0" w:color="auto"/>
-            <w:right w:val="single" w:sz="12" w:space="0" w:color="auto"/>
+            <w:top w:val="single" w:color="auto" w:sz="12" w:space="0"/>
+            <w:left w:val="single" w:color="auto" w:sz="12" w:space="0"/>
+            <w:bottom w:val="single" w:color="auto" w:sz="12" w:space="0"/>
+            <w:right w:val="single" w:color="auto" w:sz="12" w:space="0"/>
           </w:tcBorders>
           <w:vAlign w:val="center"/>
         </w:tcPr>
         <w:p>
           <w:pPr>
-            <w:pStyle w:val="a3"/>
+            <w:pStyle w:val="5"/>
             <w:ind w:left="-85" w:right="-85"/>
             <w:jc w:val="center"/>
             <w:rPr>
@@ -2770,16 +2716,16 @@
           <w:tcW w:w="3063" w:type="dxa"/>
           <w:gridSpan w:val="4"/>
           <w:tcBorders>
-            <w:top w:val="single" w:sz="12" w:space="0" w:color="auto"/>
-            <w:left w:val="single" w:sz="12" w:space="0" w:color="auto"/>
-            <w:bottom w:val="single" w:sz="12" w:space="0" w:color="auto"/>
-            <w:right w:val="single" w:sz="12" w:space="0" w:color="auto"/>
+            <w:top w:val="single" w:color="auto" w:sz="12" w:space="0"/>
+            <w:left w:val="single" w:color="auto" w:sz="12" w:space="0"/>
+            <w:bottom w:val="single" w:color="auto" w:sz="12" w:space="0"/>
+            <w:right w:val="single" w:color="auto" w:sz="12" w:space="0"/>
           </w:tcBorders>
           <w:vAlign w:val="center"/>
         </w:tcPr>
         <w:p>
           <w:pPr>
-            <w:pStyle w:val="a3"/>
+            <w:pStyle w:val="5"/>
             <w:ind w:left="-85" w:right="-85"/>
             <w:jc w:val="center"/>
             <w:rPr>
@@ -2803,16 +2749,16 @@
           <w:tcW w:w="989" w:type="dxa"/>
           <w:gridSpan w:val="2"/>
           <w:tcBorders>
-            <w:top w:val="single" w:sz="12" w:space="0" w:color="auto"/>
-            <w:left w:val="single" w:sz="12" w:space="0" w:color="auto"/>
-            <w:bottom w:val="single" w:sz="12" w:space="0" w:color="auto"/>
-            <w:right w:val="single" w:sz="12" w:space="0" w:color="auto"/>
+            <w:top w:val="single" w:color="auto" w:sz="12" w:space="0"/>
+            <w:left w:val="single" w:color="auto" w:sz="12" w:space="0"/>
+            <w:bottom w:val="single" w:color="auto" w:sz="12" w:space="0"/>
+            <w:right w:val="single" w:color="auto" w:sz="12" w:space="0"/>
           </w:tcBorders>
           <w:vAlign w:val="center"/>
         </w:tcPr>
         <w:p>
           <w:pPr>
-            <w:pStyle w:val="a3"/>
+            <w:pStyle w:val="5"/>
             <w:ind w:left="-85" w:right="-85"/>
             <w:jc w:val="center"/>
             <w:rPr>
@@ -2836,16 +2782,16 @@
           <w:tcW w:w="3028" w:type="dxa"/>
           <w:gridSpan w:val="5"/>
           <w:tcBorders>
-            <w:top w:val="single" w:sz="12" w:space="0" w:color="auto"/>
-            <w:left w:val="single" w:sz="12" w:space="0" w:color="auto"/>
-            <w:bottom w:val="single" w:sz="12" w:space="0" w:color="auto"/>
-            <w:right w:val="single" w:sz="12" w:space="0" w:color="auto"/>
+            <w:top w:val="single" w:color="auto" w:sz="12" w:space="0"/>
+            <w:left w:val="single" w:color="auto" w:sz="12" w:space="0"/>
+            <w:bottom w:val="single" w:color="auto" w:sz="12" w:space="0"/>
+            <w:right w:val="single" w:color="auto" w:sz="12" w:space="0"/>
           </w:tcBorders>
           <w:vAlign w:val="center"/>
         </w:tcPr>
         <w:p>
           <w:pPr>
-            <w:pStyle w:val="a3"/>
+            <w:pStyle w:val="5"/>
             <w:ind w:left="-85" w:right="-85"/>
             <w:jc w:val="center"/>
             <w:rPr>
@@ -2869,16 +2815,16 @@
           <w:tcW w:w="2706" w:type="dxa"/>
           <w:gridSpan w:val="4"/>
           <w:tcBorders>
-            <w:top w:val="single" w:sz="12" w:space="0" w:color="auto"/>
-            <w:left w:val="single" w:sz="12" w:space="0" w:color="auto"/>
-            <w:bottom w:val="single" w:sz="12" w:space="0" w:color="auto"/>
-            <w:right w:val="single" w:sz="18" w:space="0" w:color="auto"/>
+            <w:top w:val="single" w:color="auto" w:sz="12" w:space="0"/>
+            <w:left w:val="single" w:color="auto" w:sz="12" w:space="0"/>
+            <w:bottom w:val="single" w:color="auto" w:sz="12" w:space="0"/>
+            <w:right w:val="single" w:color="auto" w:sz="18" w:space="0"/>
           </w:tcBorders>
           <w:vAlign w:val="center"/>
         </w:tcPr>
         <w:p>
           <w:pPr>
-            <w:pStyle w:val="a3"/>
+            <w:pStyle w:val="5"/>
             <w:ind w:left="-85" w:right="-85"/>
             <w:jc w:val="center"/>
             <w:rPr>
@@ -2901,7 +2847,7 @@
   </w:tbl>
   <w:p>
     <w:pPr>
-      <w:pStyle w:val="a3"/>
+      <w:pStyle w:val="5"/>
       <w:rPr>
         <w:sz w:val="2"/>
         <w:szCs w:val="2"/>
@@ -2911,14 +2857,38 @@
 </w:hdr>
 </file>
 
+<file path=word/header2.xml><?xml version="1.0" encoding="utf-8"?>
+<w:hdr xmlns:wpc="http://schemas.microsoft.com/office/word/2010/wordprocessingCanvas" xmlns:mc="http://schemas.openxmlformats.org/markup-compatibility/2006" xmlns:o="urn:schemas-microsoft-com:office:office" xmlns:r="http://schemas.openxmlformats.org/officeDocument/2006/relationships" xmlns:m="http://schemas.openxmlformats.org/officeDocument/2006/math" xmlns:v="urn:schemas-microsoft-com:vml" xmlns:wp14="http://schemas.microsoft.com/office/word/2010/wordprocessingDrawing" xmlns:wp="http://schemas.openxmlformats.org/drawingml/2006/wordprocessingDrawing" xmlns:w10="urn:schemas-microsoft-com:office:word" xmlns:w="http://schemas.openxmlformats.org/wordprocessingml/2006/main" xmlns:w14="http://schemas.microsoft.com/office/word/2010/wordml" xmlns:w15="http://schemas.microsoft.com/office/word/2012/wordml" xmlns:wpg="http://schemas.microsoft.com/office/word/2010/wordprocessingGroup" xmlns:wpi="http://schemas.microsoft.com/office/word/2010/wordprocessingInk" xmlns:wne="http://schemas.microsoft.com/office/word/2006/wordml" xmlns:wps="http://schemas.microsoft.com/office/word/2010/wordprocessingShape" xmlns:wpsCustomData="http://www.wps.cn/officeDocument/2013/wpsCustomData" mc:Ignorable="w14 w15 wp14">
+  <w:p>
+    <w:pPr>
+      <w:pStyle w:val="5"/>
+    </w:pPr>
+  </w:p>
+</w:hdr>
+</file>
+
 <file path=word/header3.xml><?xml version="1.0" encoding="utf-8"?>
-<w:hdr xmlns:wpc="http://schemas.microsoft.com/office/word/2010/wordprocessingCanvas" xmlns:cx="http://schemas.microsoft.com/office/drawing/2014/chartex" xmlns:cx1="http://schemas.microsoft.com/office/drawing/2015/9/8/chartex" xmlns:cx2="http://schemas.microsoft.com/office/drawing/2015/10/21/chartex" xmlns:cx3="http://schemas.microsoft.com/office/drawing/2016/5/9/chartex" xmlns:cx4="http://schemas.microsoft.com/office/drawing/2016/5/10/chartex" xmlns:cx5="http://schemas.microsoft.com/office/drawing/2016/5/11/chartex" xmlns:cx6="http://schemas.microsoft.com/office/drawing/2016/5/12/chartex" xmlns:cx7="http://schemas.microsoft.com/office/drawing/2016/5/13/chartex" xmlns:cx8="http://schemas.microsoft.com/office/drawing/2016/5/14/chartex" xmlns:mc="http://schemas.openxmlformats.org/markup-compatibility/2006" xmlns:aink="http://schemas.microsoft.com/office/drawing/2016/ink" xmlns:am3d="http://schemas.microsoft.com/office/drawing/2017/model3d" xmlns:o="urn:schemas-microsoft-com:office:office" xmlns:r="http://schemas.openxmlformats.org/officeDocument/2006/relationships" xmlns:m="http://schemas.openxmlformats.org/officeDocument/2006/math" xmlns:v="urn:schemas-microsoft-com:vml" xmlns:wp14="http://schemas.microsoft.com/office/word/2010/wordprocessingDrawing" xmlns:wp="http://schemas.openxmlformats.org/drawingml/2006/wordprocessingDrawing" xmlns:w10="urn:schemas-microsoft-com:office:word" xmlns:w="http://schemas.openxmlformats.org/wordprocessingml/2006/main" xmlns:w14="http://schemas.microsoft.com/office/word/2010/wordml" xmlns:w15="http://schemas.microsoft.com/office/word/2012/wordml" xmlns:w16cid="http://schemas.microsoft.com/office/word/2016/wordml/cid" xmlns:w16se="http://schemas.microsoft.com/office/word/2015/wordml/symex" xmlns:wpg="http://schemas.microsoft.com/office/word/2010/wordprocessingGroup" xmlns:wpi="http://schemas.microsoft.com/office/word/2010/wordprocessingInk" xmlns:wne="http://schemas.microsoft.com/office/word/2006/wordml" xmlns:wps="http://schemas.microsoft.com/office/word/2010/wordprocessingShape" mc:Ignorable="w14 w15 w16se w16cid wp14">
+<w:hdr xmlns:wpc="http://schemas.microsoft.com/office/word/2010/wordprocessingCanvas" xmlns:mc="http://schemas.openxmlformats.org/markup-compatibility/2006" xmlns:o="urn:schemas-microsoft-com:office:office" xmlns:r="http://schemas.openxmlformats.org/officeDocument/2006/relationships" xmlns:m="http://schemas.openxmlformats.org/officeDocument/2006/math" xmlns:v="urn:schemas-microsoft-com:vml" xmlns:wp14="http://schemas.microsoft.com/office/word/2010/wordprocessingDrawing" xmlns:wp="http://schemas.openxmlformats.org/drawingml/2006/wordprocessingDrawing" xmlns:w10="urn:schemas-microsoft-com:office:word" xmlns:w="http://schemas.openxmlformats.org/wordprocessingml/2006/main" xmlns:w14="http://schemas.microsoft.com/office/word/2010/wordml" xmlns:w15="http://schemas.microsoft.com/office/word/2012/wordml" xmlns:wpg="http://schemas.microsoft.com/office/word/2010/wordprocessingGroup" xmlns:wpi="http://schemas.microsoft.com/office/word/2010/wordprocessingInk" xmlns:wne="http://schemas.microsoft.com/office/word/2006/wordml" xmlns:wps="http://schemas.microsoft.com/office/word/2010/wordprocessingShape" xmlns:wpsCustomData="http://www.wps.cn/officeDocument/2013/wpsCustomData" mc:Ignorable="w14 w15 wp14">
   <w:tbl>
     <w:tblPr>
-      <w:tblStyle w:val="a7"/>
+      <w:tblStyle w:val="8"/>
       <w:tblW w:w="0" w:type="auto"/>
+      <w:tblInd w:w="0" w:type="dxa"/>
+      <w:tblBorders>
+        <w:top w:val="single" w:color="000000" w:themeColor="text1" w:sz="4" w:space="0"/>
+        <w:left w:val="single" w:color="000000" w:themeColor="text1" w:sz="4" w:space="0"/>
+        <w:bottom w:val="single" w:color="000000" w:themeColor="text1" w:sz="4" w:space="0"/>
+        <w:right w:val="single" w:color="000000" w:themeColor="text1" w:sz="4" w:space="0"/>
+        <w:insideH w:val="single" w:color="000000" w:themeColor="text1" w:sz="4" w:space="0"/>
+        <w:insideV w:val="single" w:color="000000" w:themeColor="text1" w:sz="4" w:space="0"/>
+      </w:tblBorders>
       <w:tblLayout w:type="fixed"/>
-      <w:tblLook w:val="04A0" w:firstRow="1" w:lastRow="0" w:firstColumn="1" w:lastColumn="0" w:noHBand="0" w:noVBand="1"/>
+      <w:tblCellMar>
+        <w:top w:w="0" w:type="dxa"/>
+        <w:left w:w="108" w:type="dxa"/>
+        <w:bottom w:w="0" w:type="dxa"/>
+        <w:right w:w="108" w:type="dxa"/>
+      </w:tblCellMar>
     </w:tblPr>
     <w:tblGrid>
       <w:gridCol w:w="1099"/>
@@ -2951,43 +2921,49 @@
       <w:gridCol w:w="338"/>
     </w:tblGrid>
     <w:tr>
+      <w:tblPrEx>
+        <w:tblBorders>
+          <w:top w:val="single" w:color="000000" w:themeColor="text1" w:sz="4" w:space="0"/>
+          <w:left w:val="single" w:color="000000" w:themeColor="text1" w:sz="4" w:space="0"/>
+          <w:bottom w:val="single" w:color="000000" w:themeColor="text1" w:sz="4" w:space="0"/>
+          <w:right w:val="single" w:color="000000" w:themeColor="text1" w:sz="4" w:space="0"/>
+          <w:insideH w:val="single" w:color="000000" w:themeColor="text1" w:sz="4" w:space="0"/>
+          <w:insideV w:val="single" w:color="000000" w:themeColor="text1" w:sz="4" w:space="0"/>
+        </w:tblBorders>
+        <w:tblCellMar>
+          <w:top w:w="0" w:type="dxa"/>
+          <w:left w:w="108" w:type="dxa"/>
+          <w:bottom w:w="0" w:type="dxa"/>
+          <w:right w:w="108" w:type="dxa"/>
+        </w:tblCellMar>
+      </w:tblPrEx>
       <w:tc>
         <w:tcPr>
           <w:tcW w:w="1099" w:type="dxa"/>
           <w:tcBorders>
-            <w:top w:val="single" w:sz="12" w:space="0" w:color="auto"/>
-            <w:left w:val="single" w:sz="12" w:space="0" w:color="auto"/>
-            <w:bottom w:val="single" w:sz="12" w:space="0" w:color="auto"/>
-            <w:right w:val="single" w:sz="12" w:space="0" w:color="auto"/>
-          </w:tcBorders>
-        </w:tcPr>
-        <w:p>
-          <w:pPr>
-            <w:pStyle w:val="a3"/>
-            <w:ind w:left="-85" w:right="-85"/>
-            <w:rPr>
-              <w:rFonts w:ascii="Arial" w:hAnsi="Arial" w:cs="Arial"/>
-              <w:sz w:val="20"/>
-              <w:szCs w:val="20"/>
-            </w:rPr>
-          </w:pPr>
-          <w:proofErr w:type="spellStart"/>
+            <w:top w:val="single" w:color="auto" w:sz="12" w:space="0"/>
+            <w:left w:val="single" w:color="auto" w:sz="12" w:space="0"/>
+            <w:bottom w:val="single" w:color="auto" w:sz="12" w:space="0"/>
+            <w:right w:val="single" w:color="auto" w:sz="12" w:space="0"/>
+          </w:tcBorders>
+        </w:tcPr>
+        <w:p>
+          <w:pPr>
+            <w:pStyle w:val="5"/>
+            <w:ind w:left="-85" w:right="-85"/>
+            <w:rPr>
+              <w:rFonts w:ascii="Arial" w:hAnsi="Arial" w:cs="Arial"/>
+              <w:sz w:val="20"/>
+              <w:szCs w:val="20"/>
+            </w:rPr>
+          </w:pPr>
           <w:r>
             <w:rPr>
               <w:rFonts w:ascii="Arial" w:hAnsi="Arial" w:cs="Arial"/>
               <w:sz w:val="20"/>
               <w:szCs w:val="20"/>
             </w:rPr>
-            <w:t>Дубл</w:t>
-          </w:r>
-          <w:proofErr w:type="spellEnd"/>
-          <w:r>
-            <w:rPr>
-              <w:rFonts w:ascii="Arial" w:hAnsi="Arial" w:cs="Arial"/>
-              <w:sz w:val="20"/>
-              <w:szCs w:val="20"/>
-            </w:rPr>
-            <w:t>.</w:t>
+            <w:t>Дубл.</w:t>
           </w:r>
         </w:p>
       </w:tc>
@@ -2996,15 +2972,15 @@
           <w:tcW w:w="1501" w:type="dxa"/>
           <w:gridSpan w:val="2"/>
           <w:tcBorders>
-            <w:top w:val="single" w:sz="12" w:space="0" w:color="auto"/>
-            <w:left w:val="single" w:sz="12" w:space="0" w:color="auto"/>
-            <w:bottom w:val="single" w:sz="12" w:space="0" w:color="auto"/>
-            <w:right w:val="single" w:sz="12" w:space="0" w:color="auto"/>
-          </w:tcBorders>
-        </w:tcPr>
-        <w:p>
-          <w:pPr>
-            <w:pStyle w:val="a3"/>
+            <w:top w:val="single" w:color="auto" w:sz="12" w:space="0"/>
+            <w:left w:val="single" w:color="auto" w:sz="12" w:space="0"/>
+            <w:bottom w:val="single" w:color="auto" w:sz="12" w:space="0"/>
+            <w:right w:val="single" w:color="auto" w:sz="12" w:space="0"/>
+          </w:tcBorders>
+        </w:tcPr>
+        <w:p>
+          <w:pPr>
+            <w:pStyle w:val="5"/>
             <w:ind w:left="-85" w:right="-85"/>
             <w:rPr>
               <w:rFonts w:ascii="Arial" w:hAnsi="Arial" w:cs="Arial"/>
@@ -3018,15 +2994,15 @@
         <w:tcPr>
           <w:tcW w:w="824" w:type="dxa"/>
           <w:tcBorders>
-            <w:top w:val="single" w:sz="12" w:space="0" w:color="auto"/>
-            <w:left w:val="single" w:sz="12" w:space="0" w:color="auto"/>
-            <w:bottom w:val="single" w:sz="12" w:space="0" w:color="auto"/>
-            <w:right w:val="single" w:sz="12" w:space="0" w:color="auto"/>
-          </w:tcBorders>
-        </w:tcPr>
-        <w:p>
-          <w:pPr>
-            <w:pStyle w:val="a3"/>
+            <w:top w:val="single" w:color="auto" w:sz="12" w:space="0"/>
+            <w:left w:val="single" w:color="auto" w:sz="12" w:space="0"/>
+            <w:bottom w:val="single" w:color="auto" w:sz="12" w:space="0"/>
+            <w:right w:val="single" w:color="auto" w:sz="12" w:space="0"/>
+          </w:tcBorders>
+        </w:tcPr>
+        <w:p>
+          <w:pPr>
+            <w:pStyle w:val="5"/>
             <w:ind w:left="-85" w:right="-85"/>
             <w:rPr>
               <w:rFonts w:ascii="Arial" w:hAnsi="Arial" w:cs="Arial"/>
@@ -3041,15 +3017,15 @@
           <w:tcW w:w="818" w:type="dxa"/>
           <w:gridSpan w:val="2"/>
           <w:tcBorders>
-            <w:top w:val="single" w:sz="12" w:space="0" w:color="auto"/>
-            <w:left w:val="single" w:sz="12" w:space="0" w:color="auto"/>
-            <w:bottom w:val="single" w:sz="12" w:space="0" w:color="auto"/>
-            <w:right w:val="single" w:sz="12" w:space="0" w:color="auto"/>
-          </w:tcBorders>
-        </w:tcPr>
-        <w:p>
-          <w:pPr>
-            <w:pStyle w:val="a3"/>
+            <w:top w:val="single" w:color="auto" w:sz="12" w:space="0"/>
+            <w:left w:val="single" w:color="auto" w:sz="12" w:space="0"/>
+            <w:bottom w:val="single" w:color="auto" w:sz="12" w:space="0"/>
+            <w:right w:val="single" w:color="auto" w:sz="12" w:space="0"/>
+          </w:tcBorders>
+        </w:tcPr>
+        <w:p>
+          <w:pPr>
+            <w:pStyle w:val="5"/>
             <w:ind w:left="-85" w:right="-85"/>
             <w:rPr>
               <w:rFonts w:ascii="Arial" w:hAnsi="Arial" w:cs="Arial"/>
@@ -3066,14 +3042,14 @@
           <w:vMerge w:val="restart"/>
           <w:tcBorders>
             <w:top w:val="nil"/>
-            <w:left w:val="single" w:sz="12" w:space="0" w:color="auto"/>
-            <w:bottom w:val="single" w:sz="18" w:space="0" w:color="auto"/>
+            <w:left w:val="single" w:color="auto" w:sz="12" w:space="0"/>
+            <w:bottom w:val="single" w:color="auto" w:sz="18" w:space="0"/>
             <w:right w:val="nil"/>
           </w:tcBorders>
         </w:tcPr>
         <w:p>
           <w:pPr>
-            <w:pStyle w:val="a3"/>
+            <w:pStyle w:val="5"/>
             <w:ind w:left="-85" w:right="-85"/>
             <w:rPr>
               <w:rFonts w:ascii="Arial" w:hAnsi="Arial" w:cs="Arial"/>
@@ -3090,13 +3066,13 @@
           <w:tcBorders>
             <w:top w:val="nil"/>
             <w:left w:val="nil"/>
-            <w:bottom w:val="single" w:sz="12" w:space="0" w:color="auto"/>
-            <w:right w:val="single" w:sz="12" w:space="0" w:color="auto"/>
-          </w:tcBorders>
-        </w:tcPr>
-        <w:p>
-          <w:pPr>
-            <w:pStyle w:val="a3"/>
+            <w:bottom w:val="single" w:color="auto" w:sz="12" w:space="0"/>
+            <w:right w:val="single" w:color="auto" w:sz="12" w:space="0"/>
+          </w:tcBorders>
+        </w:tcPr>
+        <w:p>
+          <w:pPr>
+            <w:pStyle w:val="5"/>
             <w:ind w:left="-85" w:right="-85"/>
             <w:rPr>
               <w:rFonts w:ascii="Arial" w:hAnsi="Arial" w:cs="Arial"/>
@@ -3110,15 +3086,15 @@
         <w:tcPr>
           <w:tcW w:w="321" w:type="dxa"/>
           <w:tcBorders>
-            <w:top w:val="single" w:sz="12" w:space="0" w:color="auto"/>
-            <w:left w:val="single" w:sz="12" w:space="0" w:color="auto"/>
-            <w:bottom w:val="single" w:sz="12" w:space="0" w:color="auto"/>
-            <w:right w:val="single" w:sz="12" w:space="0" w:color="auto"/>
-          </w:tcBorders>
-        </w:tcPr>
-        <w:p>
-          <w:pPr>
-            <w:pStyle w:val="a3"/>
+            <w:top w:val="single" w:color="auto" w:sz="12" w:space="0"/>
+            <w:left w:val="single" w:color="auto" w:sz="12" w:space="0"/>
+            <w:bottom w:val="single" w:color="auto" w:sz="12" w:space="0"/>
+            <w:right w:val="single" w:color="auto" w:sz="12" w:space="0"/>
+          </w:tcBorders>
+        </w:tcPr>
+        <w:p>
+          <w:pPr>
+            <w:pStyle w:val="5"/>
             <w:ind w:left="-85" w:right="-85"/>
             <w:rPr>
               <w:rFonts w:ascii="Arial" w:hAnsi="Arial" w:cs="Arial"/>
@@ -3132,15 +3108,15 @@
         <w:tcPr>
           <w:tcW w:w="549" w:type="dxa"/>
           <w:tcBorders>
-            <w:top w:val="single" w:sz="12" w:space="0" w:color="auto"/>
-            <w:left w:val="single" w:sz="12" w:space="0" w:color="auto"/>
-            <w:bottom w:val="single" w:sz="12" w:space="0" w:color="auto"/>
-            <w:right w:val="single" w:sz="12" w:space="0" w:color="auto"/>
-          </w:tcBorders>
-        </w:tcPr>
-        <w:p>
-          <w:pPr>
-            <w:pStyle w:val="a3"/>
+            <w:top w:val="single" w:color="auto" w:sz="12" w:space="0"/>
+            <w:left w:val="single" w:color="auto" w:sz="12" w:space="0"/>
+            <w:bottom w:val="single" w:color="auto" w:sz="12" w:space="0"/>
+            <w:right w:val="single" w:color="auto" w:sz="12" w:space="0"/>
+          </w:tcBorders>
+        </w:tcPr>
+        <w:p>
+          <w:pPr>
+            <w:pStyle w:val="5"/>
             <w:ind w:left="-85" w:right="-85"/>
             <w:rPr>
               <w:rFonts w:ascii="Arial" w:hAnsi="Arial" w:cs="Arial"/>
@@ -3155,15 +3131,15 @@
           <w:tcW w:w="1078" w:type="dxa"/>
           <w:gridSpan w:val="2"/>
           <w:tcBorders>
-            <w:top w:val="single" w:sz="12" w:space="0" w:color="auto"/>
-            <w:left w:val="single" w:sz="12" w:space="0" w:color="auto"/>
-            <w:bottom w:val="single" w:sz="12" w:space="0" w:color="auto"/>
-            <w:right w:val="single" w:sz="12" w:space="0" w:color="auto"/>
-          </w:tcBorders>
-        </w:tcPr>
-        <w:p>
-          <w:pPr>
-            <w:pStyle w:val="a3"/>
+            <w:top w:val="single" w:color="auto" w:sz="12" w:space="0"/>
+            <w:left w:val="single" w:color="auto" w:sz="12" w:space="0"/>
+            <w:bottom w:val="single" w:color="auto" w:sz="12" w:space="0"/>
+            <w:right w:val="single" w:color="auto" w:sz="12" w:space="0"/>
+          </w:tcBorders>
+        </w:tcPr>
+        <w:p>
+          <w:pPr>
+            <w:pStyle w:val="5"/>
             <w:ind w:left="-85" w:right="-85"/>
             <w:rPr>
               <w:rFonts w:ascii="Arial" w:hAnsi="Arial" w:cs="Arial"/>
@@ -3178,15 +3154,15 @@
           <w:tcW w:w="894" w:type="dxa"/>
           <w:gridSpan w:val="3"/>
           <w:tcBorders>
-            <w:top w:val="single" w:sz="12" w:space="0" w:color="auto"/>
-            <w:left w:val="single" w:sz="12" w:space="0" w:color="auto"/>
-            <w:bottom w:val="single" w:sz="12" w:space="0" w:color="auto"/>
-            <w:right w:val="single" w:sz="12" w:space="0" w:color="auto"/>
-          </w:tcBorders>
-        </w:tcPr>
-        <w:p>
-          <w:pPr>
-            <w:pStyle w:val="a3"/>
+            <w:top w:val="single" w:color="auto" w:sz="12" w:space="0"/>
+            <w:left w:val="single" w:color="auto" w:sz="12" w:space="0"/>
+            <w:bottom w:val="single" w:color="auto" w:sz="12" w:space="0"/>
+            <w:right w:val="single" w:color="auto" w:sz="12" w:space="0"/>
+          </w:tcBorders>
+        </w:tcPr>
+        <w:p>
+          <w:pPr>
+            <w:pStyle w:val="5"/>
             <w:ind w:left="-85" w:right="-85"/>
             <w:rPr>
               <w:rFonts w:ascii="Arial" w:hAnsi="Arial" w:cs="Arial"/>
@@ -3201,15 +3177,15 @@
           <w:tcW w:w="615" w:type="dxa"/>
           <w:gridSpan w:val="2"/>
           <w:tcBorders>
-            <w:top w:val="single" w:sz="12" w:space="0" w:color="auto"/>
-            <w:left w:val="single" w:sz="12" w:space="0" w:color="auto"/>
-            <w:bottom w:val="single" w:sz="12" w:space="0" w:color="auto"/>
-            <w:right w:val="single" w:sz="12" w:space="0" w:color="auto"/>
-          </w:tcBorders>
-        </w:tcPr>
-        <w:p>
-          <w:pPr>
-            <w:pStyle w:val="a3"/>
+            <w:top w:val="single" w:color="auto" w:sz="12" w:space="0"/>
+            <w:left w:val="single" w:color="auto" w:sz="12" w:space="0"/>
+            <w:bottom w:val="single" w:color="auto" w:sz="12" w:space="0"/>
+            <w:right w:val="single" w:color="auto" w:sz="12" w:space="0"/>
+          </w:tcBorders>
+        </w:tcPr>
+        <w:p>
+          <w:pPr>
+            <w:pStyle w:val="5"/>
             <w:ind w:left="-85" w:right="-85"/>
             <w:rPr>
               <w:rFonts w:ascii="Arial" w:hAnsi="Arial" w:cs="Arial"/>
@@ -3221,43 +3197,49 @@
       </w:tc>
     </w:tr>
     <w:tr>
+      <w:tblPrEx>
+        <w:tblBorders>
+          <w:top w:val="single" w:color="000000" w:themeColor="text1" w:sz="4" w:space="0"/>
+          <w:left w:val="single" w:color="000000" w:themeColor="text1" w:sz="4" w:space="0"/>
+          <w:bottom w:val="single" w:color="000000" w:themeColor="text1" w:sz="4" w:space="0"/>
+          <w:right w:val="single" w:color="000000" w:themeColor="text1" w:sz="4" w:space="0"/>
+          <w:insideH w:val="single" w:color="000000" w:themeColor="text1" w:sz="4" w:space="0"/>
+          <w:insideV w:val="single" w:color="000000" w:themeColor="text1" w:sz="4" w:space="0"/>
+        </w:tblBorders>
+        <w:tblCellMar>
+          <w:top w:w="0" w:type="dxa"/>
+          <w:left w:w="108" w:type="dxa"/>
+          <w:bottom w:w="0" w:type="dxa"/>
+          <w:right w:w="108" w:type="dxa"/>
+        </w:tblCellMar>
+      </w:tblPrEx>
       <w:tc>
         <w:tcPr>
           <w:tcW w:w="1099" w:type="dxa"/>
           <w:tcBorders>
-            <w:top w:val="single" w:sz="12" w:space="0" w:color="auto"/>
-            <w:left w:val="single" w:sz="12" w:space="0" w:color="auto"/>
-            <w:bottom w:val="single" w:sz="12" w:space="0" w:color="auto"/>
-            <w:right w:val="single" w:sz="12" w:space="0" w:color="auto"/>
-          </w:tcBorders>
-        </w:tcPr>
-        <w:p>
-          <w:pPr>
-            <w:pStyle w:val="a3"/>
-            <w:ind w:left="-85" w:right="-85"/>
-            <w:rPr>
-              <w:rFonts w:ascii="Arial" w:hAnsi="Arial" w:cs="Arial"/>
-              <w:sz w:val="20"/>
-              <w:szCs w:val="20"/>
-            </w:rPr>
-          </w:pPr>
-          <w:proofErr w:type="spellStart"/>
+            <w:top w:val="single" w:color="auto" w:sz="12" w:space="0"/>
+            <w:left w:val="single" w:color="auto" w:sz="12" w:space="0"/>
+            <w:bottom w:val="single" w:color="auto" w:sz="12" w:space="0"/>
+            <w:right w:val="single" w:color="auto" w:sz="12" w:space="0"/>
+          </w:tcBorders>
+        </w:tcPr>
+        <w:p>
+          <w:pPr>
+            <w:pStyle w:val="5"/>
+            <w:ind w:left="-85" w:right="-85"/>
+            <w:rPr>
+              <w:rFonts w:ascii="Arial" w:hAnsi="Arial" w:cs="Arial"/>
+              <w:sz w:val="20"/>
+              <w:szCs w:val="20"/>
+            </w:rPr>
+          </w:pPr>
           <w:r>
             <w:rPr>
               <w:rFonts w:ascii="Arial" w:hAnsi="Arial" w:cs="Arial"/>
               <w:sz w:val="20"/>
               <w:szCs w:val="20"/>
             </w:rPr>
-            <w:t>Взам</w:t>
-          </w:r>
-          <w:proofErr w:type="spellEnd"/>
-          <w:r>
-            <w:rPr>
-              <w:rFonts w:ascii="Arial" w:hAnsi="Arial" w:cs="Arial"/>
-              <w:sz w:val="20"/>
-              <w:szCs w:val="20"/>
-            </w:rPr>
-            <w:t>.</w:t>
+            <w:t>Взам.</w:t>
           </w:r>
         </w:p>
       </w:tc>
@@ -3266,15 +3248,15 @@
           <w:tcW w:w="1501" w:type="dxa"/>
           <w:gridSpan w:val="2"/>
           <w:tcBorders>
-            <w:top w:val="single" w:sz="12" w:space="0" w:color="auto"/>
-            <w:left w:val="single" w:sz="12" w:space="0" w:color="auto"/>
-            <w:bottom w:val="single" w:sz="12" w:space="0" w:color="auto"/>
-            <w:right w:val="single" w:sz="12" w:space="0" w:color="auto"/>
-          </w:tcBorders>
-        </w:tcPr>
-        <w:p>
-          <w:pPr>
-            <w:pStyle w:val="a3"/>
+            <w:top w:val="single" w:color="auto" w:sz="12" w:space="0"/>
+            <w:left w:val="single" w:color="auto" w:sz="12" w:space="0"/>
+            <w:bottom w:val="single" w:color="auto" w:sz="12" w:space="0"/>
+            <w:right w:val="single" w:color="auto" w:sz="12" w:space="0"/>
+          </w:tcBorders>
+        </w:tcPr>
+        <w:p>
+          <w:pPr>
+            <w:pStyle w:val="5"/>
             <w:ind w:left="-85" w:right="-85"/>
             <w:rPr>
               <w:rFonts w:ascii="Arial" w:hAnsi="Arial" w:cs="Arial"/>
@@ -3288,15 +3270,15 @@
         <w:tcPr>
           <w:tcW w:w="824" w:type="dxa"/>
           <w:tcBorders>
-            <w:top w:val="single" w:sz="12" w:space="0" w:color="auto"/>
-            <w:left w:val="single" w:sz="12" w:space="0" w:color="auto"/>
-            <w:bottom w:val="single" w:sz="12" w:space="0" w:color="auto"/>
-            <w:right w:val="single" w:sz="12" w:space="0" w:color="auto"/>
-          </w:tcBorders>
-        </w:tcPr>
-        <w:p>
-          <w:pPr>
-            <w:pStyle w:val="a3"/>
+            <w:top w:val="single" w:color="auto" w:sz="12" w:space="0"/>
+            <w:left w:val="single" w:color="auto" w:sz="12" w:space="0"/>
+            <w:bottom w:val="single" w:color="auto" w:sz="12" w:space="0"/>
+            <w:right w:val="single" w:color="auto" w:sz="12" w:space="0"/>
+          </w:tcBorders>
+        </w:tcPr>
+        <w:p>
+          <w:pPr>
+            <w:pStyle w:val="5"/>
             <w:ind w:left="-85" w:right="-85"/>
             <w:rPr>
               <w:rFonts w:ascii="Arial" w:hAnsi="Arial" w:cs="Arial"/>
@@ -3311,15 +3293,15 @@
           <w:tcW w:w="818" w:type="dxa"/>
           <w:gridSpan w:val="2"/>
           <w:tcBorders>
-            <w:top w:val="single" w:sz="12" w:space="0" w:color="auto"/>
-            <w:left w:val="single" w:sz="12" w:space="0" w:color="auto"/>
-            <w:bottom w:val="single" w:sz="12" w:space="0" w:color="auto"/>
-            <w:right w:val="single" w:sz="12" w:space="0" w:color="auto"/>
-          </w:tcBorders>
-        </w:tcPr>
-        <w:p>
-          <w:pPr>
-            <w:pStyle w:val="a3"/>
+            <w:top w:val="single" w:color="auto" w:sz="12" w:space="0"/>
+            <w:left w:val="single" w:color="auto" w:sz="12" w:space="0"/>
+            <w:bottom w:val="single" w:color="auto" w:sz="12" w:space="0"/>
+            <w:right w:val="single" w:color="auto" w:sz="12" w:space="0"/>
+          </w:tcBorders>
+        </w:tcPr>
+        <w:p>
+          <w:pPr>
+            <w:pStyle w:val="5"/>
             <w:ind w:left="-85" w:right="-85"/>
             <w:rPr>
               <w:rFonts w:ascii="Arial" w:hAnsi="Arial" w:cs="Arial"/>
@@ -3333,16 +3315,16 @@
         <w:tcPr>
           <w:tcW w:w="4019" w:type="dxa"/>
           <w:gridSpan w:val="6"/>
-          <w:vMerge/>
-          <w:tcBorders>
-            <w:left w:val="single" w:sz="12" w:space="0" w:color="auto"/>
-            <w:bottom w:val="single" w:sz="18" w:space="0" w:color="auto"/>
-            <w:right w:val="single" w:sz="12" w:space="0" w:color="auto"/>
-          </w:tcBorders>
-        </w:tcPr>
-        <w:p>
-          <w:pPr>
-            <w:pStyle w:val="a3"/>
+          <w:vMerge w:val="continue"/>
+          <w:tcBorders>
+            <w:left w:val="single" w:color="auto" w:sz="12" w:space="0"/>
+            <w:bottom w:val="single" w:color="auto" w:sz="18" w:space="0"/>
+            <w:right w:val="single" w:color="auto" w:sz="12" w:space="0"/>
+          </w:tcBorders>
+        </w:tcPr>
+        <w:p>
+          <w:pPr>
+            <w:pStyle w:val="5"/>
             <w:ind w:left="-85" w:right="-85"/>
             <w:rPr>
               <w:rFonts w:ascii="Arial" w:hAnsi="Arial" w:cs="Arial"/>
@@ -3357,15 +3339,15 @@
           <w:tcW w:w="553" w:type="dxa"/>
           <w:gridSpan w:val="2"/>
           <w:tcBorders>
-            <w:top w:val="single" w:sz="12" w:space="0" w:color="auto"/>
-            <w:left w:val="single" w:sz="12" w:space="0" w:color="auto"/>
-            <w:bottom w:val="single" w:sz="12" w:space="0" w:color="auto"/>
-            <w:right w:val="single" w:sz="12" w:space="0" w:color="auto"/>
-          </w:tcBorders>
-        </w:tcPr>
-        <w:p>
-          <w:pPr>
-            <w:pStyle w:val="a3"/>
+            <w:top w:val="single" w:color="auto" w:sz="12" w:space="0"/>
+            <w:left w:val="single" w:color="auto" w:sz="12" w:space="0"/>
+            <w:bottom w:val="single" w:color="auto" w:sz="12" w:space="0"/>
+            <w:right w:val="single" w:color="auto" w:sz="12" w:space="0"/>
+          </w:tcBorders>
+        </w:tcPr>
+        <w:p>
+          <w:pPr>
+            <w:pStyle w:val="5"/>
             <w:ind w:left="-85" w:right="-85"/>
             <w:rPr>
               <w:rFonts w:ascii="Arial" w:hAnsi="Arial" w:cs="Arial"/>
@@ -3379,15 +3361,15 @@
         <w:tcPr>
           <w:tcW w:w="563" w:type="dxa"/>
           <w:tcBorders>
-            <w:top w:val="single" w:sz="12" w:space="0" w:color="auto"/>
-            <w:left w:val="single" w:sz="12" w:space="0" w:color="auto"/>
-            <w:bottom w:val="single" w:sz="12" w:space="0" w:color="auto"/>
-            <w:right w:val="single" w:sz="12" w:space="0" w:color="auto"/>
-          </w:tcBorders>
-        </w:tcPr>
-        <w:p>
-          <w:pPr>
-            <w:pStyle w:val="a3"/>
+            <w:top w:val="single" w:color="auto" w:sz="12" w:space="0"/>
+            <w:left w:val="single" w:color="auto" w:sz="12" w:space="0"/>
+            <w:bottom w:val="single" w:color="auto" w:sz="12" w:space="0"/>
+            <w:right w:val="single" w:color="auto" w:sz="12" w:space="0"/>
+          </w:tcBorders>
+        </w:tcPr>
+        <w:p>
+          <w:pPr>
+            <w:pStyle w:val="5"/>
             <w:ind w:left="-85" w:right="-85"/>
             <w:rPr>
               <w:rFonts w:ascii="Arial" w:hAnsi="Arial" w:cs="Arial"/>
@@ -3401,15 +3383,15 @@
         <w:tcPr>
           <w:tcW w:w="1123" w:type="dxa"/>
           <w:tcBorders>
-            <w:top w:val="single" w:sz="12" w:space="0" w:color="auto"/>
-            <w:left w:val="single" w:sz="12" w:space="0" w:color="auto"/>
-            <w:bottom w:val="single" w:sz="12" w:space="0" w:color="auto"/>
-            <w:right w:val="single" w:sz="12" w:space="0" w:color="auto"/>
-          </w:tcBorders>
-        </w:tcPr>
-        <w:p>
-          <w:pPr>
-            <w:pStyle w:val="a3"/>
+            <w:top w:val="single" w:color="auto" w:sz="12" w:space="0"/>
+            <w:left w:val="single" w:color="auto" w:sz="12" w:space="0"/>
+            <w:bottom w:val="single" w:color="auto" w:sz="12" w:space="0"/>
+            <w:right w:val="single" w:color="auto" w:sz="12" w:space="0"/>
+          </w:tcBorders>
+        </w:tcPr>
+        <w:p>
+          <w:pPr>
+            <w:pStyle w:val="5"/>
             <w:ind w:left="-85" w:right="-85"/>
             <w:rPr>
               <w:rFonts w:ascii="Arial" w:hAnsi="Arial" w:cs="Arial"/>
@@ -3424,15 +3406,15 @@
           <w:tcW w:w="604" w:type="dxa"/>
           <w:gridSpan w:val="2"/>
           <w:tcBorders>
-            <w:top w:val="single" w:sz="12" w:space="0" w:color="auto"/>
-            <w:left w:val="single" w:sz="12" w:space="0" w:color="auto"/>
-            <w:bottom w:val="single" w:sz="12" w:space="0" w:color="auto"/>
-            <w:right w:val="single" w:sz="12" w:space="0" w:color="auto"/>
-          </w:tcBorders>
-        </w:tcPr>
-        <w:p>
-          <w:pPr>
-            <w:pStyle w:val="a3"/>
+            <w:top w:val="single" w:color="auto" w:sz="12" w:space="0"/>
+            <w:left w:val="single" w:color="auto" w:sz="12" w:space="0"/>
+            <w:bottom w:val="single" w:color="auto" w:sz="12" w:space="0"/>
+            <w:right w:val="single" w:color="auto" w:sz="12" w:space="0"/>
+          </w:tcBorders>
+        </w:tcPr>
+        <w:p>
+          <w:pPr>
+            <w:pStyle w:val="5"/>
             <w:ind w:left="-85" w:right="-85"/>
             <w:rPr>
               <w:rFonts w:ascii="Arial" w:hAnsi="Arial" w:cs="Arial"/>
@@ -3446,15 +3428,15 @@
         <w:tcPr>
           <w:tcW w:w="1053" w:type="dxa"/>
           <w:tcBorders>
-            <w:top w:val="single" w:sz="12" w:space="0" w:color="auto"/>
-            <w:left w:val="single" w:sz="12" w:space="0" w:color="auto"/>
-            <w:bottom w:val="single" w:sz="12" w:space="0" w:color="auto"/>
-            <w:right w:val="single" w:sz="12" w:space="0" w:color="auto"/>
-          </w:tcBorders>
-        </w:tcPr>
-        <w:p>
-          <w:pPr>
-            <w:pStyle w:val="a3"/>
+            <w:top w:val="single" w:color="auto" w:sz="12" w:space="0"/>
+            <w:left w:val="single" w:color="auto" w:sz="12" w:space="0"/>
+            <w:bottom w:val="single" w:color="auto" w:sz="12" w:space="0"/>
+            <w:right w:val="single" w:color="auto" w:sz="12" w:space="0"/>
+          </w:tcBorders>
+        </w:tcPr>
+        <w:p>
+          <w:pPr>
+            <w:pStyle w:val="5"/>
             <w:ind w:left="-85" w:right="-85"/>
             <w:rPr>
               <w:rFonts w:ascii="Arial" w:hAnsi="Arial" w:cs="Arial"/>
@@ -3468,15 +3450,15 @@
         <w:tcPr>
           <w:tcW w:w="321" w:type="dxa"/>
           <w:tcBorders>
-            <w:top w:val="single" w:sz="12" w:space="0" w:color="auto"/>
-            <w:left w:val="single" w:sz="12" w:space="0" w:color="auto"/>
-            <w:bottom w:val="single" w:sz="12" w:space="0" w:color="auto"/>
-            <w:right w:val="single" w:sz="12" w:space="0" w:color="auto"/>
-          </w:tcBorders>
-        </w:tcPr>
-        <w:p>
-          <w:pPr>
-            <w:pStyle w:val="a3"/>
+            <w:top w:val="single" w:color="auto" w:sz="12" w:space="0"/>
+            <w:left w:val="single" w:color="auto" w:sz="12" w:space="0"/>
+            <w:bottom w:val="single" w:color="auto" w:sz="12" w:space="0"/>
+            <w:right w:val="single" w:color="auto" w:sz="12" w:space="0"/>
+          </w:tcBorders>
+        </w:tcPr>
+        <w:p>
+          <w:pPr>
+            <w:pStyle w:val="5"/>
             <w:ind w:left="-85" w:right="-85"/>
             <w:rPr>
               <w:rFonts w:ascii="Arial" w:hAnsi="Arial" w:cs="Arial"/>
@@ -3490,15 +3472,15 @@
         <w:tcPr>
           <w:tcW w:w="549" w:type="dxa"/>
           <w:tcBorders>
-            <w:top w:val="single" w:sz="12" w:space="0" w:color="auto"/>
-            <w:left w:val="single" w:sz="12" w:space="0" w:color="auto"/>
-            <w:bottom w:val="single" w:sz="12" w:space="0" w:color="auto"/>
-            <w:right w:val="single" w:sz="12" w:space="0" w:color="auto"/>
-          </w:tcBorders>
-        </w:tcPr>
-        <w:p>
-          <w:pPr>
-            <w:pStyle w:val="a3"/>
+            <w:top w:val="single" w:color="auto" w:sz="12" w:space="0"/>
+            <w:left w:val="single" w:color="auto" w:sz="12" w:space="0"/>
+            <w:bottom w:val="single" w:color="auto" w:sz="12" w:space="0"/>
+            <w:right w:val="single" w:color="auto" w:sz="12" w:space="0"/>
+          </w:tcBorders>
+        </w:tcPr>
+        <w:p>
+          <w:pPr>
+            <w:pStyle w:val="5"/>
             <w:ind w:left="-85" w:right="-85"/>
             <w:rPr>
               <w:rFonts w:ascii="Arial" w:hAnsi="Arial" w:cs="Arial"/>
@@ -3513,15 +3495,15 @@
           <w:tcW w:w="1078" w:type="dxa"/>
           <w:gridSpan w:val="2"/>
           <w:tcBorders>
-            <w:top w:val="single" w:sz="12" w:space="0" w:color="auto"/>
-            <w:left w:val="single" w:sz="12" w:space="0" w:color="auto"/>
-            <w:bottom w:val="single" w:sz="12" w:space="0" w:color="auto"/>
-            <w:right w:val="single" w:sz="12" w:space="0" w:color="auto"/>
-          </w:tcBorders>
-        </w:tcPr>
-        <w:p>
-          <w:pPr>
-            <w:pStyle w:val="a3"/>
+            <w:top w:val="single" w:color="auto" w:sz="12" w:space="0"/>
+            <w:left w:val="single" w:color="auto" w:sz="12" w:space="0"/>
+            <w:bottom w:val="single" w:color="auto" w:sz="12" w:space="0"/>
+            <w:right w:val="single" w:color="auto" w:sz="12" w:space="0"/>
+          </w:tcBorders>
+        </w:tcPr>
+        <w:p>
+          <w:pPr>
+            <w:pStyle w:val="5"/>
             <w:ind w:left="-85" w:right="-85"/>
             <w:rPr>
               <w:rFonts w:ascii="Arial" w:hAnsi="Arial" w:cs="Arial"/>
@@ -3536,15 +3518,15 @@
           <w:tcW w:w="894" w:type="dxa"/>
           <w:gridSpan w:val="3"/>
           <w:tcBorders>
-            <w:top w:val="single" w:sz="12" w:space="0" w:color="auto"/>
-            <w:left w:val="single" w:sz="12" w:space="0" w:color="auto"/>
-            <w:bottom w:val="single" w:sz="12" w:space="0" w:color="auto"/>
-            <w:right w:val="single" w:sz="12" w:space="0" w:color="auto"/>
-          </w:tcBorders>
-        </w:tcPr>
-        <w:p>
-          <w:pPr>
-            <w:pStyle w:val="a3"/>
+            <w:top w:val="single" w:color="auto" w:sz="12" w:space="0"/>
+            <w:left w:val="single" w:color="auto" w:sz="12" w:space="0"/>
+            <w:bottom w:val="single" w:color="auto" w:sz="12" w:space="0"/>
+            <w:right w:val="single" w:color="auto" w:sz="12" w:space="0"/>
+          </w:tcBorders>
+        </w:tcPr>
+        <w:p>
+          <w:pPr>
+            <w:pStyle w:val="5"/>
             <w:ind w:left="-85" w:right="-85"/>
             <w:rPr>
               <w:rFonts w:ascii="Arial" w:hAnsi="Arial" w:cs="Arial"/>
@@ -3559,15 +3541,15 @@
           <w:tcW w:w="615" w:type="dxa"/>
           <w:gridSpan w:val="2"/>
           <w:tcBorders>
-            <w:top w:val="single" w:sz="12" w:space="0" w:color="auto"/>
-            <w:left w:val="single" w:sz="12" w:space="0" w:color="auto"/>
-            <w:bottom w:val="single" w:sz="12" w:space="0" w:color="auto"/>
-            <w:right w:val="single" w:sz="12" w:space="0" w:color="auto"/>
-          </w:tcBorders>
-        </w:tcPr>
-        <w:p>
-          <w:pPr>
-            <w:pStyle w:val="a3"/>
+            <w:top w:val="single" w:color="auto" w:sz="12" w:space="0"/>
+            <w:left w:val="single" w:color="auto" w:sz="12" w:space="0"/>
+            <w:bottom w:val="single" w:color="auto" w:sz="12" w:space="0"/>
+            <w:right w:val="single" w:color="auto" w:sz="12" w:space="0"/>
+          </w:tcBorders>
+        </w:tcPr>
+        <w:p>
+          <w:pPr>
+            <w:pStyle w:val="5"/>
             <w:ind w:left="-85" w:right="-85"/>
             <w:rPr>
               <w:rFonts w:ascii="Arial" w:hAnsi="Arial" w:cs="Arial"/>
@@ -3579,19 +3561,35 @@
       </w:tc>
     </w:tr>
     <w:tr>
+      <w:tblPrEx>
+        <w:tblBorders>
+          <w:top w:val="single" w:color="000000" w:themeColor="text1" w:sz="4" w:space="0"/>
+          <w:left w:val="single" w:color="000000" w:themeColor="text1" w:sz="4" w:space="0"/>
+          <w:bottom w:val="single" w:color="000000" w:themeColor="text1" w:sz="4" w:space="0"/>
+          <w:right w:val="single" w:color="000000" w:themeColor="text1" w:sz="4" w:space="0"/>
+          <w:insideH w:val="single" w:color="000000" w:themeColor="text1" w:sz="4" w:space="0"/>
+          <w:insideV w:val="single" w:color="000000" w:themeColor="text1" w:sz="4" w:space="0"/>
+        </w:tblBorders>
+        <w:tblCellMar>
+          <w:top w:w="0" w:type="dxa"/>
+          <w:left w:w="108" w:type="dxa"/>
+          <w:bottom w:w="0" w:type="dxa"/>
+          <w:right w:w="108" w:type="dxa"/>
+        </w:tblCellMar>
+      </w:tblPrEx>
       <w:tc>
         <w:tcPr>
           <w:tcW w:w="1099" w:type="dxa"/>
           <w:tcBorders>
-            <w:top w:val="single" w:sz="12" w:space="0" w:color="auto"/>
-            <w:left w:val="single" w:sz="12" w:space="0" w:color="auto"/>
-            <w:bottom w:val="single" w:sz="12" w:space="0" w:color="auto"/>
-            <w:right w:val="single" w:sz="12" w:space="0" w:color="auto"/>
-          </w:tcBorders>
-        </w:tcPr>
-        <w:p>
-          <w:pPr>
-            <w:pStyle w:val="a3"/>
+            <w:top w:val="single" w:color="auto" w:sz="12" w:space="0"/>
+            <w:left w:val="single" w:color="auto" w:sz="12" w:space="0"/>
+            <w:bottom w:val="single" w:color="auto" w:sz="12" w:space="0"/>
+            <w:right w:val="single" w:color="auto" w:sz="12" w:space="0"/>
+          </w:tcBorders>
+        </w:tcPr>
+        <w:p>
+          <w:pPr>
+            <w:pStyle w:val="5"/>
             <w:ind w:left="-85" w:right="-85"/>
             <w:rPr>
               <w:rFonts w:ascii="Arial" w:hAnsi="Arial" w:cs="Arial"/>
@@ -3614,15 +3612,15 @@
           <w:tcW w:w="1501" w:type="dxa"/>
           <w:gridSpan w:val="2"/>
           <w:tcBorders>
-            <w:top w:val="single" w:sz="12" w:space="0" w:color="auto"/>
-            <w:left w:val="single" w:sz="12" w:space="0" w:color="auto"/>
-            <w:bottom w:val="single" w:sz="12" w:space="0" w:color="auto"/>
-            <w:right w:val="single" w:sz="12" w:space="0" w:color="auto"/>
-          </w:tcBorders>
-        </w:tcPr>
-        <w:p>
-          <w:pPr>
-            <w:pStyle w:val="a3"/>
+            <w:top w:val="single" w:color="auto" w:sz="12" w:space="0"/>
+            <w:left w:val="single" w:color="auto" w:sz="12" w:space="0"/>
+            <w:bottom w:val="single" w:color="auto" w:sz="12" w:space="0"/>
+            <w:right w:val="single" w:color="auto" w:sz="12" w:space="0"/>
+          </w:tcBorders>
+        </w:tcPr>
+        <w:p>
+          <w:pPr>
+            <w:pStyle w:val="5"/>
             <w:ind w:left="-85" w:right="-85"/>
             <w:rPr>
               <w:rFonts w:ascii="Arial" w:hAnsi="Arial" w:cs="Arial"/>
@@ -3636,15 +3634,15 @@
         <w:tcPr>
           <w:tcW w:w="824" w:type="dxa"/>
           <w:tcBorders>
-            <w:top w:val="single" w:sz="12" w:space="0" w:color="auto"/>
-            <w:left w:val="single" w:sz="12" w:space="0" w:color="auto"/>
-            <w:bottom w:val="single" w:sz="12" w:space="0" w:color="auto"/>
-            <w:right w:val="single" w:sz="12" w:space="0" w:color="auto"/>
-          </w:tcBorders>
-        </w:tcPr>
-        <w:p>
-          <w:pPr>
-            <w:pStyle w:val="a3"/>
+            <w:top w:val="single" w:color="auto" w:sz="12" w:space="0"/>
+            <w:left w:val="single" w:color="auto" w:sz="12" w:space="0"/>
+            <w:bottom w:val="single" w:color="auto" w:sz="12" w:space="0"/>
+            <w:right w:val="single" w:color="auto" w:sz="12" w:space="0"/>
+          </w:tcBorders>
+        </w:tcPr>
+        <w:p>
+          <w:pPr>
+            <w:pStyle w:val="5"/>
             <w:ind w:left="-85" w:right="-85"/>
             <w:rPr>
               <w:rFonts w:ascii="Arial" w:hAnsi="Arial" w:cs="Arial"/>
@@ -3659,15 +3657,15 @@
           <w:tcW w:w="818" w:type="dxa"/>
           <w:gridSpan w:val="2"/>
           <w:tcBorders>
-            <w:top w:val="single" w:sz="12" w:space="0" w:color="auto"/>
-            <w:left w:val="single" w:sz="12" w:space="0" w:color="auto"/>
-            <w:bottom w:val="single" w:sz="12" w:space="0" w:color="auto"/>
-            <w:right w:val="single" w:sz="12" w:space="0" w:color="auto"/>
-          </w:tcBorders>
-        </w:tcPr>
-        <w:p>
-          <w:pPr>
-            <w:pStyle w:val="a3"/>
+            <w:top w:val="single" w:color="auto" w:sz="12" w:space="0"/>
+            <w:left w:val="single" w:color="auto" w:sz="12" w:space="0"/>
+            <w:bottom w:val="single" w:color="auto" w:sz="12" w:space="0"/>
+            <w:right w:val="single" w:color="auto" w:sz="12" w:space="0"/>
+          </w:tcBorders>
+        </w:tcPr>
+        <w:p>
+          <w:pPr>
+            <w:pStyle w:val="5"/>
             <w:ind w:left="-85" w:right="-85"/>
             <w:rPr>
               <w:rFonts w:ascii="Arial" w:hAnsi="Arial" w:cs="Arial"/>
@@ -3681,16 +3679,16 @@
         <w:tcPr>
           <w:tcW w:w="4019" w:type="dxa"/>
           <w:gridSpan w:val="6"/>
-          <w:vMerge/>
-          <w:tcBorders>
-            <w:left w:val="single" w:sz="12" w:space="0" w:color="auto"/>
-            <w:bottom w:val="single" w:sz="12" w:space="0" w:color="auto"/>
-            <w:right w:val="single" w:sz="12" w:space="0" w:color="auto"/>
-          </w:tcBorders>
-        </w:tcPr>
-        <w:p>
-          <w:pPr>
-            <w:pStyle w:val="a3"/>
+          <w:vMerge w:val="continue"/>
+          <w:tcBorders>
+            <w:left w:val="single" w:color="auto" w:sz="12" w:space="0"/>
+            <w:bottom w:val="single" w:color="auto" w:sz="12" w:space="0"/>
+            <w:right w:val="single" w:color="auto" w:sz="12" w:space="0"/>
+          </w:tcBorders>
+        </w:tcPr>
+        <w:p>
+          <w:pPr>
+            <w:pStyle w:val="5"/>
             <w:ind w:left="-85" w:right="-85"/>
             <w:rPr>
               <w:rFonts w:ascii="Arial" w:hAnsi="Arial" w:cs="Arial"/>
@@ -3705,15 +3703,15 @@
           <w:tcW w:w="553" w:type="dxa"/>
           <w:gridSpan w:val="2"/>
           <w:tcBorders>
-            <w:top w:val="single" w:sz="12" w:space="0" w:color="auto"/>
-            <w:left w:val="single" w:sz="12" w:space="0" w:color="auto"/>
-            <w:bottom w:val="single" w:sz="12" w:space="0" w:color="auto"/>
-            <w:right w:val="single" w:sz="12" w:space="0" w:color="auto"/>
-          </w:tcBorders>
-        </w:tcPr>
-        <w:p>
-          <w:pPr>
-            <w:pStyle w:val="a3"/>
+            <w:top w:val="single" w:color="auto" w:sz="12" w:space="0"/>
+            <w:left w:val="single" w:color="auto" w:sz="12" w:space="0"/>
+            <w:bottom w:val="single" w:color="auto" w:sz="12" w:space="0"/>
+            <w:right w:val="single" w:color="auto" w:sz="12" w:space="0"/>
+          </w:tcBorders>
+        </w:tcPr>
+        <w:p>
+          <w:pPr>
+            <w:pStyle w:val="5"/>
             <w:ind w:left="-85" w:right="-85"/>
             <w:jc w:val="center"/>
             <w:rPr>
@@ -3728,15 +3726,15 @@
         <w:tcPr>
           <w:tcW w:w="563" w:type="dxa"/>
           <w:tcBorders>
-            <w:top w:val="single" w:sz="12" w:space="0" w:color="auto"/>
-            <w:left w:val="single" w:sz="12" w:space="0" w:color="auto"/>
-            <w:bottom w:val="single" w:sz="12" w:space="0" w:color="auto"/>
-            <w:right w:val="single" w:sz="12" w:space="0" w:color="auto"/>
-          </w:tcBorders>
-        </w:tcPr>
-        <w:p>
-          <w:pPr>
-            <w:pStyle w:val="a3"/>
+            <w:top w:val="single" w:color="auto" w:sz="12" w:space="0"/>
+            <w:left w:val="single" w:color="auto" w:sz="12" w:space="0"/>
+            <w:bottom w:val="single" w:color="auto" w:sz="12" w:space="0"/>
+            <w:right w:val="single" w:color="auto" w:sz="12" w:space="0"/>
+          </w:tcBorders>
+        </w:tcPr>
+        <w:p>
+          <w:pPr>
+            <w:pStyle w:val="5"/>
             <w:ind w:left="-85" w:right="-85"/>
             <w:rPr>
               <w:rFonts w:ascii="Arial" w:hAnsi="Arial" w:cs="Arial"/>
@@ -3750,15 +3748,15 @@
         <w:tcPr>
           <w:tcW w:w="1123" w:type="dxa"/>
           <w:tcBorders>
-            <w:top w:val="single" w:sz="12" w:space="0" w:color="auto"/>
-            <w:left w:val="single" w:sz="12" w:space="0" w:color="auto"/>
-            <w:bottom w:val="single" w:sz="12" w:space="0" w:color="auto"/>
-            <w:right w:val="single" w:sz="12" w:space="0" w:color="auto"/>
-          </w:tcBorders>
-        </w:tcPr>
-        <w:p>
-          <w:pPr>
-            <w:pStyle w:val="a3"/>
+            <w:top w:val="single" w:color="auto" w:sz="12" w:space="0"/>
+            <w:left w:val="single" w:color="auto" w:sz="12" w:space="0"/>
+            <w:bottom w:val="single" w:color="auto" w:sz="12" w:space="0"/>
+            <w:right w:val="single" w:color="auto" w:sz="12" w:space="0"/>
+          </w:tcBorders>
+        </w:tcPr>
+        <w:p>
+          <w:pPr>
+            <w:pStyle w:val="5"/>
             <w:ind w:left="-85" w:right="-85"/>
             <w:rPr>
               <w:rFonts w:ascii="Arial" w:hAnsi="Arial" w:cs="Arial"/>
@@ -3773,15 +3771,15 @@
           <w:tcW w:w="604" w:type="dxa"/>
           <w:gridSpan w:val="2"/>
           <w:tcBorders>
-            <w:top w:val="single" w:sz="12" w:space="0" w:color="auto"/>
-            <w:left w:val="single" w:sz="12" w:space="0" w:color="auto"/>
-            <w:bottom w:val="single" w:sz="12" w:space="0" w:color="auto"/>
-            <w:right w:val="single" w:sz="12" w:space="0" w:color="auto"/>
-          </w:tcBorders>
-        </w:tcPr>
-        <w:p>
-          <w:pPr>
-            <w:pStyle w:val="a3"/>
+            <w:top w:val="single" w:color="auto" w:sz="12" w:space="0"/>
+            <w:left w:val="single" w:color="auto" w:sz="12" w:space="0"/>
+            <w:bottom w:val="single" w:color="auto" w:sz="12" w:space="0"/>
+            <w:right w:val="single" w:color="auto" w:sz="12" w:space="0"/>
+          </w:tcBorders>
+        </w:tcPr>
+        <w:p>
+          <w:pPr>
+            <w:pStyle w:val="5"/>
             <w:ind w:left="-85" w:right="-85"/>
             <w:rPr>
               <w:rFonts w:ascii="Arial" w:hAnsi="Arial" w:cs="Arial"/>
@@ -3795,15 +3793,15 @@
         <w:tcPr>
           <w:tcW w:w="1053" w:type="dxa"/>
           <w:tcBorders>
-            <w:top w:val="single" w:sz="12" w:space="0" w:color="auto"/>
-            <w:left w:val="single" w:sz="12" w:space="0" w:color="auto"/>
-            <w:bottom w:val="single" w:sz="12" w:space="0" w:color="auto"/>
-            <w:right w:val="single" w:sz="12" w:space="0" w:color="auto"/>
-          </w:tcBorders>
-        </w:tcPr>
-        <w:p>
-          <w:pPr>
-            <w:pStyle w:val="a3"/>
+            <w:top w:val="single" w:color="auto" w:sz="12" w:space="0"/>
+            <w:left w:val="single" w:color="auto" w:sz="12" w:space="0"/>
+            <w:bottom w:val="single" w:color="auto" w:sz="12" w:space="0"/>
+            <w:right w:val="single" w:color="auto" w:sz="12" w:space="0"/>
+          </w:tcBorders>
+        </w:tcPr>
+        <w:p>
+          <w:pPr>
+            <w:pStyle w:val="5"/>
             <w:ind w:left="-85" w:right="-85"/>
             <w:rPr>
               <w:rFonts w:ascii="Arial" w:hAnsi="Arial" w:cs="Arial"/>
@@ -3817,15 +3815,15 @@
         <w:tcPr>
           <w:tcW w:w="321" w:type="dxa"/>
           <w:tcBorders>
-            <w:top w:val="single" w:sz="12" w:space="0" w:color="auto"/>
-            <w:left w:val="single" w:sz="12" w:space="0" w:color="auto"/>
-            <w:bottom w:val="single" w:sz="12" w:space="0" w:color="auto"/>
-            <w:right w:val="single" w:sz="12" w:space="0" w:color="auto"/>
-          </w:tcBorders>
-        </w:tcPr>
-        <w:p>
-          <w:pPr>
-            <w:pStyle w:val="a3"/>
+            <w:top w:val="single" w:color="auto" w:sz="12" w:space="0"/>
+            <w:left w:val="single" w:color="auto" w:sz="12" w:space="0"/>
+            <w:bottom w:val="single" w:color="auto" w:sz="12" w:space="0"/>
+            <w:right w:val="single" w:color="auto" w:sz="12" w:space="0"/>
+          </w:tcBorders>
+        </w:tcPr>
+        <w:p>
+          <w:pPr>
+            <w:pStyle w:val="5"/>
             <w:ind w:left="-85" w:right="-85"/>
             <w:rPr>
               <w:rFonts w:ascii="Arial" w:hAnsi="Arial" w:cs="Arial"/>
@@ -3839,15 +3837,15 @@
         <w:tcPr>
           <w:tcW w:w="549" w:type="dxa"/>
           <w:tcBorders>
-            <w:top w:val="single" w:sz="12" w:space="0" w:color="auto"/>
-            <w:left w:val="single" w:sz="12" w:space="0" w:color="auto"/>
-            <w:bottom w:val="single" w:sz="12" w:space="0" w:color="auto"/>
-            <w:right w:val="single" w:sz="12" w:space="0" w:color="auto"/>
-          </w:tcBorders>
-        </w:tcPr>
-        <w:p>
-          <w:pPr>
-            <w:pStyle w:val="a3"/>
+            <w:top w:val="single" w:color="auto" w:sz="12" w:space="0"/>
+            <w:left w:val="single" w:color="auto" w:sz="12" w:space="0"/>
+            <w:bottom w:val="single" w:color="auto" w:sz="12" w:space="0"/>
+            <w:right w:val="single" w:color="auto" w:sz="12" w:space="0"/>
+          </w:tcBorders>
+        </w:tcPr>
+        <w:p>
+          <w:pPr>
+            <w:pStyle w:val="5"/>
             <w:ind w:left="-85" w:right="-85"/>
             <w:rPr>
               <w:rFonts w:ascii="Arial" w:hAnsi="Arial" w:cs="Arial"/>
@@ -3862,15 +3860,15 @@
           <w:tcW w:w="1078" w:type="dxa"/>
           <w:gridSpan w:val="2"/>
           <w:tcBorders>
-            <w:top w:val="single" w:sz="12" w:space="0" w:color="auto"/>
-            <w:left w:val="single" w:sz="12" w:space="0" w:color="auto"/>
-            <w:bottom w:val="single" w:sz="12" w:space="0" w:color="auto"/>
-            <w:right w:val="single" w:sz="12" w:space="0" w:color="auto"/>
-          </w:tcBorders>
-        </w:tcPr>
-        <w:p>
-          <w:pPr>
-            <w:pStyle w:val="a3"/>
+            <w:top w:val="single" w:color="auto" w:sz="12" w:space="0"/>
+            <w:left w:val="single" w:color="auto" w:sz="12" w:space="0"/>
+            <w:bottom w:val="single" w:color="auto" w:sz="12" w:space="0"/>
+            <w:right w:val="single" w:color="auto" w:sz="12" w:space="0"/>
+          </w:tcBorders>
+        </w:tcPr>
+        <w:p>
+          <w:pPr>
+            <w:pStyle w:val="5"/>
             <w:ind w:left="-85" w:right="-85"/>
             <w:rPr>
               <w:rFonts w:ascii="Arial" w:hAnsi="Arial" w:cs="Arial"/>
@@ -3885,15 +3883,15 @@
           <w:tcW w:w="894" w:type="dxa"/>
           <w:gridSpan w:val="3"/>
           <w:tcBorders>
-            <w:top w:val="single" w:sz="12" w:space="0" w:color="auto"/>
-            <w:left w:val="single" w:sz="12" w:space="0" w:color="auto"/>
-            <w:bottom w:val="single" w:sz="12" w:space="0" w:color="auto"/>
-            <w:right w:val="single" w:sz="12" w:space="0" w:color="auto"/>
-          </w:tcBorders>
-        </w:tcPr>
-        <w:p>
-          <w:pPr>
-            <w:pStyle w:val="a3"/>
+            <w:top w:val="single" w:color="auto" w:sz="12" w:space="0"/>
+            <w:left w:val="single" w:color="auto" w:sz="12" w:space="0"/>
+            <w:bottom w:val="single" w:color="auto" w:sz="12" w:space="0"/>
+            <w:right w:val="single" w:color="auto" w:sz="12" w:space="0"/>
+          </w:tcBorders>
+        </w:tcPr>
+        <w:p>
+          <w:pPr>
+            <w:pStyle w:val="5"/>
             <w:ind w:left="-85" w:right="-85"/>
             <w:rPr>
               <w:rFonts w:ascii="Arial" w:hAnsi="Arial" w:cs="Arial"/>
@@ -3908,15 +3906,15 @@
           <w:tcW w:w="615" w:type="dxa"/>
           <w:gridSpan w:val="2"/>
           <w:tcBorders>
-            <w:top w:val="single" w:sz="12" w:space="0" w:color="auto"/>
-            <w:left w:val="single" w:sz="12" w:space="0" w:color="auto"/>
-            <w:bottom w:val="single" w:sz="12" w:space="0" w:color="auto"/>
-            <w:right w:val="single" w:sz="12" w:space="0" w:color="auto"/>
-          </w:tcBorders>
-        </w:tcPr>
-        <w:p>
-          <w:pPr>
-            <w:pStyle w:val="a3"/>
+            <w:top w:val="single" w:color="auto" w:sz="12" w:space="0"/>
+            <w:left w:val="single" w:color="auto" w:sz="12" w:space="0"/>
+            <w:bottom w:val="single" w:color="auto" w:sz="12" w:space="0"/>
+            <w:right w:val="single" w:color="auto" w:sz="12" w:space="0"/>
+          </w:tcBorders>
+        </w:tcPr>
+        <w:p>
+          <w:pPr>
+            <w:pStyle w:val="5"/>
             <w:ind w:left="-85" w:right="-85"/>
             <w:rPr>
               <w:rFonts w:ascii="Arial" w:hAnsi="Arial" w:cs="Arial"/>
@@ -3928,20 +3926,36 @@
       </w:tc>
     </w:tr>
     <w:tr>
+      <w:tblPrEx>
+        <w:tblBorders>
+          <w:top w:val="single" w:color="000000" w:themeColor="text1" w:sz="4" w:space="0"/>
+          <w:left w:val="single" w:color="000000" w:themeColor="text1" w:sz="4" w:space="0"/>
+          <w:bottom w:val="single" w:color="000000" w:themeColor="text1" w:sz="4" w:space="0"/>
+          <w:right w:val="single" w:color="000000" w:themeColor="text1" w:sz="4" w:space="0"/>
+          <w:insideH w:val="single" w:color="000000" w:themeColor="text1" w:sz="4" w:space="0"/>
+          <w:insideV w:val="single" w:color="000000" w:themeColor="text1" w:sz="4" w:space="0"/>
+        </w:tblBorders>
+        <w:tblCellMar>
+          <w:top w:w="0" w:type="dxa"/>
+          <w:left w:w="108" w:type="dxa"/>
+          <w:bottom w:w="0" w:type="dxa"/>
+          <w:right w:w="108" w:type="dxa"/>
+        </w:tblCellMar>
+      </w:tblPrEx>
       <w:tc>
         <w:tcPr>
           <w:tcW w:w="4604" w:type="dxa"/>
           <w:gridSpan w:val="7"/>
           <w:tcBorders>
-            <w:top w:val="single" w:sz="12" w:space="0" w:color="auto"/>
-            <w:left w:val="single" w:sz="12" w:space="0" w:color="auto"/>
-            <w:bottom w:val="single" w:sz="12" w:space="0" w:color="auto"/>
-            <w:right w:val="single" w:sz="12" w:space="0" w:color="auto"/>
-          </w:tcBorders>
-        </w:tcPr>
-        <w:p>
-          <w:pPr>
-            <w:pStyle w:val="a3"/>
+            <w:top w:val="single" w:color="auto" w:sz="12" w:space="0"/>
+            <w:left w:val="single" w:color="auto" w:sz="12" w:space="0"/>
+            <w:bottom w:val="single" w:color="auto" w:sz="12" w:space="0"/>
+            <w:right w:val="single" w:color="auto" w:sz="12" w:space="0"/>
+          </w:tcBorders>
+        </w:tcPr>
+        <w:p>
+          <w:pPr>
+            <w:pStyle w:val="5"/>
             <w:ind w:left="-85" w:right="-85"/>
             <w:rPr>
               <w:rFonts w:ascii="Arial" w:hAnsi="Arial" w:cs="Arial"/>
@@ -3956,33 +3970,16 @@
               <w:sz w:val="26"/>
               <w:szCs w:val="26"/>
             </w:rPr>
-            <w:t>Карта потока процесса</w:t>
+            <w:t xml:space="preserve">Карта потока процесса </w:t>
           </w:r>
           <w:r>
             <w:rPr>
               <w:rFonts w:ascii="Arial" w:hAnsi="Arial" w:cs="Arial"/>
-              <w:sz w:val="26"/>
-              <w:szCs w:val="26"/>
-            </w:rPr>
-            <w:t xml:space="preserve"> </w:t>
-          </w:r>
-          <w:r>
-            <w:rPr>
-              <w:rFonts w:ascii="Arial" w:hAnsi="Arial" w:cs="Arial"/>
               <w:b/>
               <w:sz w:val="26"/>
               <w:szCs w:val="26"/>
             </w:rPr>
-            <w:t>КП</w:t>
-          </w:r>
-          <w:r>
-            <w:rPr>
-              <w:rFonts w:ascii="Arial" w:hAnsi="Arial" w:cs="Arial"/>
-              <w:b/>
-              <w:sz w:val="26"/>
-              <w:szCs w:val="26"/>
-            </w:rPr>
-            <w:t>{{</w:t>
+            <w:t>КП{{</w:t>
           </w:r>
           <w:r>
             <w:rPr>
@@ -4010,15 +4007,15 @@
           <w:tcW w:w="3496" w:type="dxa"/>
           <w:gridSpan w:val="4"/>
           <w:tcBorders>
-            <w:top w:val="single" w:sz="12" w:space="0" w:color="auto"/>
-            <w:left w:val="single" w:sz="12" w:space="0" w:color="auto"/>
-            <w:bottom w:val="single" w:sz="12" w:space="0" w:color="auto"/>
-            <w:right w:val="single" w:sz="12" w:space="0" w:color="auto"/>
-          </w:tcBorders>
-        </w:tcPr>
-        <w:p>
-          <w:pPr>
-            <w:pStyle w:val="a8"/>
+            <w:top w:val="single" w:color="auto" w:sz="12" w:space="0"/>
+            <w:left w:val="single" w:color="auto" w:sz="12" w:space="0"/>
+            <w:bottom w:val="single" w:color="auto" w:sz="12" w:space="0"/>
+            <w:right w:val="single" w:color="auto" w:sz="12" w:space="0"/>
+          </w:tcBorders>
+        </w:tcPr>
+        <w:p>
+          <w:pPr>
+            <w:pStyle w:val="7"/>
             <w:jc w:val="center"/>
             <w:rPr>
               <w:sz w:val="26"/>
@@ -4042,15 +4039,15 @@
           <w:tcW w:w="6005" w:type="dxa"/>
           <w:gridSpan w:val="12"/>
           <w:tcBorders>
-            <w:top w:val="single" w:sz="12" w:space="0" w:color="auto"/>
-            <w:left w:val="single" w:sz="12" w:space="0" w:color="auto"/>
-            <w:bottom w:val="single" w:sz="12" w:space="0" w:color="auto"/>
-            <w:right w:val="single" w:sz="12" w:space="0" w:color="auto"/>
-          </w:tcBorders>
-        </w:tcPr>
-        <w:p>
-          <w:pPr>
-            <w:pStyle w:val="a8"/>
+            <w:top w:val="single" w:color="auto" w:sz="12" w:space="0"/>
+            <w:left w:val="single" w:color="auto" w:sz="12" w:space="0"/>
+            <w:bottom w:val="single" w:color="auto" w:sz="12" w:space="0"/>
+            <w:right w:val="single" w:color="auto" w:sz="12" w:space="0"/>
+          </w:tcBorders>
+        </w:tcPr>
+        <w:p>
+          <w:pPr>
+            <w:pStyle w:val="7"/>
             <w:spacing w:before="0" w:beforeAutospacing="0" w:after="0"/>
             <w:jc w:val="center"/>
             <w:rPr>
@@ -4076,16 +4073,16 @@
           <w:tcW w:w="894" w:type="dxa"/>
           <w:gridSpan w:val="3"/>
           <w:tcBorders>
-            <w:top w:val="single" w:sz="12" w:space="0" w:color="auto"/>
-            <w:left w:val="single" w:sz="12" w:space="0" w:color="auto"/>
-            <w:bottom w:val="single" w:sz="12" w:space="0" w:color="auto"/>
-            <w:right w:val="single" w:sz="12" w:space="0" w:color="auto"/>
+            <w:top w:val="single" w:color="auto" w:sz="12" w:space="0"/>
+            <w:left w:val="single" w:color="auto" w:sz="12" w:space="0"/>
+            <w:bottom w:val="single" w:color="auto" w:sz="12" w:space="0"/>
+            <w:right w:val="single" w:color="auto" w:sz="12" w:space="0"/>
           </w:tcBorders>
           <w:vAlign w:val="center"/>
         </w:tcPr>
         <w:p>
           <w:pPr>
-            <w:pStyle w:val="a3"/>
+            <w:pStyle w:val="5"/>
             <w:ind w:left="-85" w:right="-85"/>
             <w:rPr>
               <w:rFonts w:ascii="Arial" w:hAnsi="Arial" w:cs="Arial"/>
@@ -4108,16 +4105,16 @@
           <w:tcW w:w="615" w:type="dxa"/>
           <w:gridSpan w:val="2"/>
           <w:tcBorders>
-            <w:top w:val="single" w:sz="12" w:space="0" w:color="auto"/>
-            <w:left w:val="single" w:sz="12" w:space="0" w:color="auto"/>
-            <w:bottom w:val="single" w:sz="12" w:space="0" w:color="auto"/>
-            <w:right w:val="single" w:sz="12" w:space="0" w:color="auto"/>
+            <w:top w:val="single" w:color="auto" w:sz="12" w:space="0"/>
+            <w:left w:val="single" w:color="auto" w:sz="12" w:space="0"/>
+            <w:bottom w:val="single" w:color="auto" w:sz="12" w:space="0"/>
+            <w:right w:val="single" w:color="auto" w:sz="12" w:space="0"/>
           </w:tcBorders>
           <w:vAlign w:val="center"/>
         </w:tcPr>
         <w:p>
           <w:pPr>
-            <w:pStyle w:val="a3"/>
+            <w:pStyle w:val="5"/>
             <w:ind w:left="-85" w:right="-85"/>
             <w:jc w:val="center"/>
             <w:rPr>
@@ -4130,21 +4127,37 @@
       </w:tc>
     </w:tr>
     <w:tr>
+      <w:tblPrEx>
+        <w:tblBorders>
+          <w:top w:val="single" w:color="000000" w:themeColor="text1" w:sz="4" w:space="0"/>
+          <w:left w:val="single" w:color="000000" w:themeColor="text1" w:sz="4" w:space="0"/>
+          <w:bottom w:val="single" w:color="000000" w:themeColor="text1" w:sz="4" w:space="0"/>
+          <w:right w:val="single" w:color="000000" w:themeColor="text1" w:sz="4" w:space="0"/>
+          <w:insideH w:val="single" w:color="000000" w:themeColor="text1" w:sz="4" w:space="0"/>
+          <w:insideV w:val="single" w:color="000000" w:themeColor="text1" w:sz="4" w:space="0"/>
+        </w:tblBorders>
+        <w:tblCellMar>
+          <w:top w:w="0" w:type="dxa"/>
+          <w:left w:w="108" w:type="dxa"/>
+          <w:bottom w:w="0" w:type="dxa"/>
+          <w:right w:w="108" w:type="dxa"/>
+        </w:tblCellMar>
+      </w:tblPrEx>
       <w:tc>
         <w:tcPr>
           <w:tcW w:w="1482" w:type="dxa"/>
           <w:gridSpan w:val="2"/>
           <w:tcBorders>
-            <w:top w:val="single" w:sz="12" w:space="0" w:color="auto"/>
-            <w:left w:val="single" w:sz="12" w:space="0" w:color="auto"/>
-            <w:bottom w:val="single" w:sz="12" w:space="0" w:color="auto"/>
-            <w:right w:val="single" w:sz="4" w:space="0" w:color="auto"/>
+            <w:top w:val="single" w:color="auto" w:sz="12" w:space="0"/>
+            <w:left w:val="single" w:color="auto" w:sz="12" w:space="0"/>
+            <w:bottom w:val="single" w:color="auto" w:sz="12" w:space="0"/>
+            <w:right w:val="single" w:color="auto" w:sz="4" w:space="0"/>
           </w:tcBorders>
           <w:vAlign w:val="center"/>
         </w:tcPr>
         <w:p>
           <w:pPr>
-            <w:pStyle w:val="a3"/>
+            <w:pStyle w:val="5"/>
             <w:ind w:left="-85" w:right="-85"/>
             <w:rPr>
               <w:rFonts w:ascii="Arial" w:hAnsi="Arial" w:cs="Arial"/>
@@ -4156,7 +4169,6 @@
           <w:r>
             <w:rPr>
               <w:rFonts w:ascii="Arial" w:hAnsi="Arial" w:cs="Arial"/>
-              <w:noProof/>
               <w:sz w:val="26"/>
               <w:szCs w:val="26"/>
               <w:lang w:eastAsia="zh-TW"/>
@@ -4170,16 +4182,16 @@
           <w:tcW w:w="2170" w:type="dxa"/>
           <w:gridSpan w:val="3"/>
           <w:tcBorders>
-            <w:top w:val="single" w:sz="12" w:space="0" w:color="auto"/>
-            <w:left w:val="single" w:sz="4" w:space="0" w:color="auto"/>
-            <w:bottom w:val="single" w:sz="12" w:space="0" w:color="auto"/>
-            <w:right w:val="single" w:sz="4" w:space="0" w:color="auto"/>
+            <w:top w:val="single" w:color="auto" w:sz="12" w:space="0"/>
+            <w:left w:val="single" w:color="auto" w:sz="4" w:space="0"/>
+            <w:bottom w:val="single" w:color="auto" w:sz="12" w:space="0"/>
+            <w:right w:val="single" w:color="auto" w:sz="4" w:space="0"/>
           </w:tcBorders>
           <w:vAlign w:val="center"/>
         </w:tcPr>
         <w:p>
           <w:pPr>
-            <w:pStyle w:val="a3"/>
+            <w:pStyle w:val="5"/>
             <w:ind w:left="-85" w:right="-85"/>
             <w:rPr>
               <w:rFonts w:ascii="Arial" w:hAnsi="Arial" w:cs="Arial"/>
@@ -4194,16 +4206,16 @@
           <w:tcW w:w="1374" w:type="dxa"/>
           <w:gridSpan w:val="3"/>
           <w:tcBorders>
-            <w:top w:val="single" w:sz="12" w:space="0" w:color="auto"/>
-            <w:left w:val="single" w:sz="4" w:space="0" w:color="auto"/>
-            <w:bottom w:val="single" w:sz="12" w:space="0" w:color="auto"/>
-            <w:right w:val="single" w:sz="12" w:space="0" w:color="auto"/>
+            <w:top w:val="single" w:color="auto" w:sz="12" w:space="0"/>
+            <w:left w:val="single" w:color="auto" w:sz="4" w:space="0"/>
+            <w:bottom w:val="single" w:color="auto" w:sz="12" w:space="0"/>
+            <w:right w:val="single" w:color="auto" w:sz="12" w:space="0"/>
           </w:tcBorders>
           <w:vAlign w:val="center"/>
         </w:tcPr>
         <w:p>
           <w:pPr>
-            <w:pStyle w:val="a3"/>
+            <w:pStyle w:val="5"/>
             <w:ind w:left="-85" w:right="-85"/>
             <w:rPr>
               <w:rFonts w:ascii="Arial" w:hAnsi="Arial" w:cs="Arial"/>
@@ -4217,16 +4229,16 @@
         <w:tcPr>
           <w:tcW w:w="752" w:type="dxa"/>
           <w:tcBorders>
-            <w:top w:val="single" w:sz="12" w:space="0" w:color="auto"/>
-            <w:left w:val="single" w:sz="12" w:space="0" w:color="auto"/>
-            <w:bottom w:val="single" w:sz="12" w:space="0" w:color="auto"/>
-            <w:right w:val="single" w:sz="4" w:space="0" w:color="auto"/>
+            <w:top w:val="single" w:color="auto" w:sz="12" w:space="0"/>
+            <w:left w:val="single" w:color="auto" w:sz="12" w:space="0"/>
+            <w:bottom w:val="single" w:color="auto" w:sz="12" w:space="0"/>
+            <w:right w:val="single" w:color="auto" w:sz="4" w:space="0"/>
           </w:tcBorders>
           <w:vAlign w:val="center"/>
         </w:tcPr>
         <w:p>
           <w:pPr>
-            <w:pStyle w:val="a3"/>
+            <w:pStyle w:val="5"/>
             <w:ind w:left="-85" w:right="-85"/>
             <w:jc w:val="center"/>
             <w:rPr>
@@ -4241,16 +4253,16 @@
         <w:tcPr>
           <w:tcW w:w="851" w:type="dxa"/>
           <w:tcBorders>
-            <w:top w:val="single" w:sz="12" w:space="0" w:color="auto"/>
-            <w:left w:val="single" w:sz="4" w:space="0" w:color="auto"/>
-            <w:bottom w:val="single" w:sz="12" w:space="0" w:color="auto"/>
-            <w:right w:val="single" w:sz="12" w:space="0" w:color="auto"/>
+            <w:top w:val="single" w:color="auto" w:sz="12" w:space="0"/>
+            <w:left w:val="single" w:color="auto" w:sz="4" w:space="0"/>
+            <w:bottom w:val="single" w:color="auto" w:sz="12" w:space="0"/>
+            <w:right w:val="single" w:color="auto" w:sz="12" w:space="0"/>
           </w:tcBorders>
           <w:vAlign w:val="center"/>
         </w:tcPr>
         <w:p>
           <w:pPr>
-            <w:pStyle w:val="a3"/>
+            <w:pStyle w:val="5"/>
             <w:ind w:left="-85" w:right="-85"/>
             <w:jc w:val="center"/>
             <w:rPr>
@@ -4267,16 +4279,16 @@
           <w:gridSpan w:val="3"/>
           <w:vMerge w:val="restart"/>
           <w:tcBorders>
-            <w:top w:val="single" w:sz="12" w:space="0" w:color="auto"/>
-            <w:left w:val="single" w:sz="12" w:space="0" w:color="auto"/>
+            <w:top w:val="single" w:color="auto" w:sz="12" w:space="0"/>
+            <w:left w:val="single" w:color="auto" w:sz="12" w:space="0"/>
             <w:bottom w:val="nil"/>
-            <w:right w:val="single" w:sz="12" w:space="0" w:color="auto"/>
+            <w:right w:val="single" w:color="auto" w:sz="12" w:space="0"/>
           </w:tcBorders>
           <w:vAlign w:val="center"/>
         </w:tcPr>
         <w:p>
           <w:pPr>
-            <w:pStyle w:val="a3"/>
+            <w:pStyle w:val="5"/>
             <w:ind w:left="-85" w:right="-85"/>
             <w:jc w:val="center"/>
             <w:rPr>
@@ -4301,16 +4313,16 @@
           <w:gridSpan w:val="4"/>
           <w:vMerge w:val="restart"/>
           <w:tcBorders>
-            <w:top w:val="single" w:sz="12" w:space="0" w:color="auto"/>
-            <w:left w:val="single" w:sz="12" w:space="0" w:color="auto"/>
+            <w:top w:val="single" w:color="auto" w:sz="12" w:space="0"/>
+            <w:left w:val="single" w:color="auto" w:sz="12" w:space="0"/>
             <w:bottom w:val="nil"/>
-            <w:right w:val="single" w:sz="12" w:space="0" w:color="auto"/>
+            <w:right w:val="single" w:color="auto" w:sz="12" w:space="0"/>
           </w:tcBorders>
           <w:vAlign w:val="center"/>
         </w:tcPr>
         <w:p>
           <w:pPr>
-            <w:pStyle w:val="a8"/>
+            <w:pStyle w:val="7"/>
             <w:spacing w:before="0" w:beforeAutospacing="0" w:after="0"/>
             <w:jc w:val="center"/>
             <w:rPr>
@@ -4327,15 +4339,15 @@
           <w:gridSpan w:val="6"/>
           <w:vMerge w:val="restart"/>
           <w:tcBorders>
-            <w:top w:val="single" w:sz="12" w:space="0" w:color="auto"/>
-            <w:left w:val="single" w:sz="12" w:space="0" w:color="auto"/>
-            <w:right w:val="single" w:sz="12" w:space="0" w:color="auto"/>
+            <w:top w:val="single" w:color="auto" w:sz="12" w:space="0"/>
+            <w:left w:val="single" w:color="auto" w:sz="12" w:space="0"/>
+            <w:right w:val="single" w:color="auto" w:sz="12" w:space="0"/>
           </w:tcBorders>
           <w:vAlign w:val="center"/>
         </w:tcPr>
         <w:p>
           <w:pPr>
-            <w:pStyle w:val="a3"/>
+            <w:pStyle w:val="5"/>
             <w:spacing w:line="240" w:lineRule="exact"/>
             <w:ind w:left="-85" w:right="-85"/>
             <w:rPr>
@@ -4350,20 +4362,12 @@
               <w:sz w:val="26"/>
               <w:szCs w:val="26"/>
             </w:rPr>
-            <w:t xml:space="preserve">     </w:t>
+            <w:t xml:space="preserve">     Опытный образец</w:t>
           </w:r>
-          <w:r>
-            <w:rPr>
-              <w:rFonts w:ascii="Arial" w:hAnsi="Arial" w:cs="Arial"/>
-              <w:sz w:val="26"/>
-              <w:szCs w:val="26"/>
-            </w:rPr>
-            <w:t>Опытный образец</w:t>
-          </w:r>
-        </w:p>
-        <w:p>
-          <w:pPr>
-            <w:pStyle w:val="a3"/>
+        </w:p>
+        <w:p>
+          <w:pPr>
+            <w:pStyle w:val="5"/>
             <w:spacing w:line="240" w:lineRule="exact"/>
             <w:ind w:right="-85"/>
             <w:rPr>
@@ -4378,43 +4382,27 @@
               <w:sz w:val="26"/>
               <w:szCs w:val="26"/>
             </w:rPr>
-            <w:t xml:space="preserve">    </w:t>
+            <w:t xml:space="preserve">    Установочная партия</w:t>
           </w:r>
+        </w:p>
+        <w:p>
+          <w:pPr>
+            <w:pStyle w:val="5"/>
+            <w:spacing w:line="240" w:lineRule="exact"/>
+            <w:ind w:left="-85" w:right="-85"/>
+            <w:rPr>
+              <w:rFonts w:ascii="Arial" w:hAnsi="Arial" w:cs="Arial"/>
+              <w:sz w:val="26"/>
+              <w:szCs w:val="26"/>
+            </w:rPr>
+          </w:pPr>
           <w:r>
             <w:rPr>
               <w:rFonts w:ascii="Arial" w:hAnsi="Arial" w:cs="Arial"/>
               <w:sz w:val="26"/>
               <w:szCs w:val="26"/>
             </w:rPr>
-            <w:t>Установочная партия</w:t>
-          </w:r>
-        </w:p>
-        <w:p>
-          <w:pPr>
-            <w:pStyle w:val="a3"/>
-            <w:spacing w:line="240" w:lineRule="exact"/>
-            <w:ind w:left="-85" w:right="-85"/>
-            <w:rPr>
-              <w:rFonts w:ascii="Arial" w:hAnsi="Arial" w:cs="Arial"/>
-              <w:sz w:val="26"/>
-              <w:szCs w:val="26"/>
-            </w:rPr>
-          </w:pPr>
-          <w:r>
-            <w:rPr>
-              <w:rFonts w:ascii="Arial" w:hAnsi="Arial" w:cs="Arial"/>
-              <w:sz w:val="26"/>
-              <w:szCs w:val="26"/>
-            </w:rPr>
-            <w:t xml:space="preserve">     </w:t>
-          </w:r>
-          <w:r>
-            <w:rPr>
-              <w:rFonts w:ascii="Arial" w:hAnsi="Arial" w:cs="Arial"/>
-              <w:sz w:val="26"/>
-              <w:szCs w:val="26"/>
-            </w:rPr>
-            <w:t>Серийная продукция</w:t>
+            <w:t xml:space="preserve">     Серийная продукция</w:t>
           </w:r>
         </w:p>
       </w:tc>
@@ -4423,16 +4411,16 @@
           <w:tcW w:w="894" w:type="dxa"/>
           <w:gridSpan w:val="3"/>
           <w:tcBorders>
-            <w:top w:val="single" w:sz="12" w:space="0" w:color="auto"/>
-            <w:left w:val="single" w:sz="12" w:space="0" w:color="auto"/>
-            <w:bottom w:val="single" w:sz="12" w:space="0" w:color="auto"/>
-            <w:right w:val="single" w:sz="12" w:space="0" w:color="auto"/>
+            <w:top w:val="single" w:color="auto" w:sz="12" w:space="0"/>
+            <w:left w:val="single" w:color="auto" w:sz="12" w:space="0"/>
+            <w:bottom w:val="single" w:color="auto" w:sz="12" w:space="0"/>
+            <w:right w:val="single" w:color="auto" w:sz="12" w:space="0"/>
           </w:tcBorders>
           <w:vAlign w:val="center"/>
         </w:tcPr>
         <w:p>
           <w:pPr>
-            <w:pStyle w:val="a3"/>
+            <w:pStyle w:val="5"/>
             <w:ind w:left="-85" w:right="-85"/>
             <w:jc w:val="center"/>
             <w:rPr>
@@ -4456,16 +4444,16 @@
           <w:tcW w:w="615" w:type="dxa"/>
           <w:gridSpan w:val="2"/>
           <w:tcBorders>
-            <w:top w:val="single" w:sz="12" w:space="0" w:color="auto"/>
-            <w:left w:val="single" w:sz="12" w:space="0" w:color="auto"/>
-            <w:bottom w:val="single" w:sz="12" w:space="0" w:color="auto"/>
-            <w:right w:val="single" w:sz="12" w:space="0" w:color="auto"/>
+            <w:top w:val="single" w:color="auto" w:sz="12" w:space="0"/>
+            <w:left w:val="single" w:color="auto" w:sz="12" w:space="0"/>
+            <w:bottom w:val="single" w:color="auto" w:sz="12" w:space="0"/>
+            <w:right w:val="single" w:color="auto" w:sz="12" w:space="0"/>
           </w:tcBorders>
           <w:vAlign w:val="center"/>
         </w:tcPr>
         <w:p>
           <w:pPr>
-            <w:pStyle w:val="a3"/>
+            <w:pStyle w:val="5"/>
             <w:ind w:left="-85" w:right="-85"/>
             <w:jc w:val="center"/>
             <w:rPr>
@@ -4479,28 +4467,43 @@
       </w:tc>
     </w:tr>
     <w:tr>
+      <w:tblPrEx>
+        <w:tblBorders>
+          <w:top w:val="single" w:color="000000" w:themeColor="text1" w:sz="4" w:space="0"/>
+          <w:left w:val="single" w:color="000000" w:themeColor="text1" w:sz="4" w:space="0"/>
+          <w:bottom w:val="single" w:color="000000" w:themeColor="text1" w:sz="4" w:space="0"/>
+          <w:right w:val="single" w:color="000000" w:themeColor="text1" w:sz="4" w:space="0"/>
+          <w:insideH w:val="single" w:color="000000" w:themeColor="text1" w:sz="4" w:space="0"/>
+          <w:insideV w:val="single" w:color="000000" w:themeColor="text1" w:sz="4" w:space="0"/>
+        </w:tblBorders>
+        <w:tblCellMar>
+          <w:top w:w="0" w:type="dxa"/>
+          <w:left w:w="108" w:type="dxa"/>
+          <w:bottom w:w="0" w:type="dxa"/>
+          <w:right w:w="108" w:type="dxa"/>
+        </w:tblCellMar>
+      </w:tblPrEx>
       <w:trPr>
-        <w:trHeight w:val="86"/>
+        <w:trHeight w:val="86" w:hRule="atLeast"/>
       </w:trPr>
       <w:tc>
         <w:tcPr>
           <w:tcW w:w="1482" w:type="dxa"/>
           <w:gridSpan w:val="2"/>
           <w:tcBorders>
-            <w:top w:val="single" w:sz="12" w:space="0" w:color="auto"/>
-            <w:left w:val="single" w:sz="12" w:space="0" w:color="auto"/>
-            <w:bottom w:val="single" w:sz="12" w:space="0" w:color="auto"/>
-            <w:right w:val="single" w:sz="4" w:space="0" w:color="auto"/>
+            <w:top w:val="single" w:color="auto" w:sz="12" w:space="0"/>
+            <w:left w:val="single" w:color="auto" w:sz="12" w:space="0"/>
+            <w:bottom w:val="single" w:color="auto" w:sz="12" w:space="0"/>
+            <w:right w:val="single" w:color="auto" w:sz="4" w:space="0"/>
           </w:tcBorders>
           <w:vAlign w:val="center"/>
         </w:tcPr>
         <w:p>
           <w:pPr>
-            <w:pStyle w:val="a3"/>
-            <w:ind w:left="-85" w:right="-85"/>
-            <w:rPr>
-              <w:rFonts w:ascii="Arial" w:hAnsi="Arial" w:cs="Arial"/>
-              <w:noProof/>
+            <w:pStyle w:val="5"/>
+            <w:ind w:left="-85" w:right="-85"/>
+            <w:rPr>
+              <w:rFonts w:ascii="Arial" w:hAnsi="Arial" w:cs="Arial"/>
               <w:sz w:val="26"/>
               <w:szCs w:val="26"/>
               <w:lang w:eastAsia="zh-TW"/>
@@ -4509,7 +4512,6 @@
           <w:r>
             <w:rPr>
               <w:rFonts w:ascii="Arial" w:hAnsi="Arial" w:cs="Arial"/>
-              <w:noProof/>
               <w:sz w:val="26"/>
               <w:szCs w:val="26"/>
               <w:lang w:eastAsia="zh-TW"/>
@@ -4523,20 +4525,19 @@
           <w:tcW w:w="2170" w:type="dxa"/>
           <w:gridSpan w:val="3"/>
           <w:tcBorders>
-            <w:top w:val="single" w:sz="12" w:space="0" w:color="auto"/>
-            <w:left w:val="single" w:sz="4" w:space="0" w:color="auto"/>
-            <w:bottom w:val="single" w:sz="12" w:space="0" w:color="auto"/>
-            <w:right w:val="single" w:sz="4" w:space="0" w:color="auto"/>
+            <w:top w:val="single" w:color="auto" w:sz="12" w:space="0"/>
+            <w:left w:val="single" w:color="auto" w:sz="4" w:space="0"/>
+            <w:bottom w:val="single" w:color="auto" w:sz="12" w:space="0"/>
+            <w:right w:val="single" w:color="auto" w:sz="4" w:space="0"/>
           </w:tcBorders>
           <w:vAlign w:val="center"/>
         </w:tcPr>
         <w:p>
           <w:pPr>
-            <w:pStyle w:val="a3"/>
-            <w:ind w:left="-85" w:right="-85"/>
-            <w:rPr>
-              <w:rFonts w:ascii="Arial" w:hAnsi="Arial" w:cs="Arial"/>
-              <w:noProof/>
+            <w:pStyle w:val="5"/>
+            <w:ind w:left="-85" w:right="-85"/>
+            <w:rPr>
+              <w:rFonts w:ascii="Arial" w:hAnsi="Arial" w:cs="Arial"/>
               <w:sz w:val="20"/>
               <w:szCs w:val="26"/>
               <w:lang w:eastAsia="zh-TW"/>
@@ -4549,20 +4550,19 @@
           <w:tcW w:w="1374" w:type="dxa"/>
           <w:gridSpan w:val="3"/>
           <w:tcBorders>
-            <w:top w:val="single" w:sz="12" w:space="0" w:color="auto"/>
-            <w:left w:val="single" w:sz="4" w:space="0" w:color="auto"/>
-            <w:bottom w:val="single" w:sz="12" w:space="0" w:color="auto"/>
-            <w:right w:val="single" w:sz="12" w:space="0" w:color="auto"/>
+            <w:top w:val="single" w:color="auto" w:sz="12" w:space="0"/>
+            <w:left w:val="single" w:color="auto" w:sz="4" w:space="0"/>
+            <w:bottom w:val="single" w:color="auto" w:sz="12" w:space="0"/>
+            <w:right w:val="single" w:color="auto" w:sz="12" w:space="0"/>
           </w:tcBorders>
           <w:vAlign w:val="center"/>
         </w:tcPr>
         <w:p>
           <w:pPr>
-            <w:pStyle w:val="a3"/>
-            <w:ind w:left="-85" w:right="-85"/>
-            <w:rPr>
-              <w:rFonts w:ascii="Arial" w:hAnsi="Arial" w:cs="Arial"/>
-              <w:noProof/>
+            <w:pStyle w:val="5"/>
+            <w:ind w:left="-85" w:right="-85"/>
+            <w:rPr>
+              <w:rFonts w:ascii="Arial" w:hAnsi="Arial" w:cs="Arial"/>
               <w:sz w:val="26"/>
               <w:szCs w:val="26"/>
               <w:lang w:eastAsia="zh-TW"/>
@@ -4574,16 +4574,16 @@
         <w:tcPr>
           <w:tcW w:w="752" w:type="dxa"/>
           <w:tcBorders>
-            <w:top w:val="single" w:sz="12" w:space="0" w:color="auto"/>
-            <w:left w:val="single" w:sz="12" w:space="0" w:color="auto"/>
-            <w:bottom w:val="single" w:sz="12" w:space="0" w:color="auto"/>
-            <w:right w:val="single" w:sz="4" w:space="0" w:color="auto"/>
+            <w:top w:val="single" w:color="auto" w:sz="12" w:space="0"/>
+            <w:left w:val="single" w:color="auto" w:sz="12" w:space="0"/>
+            <w:bottom w:val="single" w:color="auto" w:sz="12" w:space="0"/>
+            <w:right w:val="single" w:color="auto" w:sz="4" w:space="0"/>
           </w:tcBorders>
           <w:vAlign w:val="center"/>
         </w:tcPr>
         <w:p>
           <w:pPr>
-            <w:pStyle w:val="a3"/>
+            <w:pStyle w:val="5"/>
             <w:ind w:left="-85" w:right="-85"/>
             <w:jc w:val="center"/>
             <w:rPr>
@@ -4598,16 +4598,16 @@
         <w:tcPr>
           <w:tcW w:w="851" w:type="dxa"/>
           <w:tcBorders>
-            <w:top w:val="single" w:sz="12" w:space="0" w:color="auto"/>
-            <w:left w:val="single" w:sz="4" w:space="0" w:color="auto"/>
-            <w:bottom w:val="single" w:sz="12" w:space="0" w:color="auto"/>
-            <w:right w:val="single" w:sz="12" w:space="0" w:color="auto"/>
+            <w:top w:val="single" w:color="auto" w:sz="12" w:space="0"/>
+            <w:left w:val="single" w:color="auto" w:sz="4" w:space="0"/>
+            <w:bottom w:val="single" w:color="auto" w:sz="12" w:space="0"/>
+            <w:right w:val="single" w:color="auto" w:sz="12" w:space="0"/>
           </w:tcBorders>
           <w:vAlign w:val="center"/>
         </w:tcPr>
         <w:p>
           <w:pPr>
-            <w:pStyle w:val="a3"/>
+            <w:pStyle w:val="5"/>
             <w:ind w:left="-85" w:right="-85"/>
             <w:jc w:val="center"/>
             <w:rPr>
@@ -4622,17 +4622,17 @@
         <w:tcPr>
           <w:tcW w:w="1843" w:type="dxa"/>
           <w:gridSpan w:val="3"/>
-          <w:vMerge/>
-          <w:tcBorders>
-            <w:left w:val="single" w:sz="12" w:space="0" w:color="auto"/>
+          <w:vMerge w:val="continue"/>
+          <w:tcBorders>
+            <w:left w:val="single" w:color="auto" w:sz="12" w:space="0"/>
             <w:bottom w:val="nil"/>
-            <w:right w:val="single" w:sz="12" w:space="0" w:color="auto"/>
+            <w:right w:val="single" w:color="auto" w:sz="12" w:space="0"/>
           </w:tcBorders>
           <w:vAlign w:val="center"/>
         </w:tcPr>
         <w:p>
           <w:pPr>
-            <w:pStyle w:val="a3"/>
+            <w:pStyle w:val="5"/>
             <w:ind w:left="-85" w:right="-85"/>
             <w:jc w:val="center"/>
             <w:rPr>
@@ -4647,17 +4647,17 @@
         <w:tcPr>
           <w:tcW w:w="2268" w:type="dxa"/>
           <w:gridSpan w:val="4"/>
-          <w:vMerge/>
-          <w:tcBorders>
-            <w:left w:val="single" w:sz="12" w:space="0" w:color="auto"/>
+          <w:vMerge w:val="continue"/>
+          <w:tcBorders>
+            <w:left w:val="single" w:color="auto" w:sz="12" w:space="0"/>
             <w:bottom w:val="nil"/>
-            <w:right w:val="single" w:sz="12" w:space="0" w:color="auto"/>
+            <w:right w:val="single" w:color="auto" w:sz="12" w:space="0"/>
           </w:tcBorders>
           <w:vAlign w:val="center"/>
         </w:tcPr>
         <w:p>
           <w:pPr>
-            <w:pStyle w:val="a3"/>
+            <w:pStyle w:val="5"/>
             <w:ind w:left="-85" w:right="-85"/>
             <w:jc w:val="center"/>
             <w:rPr>
@@ -4672,16 +4672,16 @@
         <w:tcPr>
           <w:tcW w:w="3365" w:type="dxa"/>
           <w:gridSpan w:val="6"/>
-          <w:vMerge/>
-          <w:tcBorders>
-            <w:left w:val="single" w:sz="12" w:space="0" w:color="auto"/>
-            <w:right w:val="single" w:sz="12" w:space="0" w:color="auto"/>
+          <w:vMerge w:val="continue"/>
+          <w:tcBorders>
+            <w:left w:val="single" w:color="auto" w:sz="12" w:space="0"/>
+            <w:right w:val="single" w:color="auto" w:sz="12" w:space="0"/>
           </w:tcBorders>
           <w:vAlign w:val="center"/>
         </w:tcPr>
         <w:p>
           <w:pPr>
-            <w:pStyle w:val="a3"/>
+            <w:pStyle w:val="5"/>
             <w:ind w:left="-85" w:right="-85"/>
             <w:jc w:val="center"/>
             <w:rPr>
@@ -4698,15 +4698,15 @@
           <w:gridSpan w:val="5"/>
           <w:vMerge w:val="restart"/>
           <w:tcBorders>
-            <w:top w:val="single" w:sz="12" w:space="0" w:color="auto"/>
-            <w:left w:val="single" w:sz="12" w:space="0" w:color="auto"/>
-            <w:right w:val="single" w:sz="12" w:space="0" w:color="auto"/>
+            <w:top w:val="single" w:color="auto" w:sz="12" w:space="0"/>
+            <w:left w:val="single" w:color="auto" w:sz="12" w:space="0"/>
+            <w:right w:val="single" w:color="auto" w:sz="12" w:space="0"/>
           </w:tcBorders>
           <w:vAlign w:val="center"/>
         </w:tcPr>
         <w:p>
           <w:pPr>
-            <w:pStyle w:val="a3"/>
+            <w:pStyle w:val="5"/>
             <w:ind w:left="-85" w:right="-85"/>
             <w:jc w:val="center"/>
             <w:rPr>
@@ -4718,7 +4718,7 @@
         </w:p>
         <w:p>
           <w:pPr>
-            <w:pStyle w:val="a3"/>
+            <w:pStyle w:val="5"/>
             <w:ind w:left="-85" w:right="-85"/>
             <w:jc w:val="center"/>
             <w:rPr>
@@ -4731,8 +4731,24 @@
       </w:tc>
     </w:tr>
     <w:tr>
+      <w:tblPrEx>
+        <w:tblBorders>
+          <w:top w:val="single" w:color="000000" w:themeColor="text1" w:sz="4" w:space="0"/>
+          <w:left w:val="single" w:color="000000" w:themeColor="text1" w:sz="4" w:space="0"/>
+          <w:bottom w:val="single" w:color="000000" w:themeColor="text1" w:sz="4" w:space="0"/>
+          <w:right w:val="single" w:color="000000" w:themeColor="text1" w:sz="4" w:space="0"/>
+          <w:insideH w:val="single" w:color="000000" w:themeColor="text1" w:sz="4" w:space="0"/>
+          <w:insideV w:val="single" w:color="000000" w:themeColor="text1" w:sz="4" w:space="0"/>
+        </w:tblBorders>
+        <w:tblCellMar>
+          <w:top w:w="0" w:type="dxa"/>
+          <w:left w:w="108" w:type="dxa"/>
+          <w:bottom w:w="0" w:type="dxa"/>
+          <w:right w:w="108" w:type="dxa"/>
+        </w:tblCellMar>
+      </w:tblPrEx>
       <w:trPr>
-        <w:trHeight w:val="65"/>
+        <w:trHeight w:val="65" w:hRule="atLeast"/>
       </w:trPr>
       <w:tc>
         <w:tcPr>
@@ -4740,19 +4756,18 @@
           <w:gridSpan w:val="2"/>
           <w:vMerge w:val="restart"/>
           <w:tcBorders>
-            <w:top w:val="single" w:sz="12" w:space="0" w:color="auto"/>
-            <w:left w:val="single" w:sz="12" w:space="0" w:color="auto"/>
-            <w:right w:val="single" w:sz="4" w:space="0" w:color="auto"/>
+            <w:top w:val="single" w:color="auto" w:sz="12" w:space="0"/>
+            <w:left w:val="single" w:color="auto" w:sz="12" w:space="0"/>
+            <w:right w:val="single" w:color="auto" w:sz="4" w:space="0"/>
           </w:tcBorders>
           <w:vAlign w:val="center"/>
         </w:tcPr>
         <w:p>
           <w:pPr>
-            <w:pStyle w:val="a3"/>
-            <w:ind w:left="-85" w:right="-85"/>
-            <w:rPr>
-              <w:rFonts w:ascii="Arial" w:hAnsi="Arial" w:cs="Arial"/>
-              <w:noProof/>
+            <w:pStyle w:val="5"/>
+            <w:ind w:left="-85" w:right="-85"/>
+            <w:rPr>
+              <w:rFonts w:ascii="Arial" w:hAnsi="Arial" w:cs="Arial"/>
               <w:sz w:val="26"/>
               <w:szCs w:val="26"/>
               <w:lang w:eastAsia="zh-TW"/>
@@ -4761,7 +4776,6 @@
           <w:r>
             <w:rPr>
               <w:rFonts w:ascii="Arial" w:hAnsi="Arial" w:cs="Arial"/>
-              <w:noProof/>
               <w:sz w:val="26"/>
               <w:szCs w:val="26"/>
               <w:lang w:eastAsia="zh-TW"/>
@@ -4776,19 +4790,18 @@
           <w:gridSpan w:val="3"/>
           <w:vMerge w:val="restart"/>
           <w:tcBorders>
-            <w:top w:val="single" w:sz="12" w:space="0" w:color="auto"/>
-            <w:left w:val="single" w:sz="4" w:space="0" w:color="auto"/>
-            <w:right w:val="single" w:sz="4" w:space="0" w:color="auto"/>
+            <w:top w:val="single" w:color="auto" w:sz="12" w:space="0"/>
+            <w:left w:val="single" w:color="auto" w:sz="4" w:space="0"/>
+            <w:right w:val="single" w:color="auto" w:sz="4" w:space="0"/>
           </w:tcBorders>
           <w:vAlign w:val="center"/>
         </w:tcPr>
         <w:p>
           <w:pPr>
-            <w:pStyle w:val="a3"/>
-            <w:ind w:left="-85" w:right="-85"/>
-            <w:rPr>
-              <w:rFonts w:ascii="Arial" w:hAnsi="Arial" w:cs="Arial"/>
-              <w:noProof/>
+            <w:pStyle w:val="5"/>
+            <w:ind w:left="-85" w:right="-85"/>
+            <w:rPr>
+              <w:rFonts w:ascii="Arial" w:hAnsi="Arial" w:cs="Arial"/>
               <w:sz w:val="20"/>
               <w:szCs w:val="26"/>
               <w:lang w:eastAsia="zh-TW"/>
@@ -4802,19 +4815,18 @@
           <w:gridSpan w:val="3"/>
           <w:vMerge w:val="restart"/>
           <w:tcBorders>
-            <w:top w:val="single" w:sz="12" w:space="0" w:color="auto"/>
-            <w:left w:val="single" w:sz="4" w:space="0" w:color="auto"/>
-            <w:right w:val="single" w:sz="12" w:space="0" w:color="auto"/>
+            <w:top w:val="single" w:color="auto" w:sz="12" w:space="0"/>
+            <w:left w:val="single" w:color="auto" w:sz="4" w:space="0"/>
+            <w:right w:val="single" w:color="auto" w:sz="12" w:space="0"/>
           </w:tcBorders>
           <w:vAlign w:val="center"/>
         </w:tcPr>
         <w:p>
           <w:pPr>
-            <w:pStyle w:val="a3"/>
-            <w:ind w:left="-85" w:right="-85"/>
-            <w:rPr>
-              <w:rFonts w:ascii="Arial" w:hAnsi="Arial" w:cs="Arial"/>
-              <w:noProof/>
+            <w:pStyle w:val="5"/>
+            <w:ind w:left="-85" w:right="-85"/>
+            <w:rPr>
+              <w:rFonts w:ascii="Arial" w:hAnsi="Arial" w:cs="Arial"/>
               <w:sz w:val="26"/>
               <w:szCs w:val="26"/>
               <w:lang w:eastAsia="zh-TW"/>
@@ -4827,15 +4839,15 @@
           <w:tcW w:w="752" w:type="dxa"/>
           <w:vMerge w:val="restart"/>
           <w:tcBorders>
-            <w:top w:val="single" w:sz="12" w:space="0" w:color="auto"/>
-            <w:left w:val="single" w:sz="12" w:space="0" w:color="auto"/>
-            <w:right w:val="single" w:sz="4" w:space="0" w:color="auto"/>
+            <w:top w:val="single" w:color="auto" w:sz="12" w:space="0"/>
+            <w:left w:val="single" w:color="auto" w:sz="12" w:space="0"/>
+            <w:right w:val="single" w:color="auto" w:sz="4" w:space="0"/>
           </w:tcBorders>
           <w:vAlign w:val="center"/>
         </w:tcPr>
         <w:p>
           <w:pPr>
-            <w:pStyle w:val="a3"/>
+            <w:pStyle w:val="5"/>
             <w:ind w:left="-85" w:right="-85"/>
             <w:jc w:val="center"/>
             <w:rPr>
@@ -4851,15 +4863,15 @@
           <w:tcW w:w="851" w:type="dxa"/>
           <w:vMerge w:val="restart"/>
           <w:tcBorders>
-            <w:top w:val="single" w:sz="12" w:space="0" w:color="auto"/>
-            <w:left w:val="single" w:sz="4" w:space="0" w:color="auto"/>
-            <w:right w:val="single" w:sz="12" w:space="0" w:color="auto"/>
+            <w:top w:val="single" w:color="auto" w:sz="12" w:space="0"/>
+            <w:left w:val="single" w:color="auto" w:sz="4" w:space="0"/>
+            <w:right w:val="single" w:color="auto" w:sz="12" w:space="0"/>
           </w:tcBorders>
           <w:vAlign w:val="center"/>
         </w:tcPr>
         <w:p>
           <w:pPr>
-            <w:pStyle w:val="a3"/>
+            <w:pStyle w:val="5"/>
             <w:ind w:left="-85" w:right="-85"/>
             <w:jc w:val="center"/>
             <w:rPr>
@@ -4876,15 +4888,15 @@
           <w:gridSpan w:val="3"/>
           <w:tcBorders>
             <w:top w:val="nil"/>
-            <w:left w:val="single" w:sz="12" w:space="0" w:color="auto"/>
-            <w:bottom w:val="single" w:sz="12" w:space="0" w:color="auto"/>
-            <w:right w:val="single" w:sz="12" w:space="0" w:color="auto"/>
+            <w:left w:val="single" w:color="auto" w:sz="12" w:space="0"/>
+            <w:bottom w:val="single" w:color="auto" w:sz="12" w:space="0"/>
+            <w:right w:val="single" w:color="auto" w:sz="12" w:space="0"/>
           </w:tcBorders>
           <w:vAlign w:val="center"/>
         </w:tcPr>
         <w:p>
           <w:pPr>
-            <w:pStyle w:val="a3"/>
+            <w:pStyle w:val="5"/>
             <w:ind w:left="-85" w:right="-85"/>
             <w:jc w:val="center"/>
             <w:rPr>
@@ -4896,7 +4908,7 @@
         </w:p>
         <w:p>
           <w:pPr>
-            <w:pStyle w:val="a3"/>
+            <w:pStyle w:val="5"/>
             <w:ind w:left="-85" w:right="-85"/>
             <w:jc w:val="center"/>
             <w:rPr>
@@ -4913,15 +4925,15 @@
           <w:gridSpan w:val="4"/>
           <w:tcBorders>
             <w:top w:val="nil"/>
-            <w:left w:val="single" w:sz="12" w:space="0" w:color="auto"/>
-            <w:bottom w:val="single" w:sz="12" w:space="0" w:color="auto"/>
-            <w:right w:val="single" w:sz="12" w:space="0" w:color="auto"/>
+            <w:left w:val="single" w:color="auto" w:sz="12" w:space="0"/>
+            <w:bottom w:val="single" w:color="auto" w:sz="12" w:space="0"/>
+            <w:right w:val="single" w:color="auto" w:sz="12" w:space="0"/>
           </w:tcBorders>
           <w:vAlign w:val="center"/>
         </w:tcPr>
         <w:p>
           <w:pPr>
-            <w:pStyle w:val="a3"/>
+            <w:pStyle w:val="5"/>
             <w:ind w:left="-85" w:right="-85"/>
             <w:jc w:val="center"/>
             <w:rPr>
@@ -4936,17 +4948,17 @@
         <w:tcPr>
           <w:tcW w:w="3365" w:type="dxa"/>
           <w:gridSpan w:val="6"/>
-          <w:vMerge/>
-          <w:tcBorders>
-            <w:left w:val="single" w:sz="12" w:space="0" w:color="auto"/>
-            <w:bottom w:val="single" w:sz="12" w:space="0" w:color="auto"/>
-            <w:right w:val="single" w:sz="12" w:space="0" w:color="auto"/>
+          <w:vMerge w:val="continue"/>
+          <w:tcBorders>
+            <w:left w:val="single" w:color="auto" w:sz="12" w:space="0"/>
+            <w:bottom w:val="single" w:color="auto" w:sz="12" w:space="0"/>
+            <w:right w:val="single" w:color="auto" w:sz="12" w:space="0"/>
           </w:tcBorders>
           <w:vAlign w:val="center"/>
         </w:tcPr>
         <w:p>
           <w:pPr>
-            <w:pStyle w:val="a3"/>
+            <w:pStyle w:val="5"/>
             <w:ind w:left="-85" w:right="-85"/>
             <w:jc w:val="center"/>
             <w:rPr>
@@ -4961,16 +4973,16 @@
         <w:tcPr>
           <w:tcW w:w="1509" w:type="dxa"/>
           <w:gridSpan w:val="5"/>
-          <w:vMerge/>
-          <w:tcBorders>
-            <w:left w:val="single" w:sz="12" w:space="0" w:color="auto"/>
-            <w:right w:val="single" w:sz="12" w:space="0" w:color="auto"/>
+          <w:vMerge w:val="continue"/>
+          <w:tcBorders>
+            <w:left w:val="single" w:color="auto" w:sz="12" w:space="0"/>
+            <w:right w:val="single" w:color="auto" w:sz="12" w:space="0"/>
           </w:tcBorders>
           <w:vAlign w:val="center"/>
         </w:tcPr>
         <w:p>
           <w:pPr>
-            <w:pStyle w:val="a3"/>
+            <w:pStyle w:val="5"/>
             <w:ind w:left="-85" w:right="-85"/>
             <w:jc w:val="center"/>
             <w:rPr>
@@ -4983,28 +4995,43 @@
       </w:tc>
     </w:tr>
     <w:tr>
+      <w:tblPrEx>
+        <w:tblBorders>
+          <w:top w:val="single" w:color="000000" w:themeColor="text1" w:sz="4" w:space="0"/>
+          <w:left w:val="single" w:color="000000" w:themeColor="text1" w:sz="4" w:space="0"/>
+          <w:bottom w:val="single" w:color="000000" w:themeColor="text1" w:sz="4" w:space="0"/>
+          <w:right w:val="single" w:color="000000" w:themeColor="text1" w:sz="4" w:space="0"/>
+          <w:insideH w:val="single" w:color="000000" w:themeColor="text1" w:sz="4" w:space="0"/>
+          <w:insideV w:val="single" w:color="000000" w:themeColor="text1" w:sz="4" w:space="0"/>
+        </w:tblBorders>
+        <w:tblCellMar>
+          <w:top w:w="0" w:type="dxa"/>
+          <w:left w:w="108" w:type="dxa"/>
+          <w:bottom w:w="0" w:type="dxa"/>
+          <w:right w:w="108" w:type="dxa"/>
+        </w:tblCellMar>
+      </w:tblPrEx>
       <w:trPr>
-        <w:trHeight w:val="187"/>
+        <w:trHeight w:val="187" w:hRule="atLeast"/>
       </w:trPr>
       <w:tc>
         <w:tcPr>
           <w:tcW w:w="1482" w:type="dxa"/>
           <w:gridSpan w:val="2"/>
-          <w:vMerge/>
-          <w:tcBorders>
-            <w:left w:val="single" w:sz="12" w:space="0" w:color="auto"/>
-            <w:bottom w:val="single" w:sz="12" w:space="0" w:color="auto"/>
-            <w:right w:val="single" w:sz="4" w:space="0" w:color="auto"/>
+          <w:vMerge w:val="continue"/>
+          <w:tcBorders>
+            <w:left w:val="single" w:color="auto" w:sz="12" w:space="0"/>
+            <w:bottom w:val="single" w:color="auto" w:sz="12" w:space="0"/>
+            <w:right w:val="single" w:color="auto" w:sz="4" w:space="0"/>
           </w:tcBorders>
           <w:vAlign w:val="center"/>
         </w:tcPr>
         <w:p>
           <w:pPr>
-            <w:pStyle w:val="a3"/>
-            <w:ind w:left="-85" w:right="-85"/>
-            <w:rPr>
-              <w:rFonts w:ascii="Arial" w:hAnsi="Arial" w:cs="Arial"/>
-              <w:noProof/>
+            <w:pStyle w:val="5"/>
+            <w:ind w:left="-85" w:right="-85"/>
+            <w:rPr>
+              <w:rFonts w:ascii="Arial" w:hAnsi="Arial" w:cs="Arial"/>
               <w:sz w:val="26"/>
               <w:szCs w:val="26"/>
               <w:lang w:eastAsia="zh-TW"/>
@@ -5016,21 +5043,20 @@
         <w:tcPr>
           <w:tcW w:w="2170" w:type="dxa"/>
           <w:gridSpan w:val="3"/>
-          <w:vMerge/>
-          <w:tcBorders>
-            <w:left w:val="single" w:sz="4" w:space="0" w:color="auto"/>
-            <w:bottom w:val="single" w:sz="12" w:space="0" w:color="auto"/>
-            <w:right w:val="single" w:sz="4" w:space="0" w:color="auto"/>
+          <w:vMerge w:val="continue"/>
+          <w:tcBorders>
+            <w:left w:val="single" w:color="auto" w:sz="4" w:space="0"/>
+            <w:bottom w:val="single" w:color="auto" w:sz="12" w:space="0"/>
+            <w:right w:val="single" w:color="auto" w:sz="4" w:space="0"/>
           </w:tcBorders>
           <w:vAlign w:val="center"/>
         </w:tcPr>
         <w:p>
           <w:pPr>
-            <w:pStyle w:val="a3"/>
-            <w:ind w:left="-85" w:right="-85"/>
-            <w:rPr>
-              <w:rFonts w:ascii="Arial" w:hAnsi="Arial" w:cs="Arial"/>
-              <w:noProof/>
+            <w:pStyle w:val="5"/>
+            <w:ind w:left="-85" w:right="-85"/>
+            <w:rPr>
+              <w:rFonts w:ascii="Arial" w:hAnsi="Arial" w:cs="Arial"/>
               <w:sz w:val="20"/>
               <w:szCs w:val="26"/>
               <w:lang w:eastAsia="zh-TW"/>
@@ -5042,21 +5068,20 @@
         <w:tcPr>
           <w:tcW w:w="1374" w:type="dxa"/>
           <w:gridSpan w:val="3"/>
-          <w:vMerge/>
-          <w:tcBorders>
-            <w:left w:val="single" w:sz="4" w:space="0" w:color="auto"/>
-            <w:bottom w:val="single" w:sz="12" w:space="0" w:color="auto"/>
-            <w:right w:val="single" w:sz="12" w:space="0" w:color="auto"/>
+          <w:vMerge w:val="continue"/>
+          <w:tcBorders>
+            <w:left w:val="single" w:color="auto" w:sz="4" w:space="0"/>
+            <w:bottom w:val="single" w:color="auto" w:sz="12" w:space="0"/>
+            <w:right w:val="single" w:color="auto" w:sz="12" w:space="0"/>
           </w:tcBorders>
           <w:vAlign w:val="center"/>
         </w:tcPr>
         <w:p>
           <w:pPr>
-            <w:pStyle w:val="a3"/>
-            <w:ind w:left="-85" w:right="-85"/>
-            <w:rPr>
-              <w:rFonts w:ascii="Arial" w:hAnsi="Arial" w:cs="Arial"/>
-              <w:noProof/>
+            <w:pStyle w:val="5"/>
+            <w:ind w:left="-85" w:right="-85"/>
+            <w:rPr>
+              <w:rFonts w:ascii="Arial" w:hAnsi="Arial" w:cs="Arial"/>
               <w:sz w:val="26"/>
               <w:szCs w:val="26"/>
               <w:lang w:eastAsia="zh-TW"/>
@@ -5067,17 +5092,17 @@
       <w:tc>
         <w:tcPr>
           <w:tcW w:w="752" w:type="dxa"/>
-          <w:vMerge/>
-          <w:tcBorders>
-            <w:left w:val="single" w:sz="12" w:space="0" w:color="auto"/>
-            <w:bottom w:val="single" w:sz="12" w:space="0" w:color="auto"/>
-            <w:right w:val="single" w:sz="4" w:space="0" w:color="auto"/>
+          <w:vMerge w:val="continue"/>
+          <w:tcBorders>
+            <w:left w:val="single" w:color="auto" w:sz="12" w:space="0"/>
+            <w:bottom w:val="single" w:color="auto" w:sz="12" w:space="0"/>
+            <w:right w:val="single" w:color="auto" w:sz="4" w:space="0"/>
           </w:tcBorders>
           <w:vAlign w:val="center"/>
         </w:tcPr>
         <w:p>
           <w:pPr>
-            <w:pStyle w:val="a3"/>
+            <w:pStyle w:val="5"/>
             <w:ind w:left="-85" w:right="-85"/>
             <w:jc w:val="center"/>
             <w:rPr>
@@ -5091,17 +5116,17 @@
       <w:tc>
         <w:tcPr>
           <w:tcW w:w="851" w:type="dxa"/>
-          <w:vMerge/>
-          <w:tcBorders>
-            <w:left w:val="single" w:sz="4" w:space="0" w:color="auto"/>
-            <w:bottom w:val="single" w:sz="12" w:space="0" w:color="auto"/>
-            <w:right w:val="single" w:sz="12" w:space="0" w:color="auto"/>
+          <w:vMerge w:val="continue"/>
+          <w:tcBorders>
+            <w:left w:val="single" w:color="auto" w:sz="4" w:space="0"/>
+            <w:bottom w:val="single" w:color="auto" w:sz="12" w:space="0"/>
+            <w:right w:val="single" w:color="auto" w:sz="12" w:space="0"/>
           </w:tcBorders>
           <w:vAlign w:val="center"/>
         </w:tcPr>
         <w:p>
           <w:pPr>
-            <w:pStyle w:val="a3"/>
+            <w:pStyle w:val="5"/>
             <w:ind w:left="-85" w:right="-85"/>
             <w:jc w:val="center"/>
             <w:rPr>
@@ -5117,16 +5142,16 @@
           <w:tcW w:w="6804" w:type="dxa"/>
           <w:gridSpan w:val="12"/>
           <w:tcBorders>
-            <w:top w:val="single" w:sz="12" w:space="0" w:color="auto"/>
-            <w:left w:val="single" w:sz="12" w:space="0" w:color="auto"/>
-            <w:bottom w:val="single" w:sz="12" w:space="0" w:color="auto"/>
-            <w:right w:val="single" w:sz="12" w:space="0" w:color="auto"/>
+            <w:top w:val="single" w:color="auto" w:sz="12" w:space="0"/>
+            <w:left w:val="single" w:color="auto" w:sz="12" w:space="0"/>
+            <w:bottom w:val="single" w:color="auto" w:sz="12" w:space="0"/>
+            <w:right w:val="single" w:color="auto" w:sz="12" w:space="0"/>
           </w:tcBorders>
           <w:vAlign w:val="center"/>
         </w:tcPr>
         <w:p>
           <w:pPr>
-            <w:pStyle w:val="a8"/>
+            <w:pStyle w:val="7"/>
             <w:spacing w:before="0" w:beforeAutospacing="0" w:after="0"/>
             <w:jc w:val="center"/>
             <w:rPr>
@@ -5146,8 +5171,6 @@
             </w:rPr>
             <w:t>{{d}}</w:t>
           </w:r>
-          <w:bookmarkStart w:id="0" w:name="_GoBack"/>
-          <w:bookmarkEnd w:id="0"/>
         </w:p>
       </w:tc>
       <w:tc>
@@ -5155,15 +5178,15 @@
           <w:tcW w:w="1134" w:type="dxa"/>
           <w:gridSpan w:val="2"/>
           <w:tcBorders>
-            <w:left w:val="single" w:sz="12" w:space="0" w:color="auto"/>
-            <w:bottom w:val="single" w:sz="12" w:space="0" w:color="auto"/>
-            <w:right w:val="single" w:sz="12" w:space="0" w:color="auto"/>
+            <w:left w:val="single" w:color="auto" w:sz="12" w:space="0"/>
+            <w:bottom w:val="single" w:color="auto" w:sz="12" w:space="0"/>
+            <w:right w:val="single" w:color="auto" w:sz="12" w:space="0"/>
           </w:tcBorders>
           <w:vAlign w:val="center"/>
         </w:tcPr>
         <w:p>
           <w:pPr>
-            <w:pStyle w:val="a3"/>
+            <w:pStyle w:val="5"/>
             <w:ind w:left="-85" w:right="-85"/>
             <w:jc w:val="center"/>
             <w:rPr>
@@ -5186,15 +5209,15 @@
         <w:tcPr>
           <w:tcW w:w="425" w:type="dxa"/>
           <w:tcBorders>
-            <w:left w:val="single" w:sz="12" w:space="0" w:color="auto"/>
-            <w:bottom w:val="single" w:sz="12" w:space="0" w:color="auto"/>
-            <w:right w:val="single" w:sz="12" w:space="0" w:color="auto"/>
+            <w:left w:val="single" w:color="auto" w:sz="12" w:space="0"/>
+            <w:bottom w:val="single" w:color="auto" w:sz="12" w:space="0"/>
+            <w:right w:val="single" w:color="auto" w:sz="12" w:space="0"/>
           </w:tcBorders>
           <w:vAlign w:val="center"/>
         </w:tcPr>
         <w:p>
           <w:pPr>
-            <w:pStyle w:val="a3"/>
+            <w:pStyle w:val="5"/>
             <w:ind w:left="-85" w:right="-85"/>
             <w:jc w:val="center"/>
             <w:rPr>
@@ -5210,15 +5233,15 @@
           <w:tcW w:w="284" w:type="dxa"/>
           <w:gridSpan w:val="2"/>
           <w:tcBorders>
-            <w:left w:val="single" w:sz="12" w:space="0" w:color="auto"/>
-            <w:bottom w:val="single" w:sz="12" w:space="0" w:color="auto"/>
-            <w:right w:val="single" w:sz="12" w:space="0" w:color="auto"/>
+            <w:left w:val="single" w:color="auto" w:sz="12" w:space="0"/>
+            <w:bottom w:val="single" w:color="auto" w:sz="12" w:space="0"/>
+            <w:right w:val="single" w:color="auto" w:sz="12" w:space="0"/>
           </w:tcBorders>
           <w:vAlign w:val="center"/>
         </w:tcPr>
         <w:p>
           <w:pPr>
-            <w:pStyle w:val="a3"/>
+            <w:pStyle w:val="5"/>
             <w:ind w:left="-85" w:right="-85"/>
             <w:jc w:val="center"/>
             <w:rPr>
@@ -5233,15 +5256,15 @@
         <w:tcPr>
           <w:tcW w:w="338" w:type="dxa"/>
           <w:tcBorders>
-            <w:left w:val="single" w:sz="12" w:space="0" w:color="auto"/>
-            <w:bottom w:val="single" w:sz="12" w:space="0" w:color="auto"/>
-            <w:right w:val="single" w:sz="12" w:space="0" w:color="auto"/>
+            <w:left w:val="single" w:color="auto" w:sz="12" w:space="0"/>
+            <w:bottom w:val="single" w:color="auto" w:sz="12" w:space="0"/>
+            <w:right w:val="single" w:color="auto" w:sz="12" w:space="0"/>
           </w:tcBorders>
           <w:vAlign w:val="center"/>
         </w:tcPr>
         <w:p>
           <w:pPr>
-            <w:pStyle w:val="a3"/>
+            <w:pStyle w:val="5"/>
             <w:ind w:left="-85" w:right="-85"/>
             <w:jc w:val="center"/>
             <w:rPr>
@@ -5256,7 +5279,7 @@
   </w:tbl>
   <w:p>
     <w:pPr>
-      <w:pStyle w:val="a3"/>
+      <w:pStyle w:val="5"/>
       <w:ind w:left="-85" w:right="-85"/>
       <w:rPr>
         <w:sz w:val="2"/>
@@ -5267,603 +5290,196 @@
 </w:hdr>
 </file>
 
-<file path=word/numbering.xml><?xml version="1.0" encoding="utf-8"?>
-<w:numbering xmlns:wpc="http://schemas.microsoft.com/office/word/2010/wordprocessingCanvas" xmlns:cx="http://schemas.microsoft.com/office/drawing/2014/chartex" xmlns:cx1="http://schemas.microsoft.com/office/drawing/2015/9/8/chartex" xmlns:cx2="http://schemas.microsoft.com/office/drawing/2015/10/21/chartex" xmlns:cx3="http://schemas.microsoft.com/office/drawing/2016/5/9/chartex" xmlns:cx4="http://schemas.microsoft.com/office/drawing/2016/5/10/chartex" xmlns:cx5="http://schemas.microsoft.com/office/drawing/2016/5/11/chartex" xmlns:cx6="http://schemas.microsoft.com/office/drawing/2016/5/12/chartex" xmlns:cx7="http://schemas.microsoft.com/office/drawing/2016/5/13/chartex" xmlns:cx8="http://schemas.microsoft.com/office/drawing/2016/5/14/chartex" xmlns:mc="http://schemas.openxmlformats.org/markup-compatibility/2006" xmlns:aink="http://schemas.microsoft.com/office/drawing/2016/ink" xmlns:am3d="http://schemas.microsoft.com/office/drawing/2017/model3d" xmlns:o="urn:schemas-microsoft-com:office:office" xmlns:r="http://schemas.openxmlformats.org/officeDocument/2006/relationships" xmlns:m="http://schemas.openxmlformats.org/officeDocument/2006/math" xmlns:v="urn:schemas-microsoft-com:vml" xmlns:wp14="http://schemas.microsoft.com/office/word/2010/wordprocessingDrawing" xmlns:wp="http://schemas.openxmlformats.org/drawingml/2006/wordprocessingDrawing" xmlns:w10="urn:schemas-microsoft-com:office:word" xmlns:w="http://schemas.openxmlformats.org/wordprocessingml/2006/main" xmlns:w14="http://schemas.microsoft.com/office/word/2010/wordml" xmlns:w15="http://schemas.microsoft.com/office/word/2012/wordml" xmlns:w16cid="http://schemas.microsoft.com/office/word/2016/wordml/cid" xmlns:w16se="http://schemas.microsoft.com/office/word/2015/wordml/symex" xmlns:wpg="http://schemas.microsoft.com/office/word/2010/wordprocessingGroup" xmlns:wpi="http://schemas.microsoft.com/office/word/2010/wordprocessingInk" xmlns:wne="http://schemas.microsoft.com/office/word/2006/wordml" xmlns:wps="http://schemas.microsoft.com/office/word/2010/wordprocessingShape" mc:Ignorable="w14 w15 w16se w16cid wp14">
-  <w:numPicBullet w:numPicBulletId="0">
-    <w:pict>
-      <v:shapetype id="_x0000_t75" coordsize="21600,21600" o:spt="75" o:preferrelative="t" path="m@4@5l@4@11@9@11@9@5xe" filled="f" stroked="f">
-        <v:stroke joinstyle="miter"/>
-        <v:formulas>
-          <v:f eqn="if lineDrawn pixelLineWidth 0"/>
-          <v:f eqn="sum @0 1 0"/>
-          <v:f eqn="sum 0 0 @1"/>
-          <v:f eqn="prod @2 1 2"/>
-          <v:f eqn="prod @3 21600 pixelWidth"/>
-          <v:f eqn="prod @3 21600 pixelHeight"/>
-          <v:f eqn="sum @0 0 1"/>
-          <v:f eqn="prod @6 1 2"/>
-          <v:f eqn="prod @7 21600 pixelWidth"/>
-          <v:f eqn="sum @8 21600 0"/>
-          <v:f eqn="prod @7 21600 pixelHeight"/>
-          <v:f eqn="sum @10 21600 0"/>
-        </v:formulas>
-        <v:path o:extrusionok="f" gradientshapeok="t" o:connecttype="rect"/>
-        <o:lock v:ext="edit" aspectratio="t"/>
-      </v:shapetype>
-      <v:shape id="_x0000_i1028" type="#_x0000_t75" style="width:15.05pt;height:16.3pt;visibility:visible;mso-wrap-style:square" o:bullet="t">
-        <v:imagedata r:id="rId1" o:title=""/>
-      </v:shape>
-    </w:pict>
-  </w:numPicBullet>
-  <w:numPicBullet w:numPicBulletId="1">
-    <w:pict>
-      <v:shape id="_x0000_i1029" type="#_x0000_t75" style="width:15.05pt;height:16.3pt;visibility:visible;mso-wrap-style:square" o:bullet="t">
-        <v:imagedata r:id="rId2" o:title=""/>
-      </v:shape>
-    </w:pict>
-  </w:numPicBullet>
-  <w:abstractNum w:abstractNumId="0" w15:restartNumberingAfterBreak="0">
-    <w:nsid w:val="4C7141A5"/>
-    <w:multiLevelType w:val="hybridMultilevel"/>
-    <w:tmpl w:val="3EACCF44"/>
-    <w:lvl w:ilvl="0" w:tplc="DF8EC5B4">
-      <w:start w:val="1"/>
-      <w:numFmt w:val="bullet"/>
-      <w:lvlText w:val=""/>
-      <w:lvlPicBulletId w:val="0"/>
-      <w:lvlJc w:val="left"/>
-      <w:pPr>
-        <w:tabs>
-          <w:tab w:val="num" w:pos="720"/>
-        </w:tabs>
-        <w:ind w:left="720" w:hanging="360"/>
-      </w:pPr>
-      <w:rPr>
-        <w:rFonts w:ascii="Symbol" w:hAnsi="Symbol" w:hint="default"/>
-      </w:rPr>
-    </w:lvl>
-    <w:lvl w:ilvl="1" w:tplc="337EDED0" w:tentative="1">
-      <w:start w:val="1"/>
-      <w:numFmt w:val="bullet"/>
-      <w:lvlText w:val=""/>
-      <w:lvlJc w:val="left"/>
-      <w:pPr>
-        <w:tabs>
-          <w:tab w:val="num" w:pos="1440"/>
-        </w:tabs>
-        <w:ind w:left="1440" w:hanging="360"/>
-      </w:pPr>
-      <w:rPr>
-        <w:rFonts w:ascii="Symbol" w:hAnsi="Symbol" w:hint="default"/>
-      </w:rPr>
-    </w:lvl>
-    <w:lvl w:ilvl="2" w:tplc="695A3746" w:tentative="1">
-      <w:start w:val="1"/>
-      <w:numFmt w:val="bullet"/>
-      <w:lvlText w:val=""/>
-      <w:lvlJc w:val="left"/>
-      <w:pPr>
-        <w:tabs>
-          <w:tab w:val="num" w:pos="2160"/>
-        </w:tabs>
-        <w:ind w:left="2160" w:hanging="360"/>
-      </w:pPr>
-      <w:rPr>
-        <w:rFonts w:ascii="Symbol" w:hAnsi="Symbol" w:hint="default"/>
-      </w:rPr>
-    </w:lvl>
-    <w:lvl w:ilvl="3" w:tplc="0472D5DE" w:tentative="1">
-      <w:start w:val="1"/>
-      <w:numFmt w:val="bullet"/>
-      <w:lvlText w:val=""/>
-      <w:lvlJc w:val="left"/>
-      <w:pPr>
-        <w:tabs>
-          <w:tab w:val="num" w:pos="2880"/>
-        </w:tabs>
-        <w:ind w:left="2880" w:hanging="360"/>
-      </w:pPr>
-      <w:rPr>
-        <w:rFonts w:ascii="Symbol" w:hAnsi="Symbol" w:hint="default"/>
-      </w:rPr>
-    </w:lvl>
-    <w:lvl w:ilvl="4" w:tplc="25BE5020" w:tentative="1">
-      <w:start w:val="1"/>
-      <w:numFmt w:val="bullet"/>
-      <w:lvlText w:val=""/>
-      <w:lvlJc w:val="left"/>
-      <w:pPr>
-        <w:tabs>
-          <w:tab w:val="num" w:pos="3600"/>
-        </w:tabs>
-        <w:ind w:left="3600" w:hanging="360"/>
-      </w:pPr>
-      <w:rPr>
-        <w:rFonts w:ascii="Symbol" w:hAnsi="Symbol" w:hint="default"/>
-      </w:rPr>
-    </w:lvl>
-    <w:lvl w:ilvl="5" w:tplc="65D8A208" w:tentative="1">
-      <w:start w:val="1"/>
-      <w:numFmt w:val="bullet"/>
-      <w:lvlText w:val=""/>
-      <w:lvlJc w:val="left"/>
-      <w:pPr>
-        <w:tabs>
-          <w:tab w:val="num" w:pos="4320"/>
-        </w:tabs>
-        <w:ind w:left="4320" w:hanging="360"/>
-      </w:pPr>
-      <w:rPr>
-        <w:rFonts w:ascii="Symbol" w:hAnsi="Symbol" w:hint="default"/>
-      </w:rPr>
-    </w:lvl>
-    <w:lvl w:ilvl="6" w:tplc="ABD20EA2" w:tentative="1">
-      <w:start w:val="1"/>
-      <w:numFmt w:val="bullet"/>
-      <w:lvlText w:val=""/>
-      <w:lvlJc w:val="left"/>
-      <w:pPr>
-        <w:tabs>
-          <w:tab w:val="num" w:pos="5040"/>
-        </w:tabs>
-        <w:ind w:left="5040" w:hanging="360"/>
-      </w:pPr>
-      <w:rPr>
-        <w:rFonts w:ascii="Symbol" w:hAnsi="Symbol" w:hint="default"/>
-      </w:rPr>
-    </w:lvl>
-    <w:lvl w:ilvl="7" w:tplc="BE72B8E4" w:tentative="1">
-      <w:start w:val="1"/>
-      <w:numFmt w:val="bullet"/>
-      <w:lvlText w:val=""/>
-      <w:lvlJc w:val="left"/>
-      <w:pPr>
-        <w:tabs>
-          <w:tab w:val="num" w:pos="5760"/>
-        </w:tabs>
-        <w:ind w:left="5760" w:hanging="360"/>
-      </w:pPr>
-      <w:rPr>
-        <w:rFonts w:ascii="Symbol" w:hAnsi="Symbol" w:hint="default"/>
-      </w:rPr>
-    </w:lvl>
-    <w:lvl w:ilvl="8" w:tplc="76065014" w:tentative="1">
-      <w:start w:val="1"/>
-      <w:numFmt w:val="bullet"/>
-      <w:lvlText w:val=""/>
-      <w:lvlJc w:val="left"/>
-      <w:pPr>
-        <w:tabs>
-          <w:tab w:val="num" w:pos="6480"/>
-        </w:tabs>
-        <w:ind w:left="6480" w:hanging="360"/>
-      </w:pPr>
-      <w:rPr>
-        <w:rFonts w:ascii="Symbol" w:hAnsi="Symbol" w:hint="default"/>
-      </w:rPr>
-    </w:lvl>
-  </w:abstractNum>
-  <w:num w:numId="1">
-    <w:abstractNumId w:val="0"/>
-  </w:num>
-</w:numbering>
-</file>
-
 <file path=word/styles.xml><?xml version="1.0" encoding="utf-8"?>
-<w:styles xmlns:mc="http://schemas.openxmlformats.org/markup-compatibility/2006" xmlns:r="http://schemas.openxmlformats.org/officeDocument/2006/relationships" xmlns:w="http://schemas.openxmlformats.org/wordprocessingml/2006/main" xmlns:w14="http://schemas.microsoft.com/office/word/2010/wordml" xmlns:w15="http://schemas.microsoft.com/office/word/2012/wordml" xmlns:w16cid="http://schemas.microsoft.com/office/word/2016/wordml/cid" xmlns:w16se="http://schemas.microsoft.com/office/word/2015/wordml/symex" mc:Ignorable="w14 w15 w16se w16cid">
+<w:styles xmlns:mc="http://schemas.openxmlformats.org/markup-compatibility/2006" xmlns:o="urn:schemas-microsoft-com:office:office" xmlns:r="http://schemas.openxmlformats.org/officeDocument/2006/relationships" xmlns:m="http://schemas.openxmlformats.org/officeDocument/2006/math" xmlns:v="urn:schemas-microsoft-com:vml" xmlns:w="http://schemas.openxmlformats.org/wordprocessingml/2006/main" xmlns:w14="http://schemas.microsoft.com/office/word/2010/wordml" xmlns:w10="urn:schemas-microsoft-com:office:word" xmlns:sl="http://schemas.openxmlformats.org/schemaLibrary/2006/main" xmlns:wpsCustomData="http://www.wps.cn/officeDocument/2013/wpsCustomData" mc:Ignorable="w14">
   <w:docDefaults>
     <w:rPrDefault>
       <w:rPr>
-        <w:rFonts w:asciiTheme="minorHAnsi" w:eastAsiaTheme="minorHAnsi" w:hAnsiTheme="minorHAnsi" w:cstheme="minorBidi"/>
-        <w:sz w:val="22"/>
-        <w:szCs w:val="22"/>
-        <w:lang w:val="ru-RU" w:eastAsia="en-US" w:bidi="ar-SA"/>
+        <w:rFonts w:asciiTheme="minorHAnsi" w:hAnsiTheme="minorHAnsi" w:eastAsiaTheme="minorHAnsi" w:cstheme="minorBidi"/>
       </w:rPr>
     </w:rPrDefault>
-    <w:pPrDefault>
-      <w:pPr>
-        <w:spacing w:after="200" w:line="276" w:lineRule="auto"/>
-      </w:pPr>
-    </w:pPrDefault>
+    <w:pPrDefault/>
   </w:docDefaults>
-  <w:latentStyles w:defLockedState="0" w:defUIPriority="99" w:defSemiHidden="0" w:defUnhideWhenUsed="0" w:defQFormat="0" w:count="375">
-    <w:lsdException w:name="Normal" w:uiPriority="0" w:qFormat="1"/>
-    <w:lsdException w:name="heading 1" w:uiPriority="9" w:qFormat="1"/>
-    <w:lsdException w:name="heading 2" w:semiHidden="1" w:uiPriority="9" w:unhideWhenUsed="1" w:qFormat="1"/>
-    <w:lsdException w:name="heading 3" w:semiHidden="1" w:uiPriority="9" w:unhideWhenUsed="1" w:qFormat="1"/>
-    <w:lsdException w:name="heading 4" w:semiHidden="1" w:uiPriority="9" w:unhideWhenUsed="1" w:qFormat="1"/>
-    <w:lsdException w:name="heading 5" w:semiHidden="1" w:uiPriority="9" w:unhideWhenUsed="1" w:qFormat="1"/>
-    <w:lsdException w:name="heading 6" w:semiHidden="1" w:uiPriority="9" w:unhideWhenUsed="1" w:qFormat="1"/>
-    <w:lsdException w:name="heading 7" w:semiHidden="1" w:uiPriority="9" w:unhideWhenUsed="1" w:qFormat="1"/>
-    <w:lsdException w:name="heading 8" w:semiHidden="1" w:uiPriority="9" w:unhideWhenUsed="1" w:qFormat="1"/>
-    <w:lsdException w:name="heading 9" w:semiHidden="1" w:uiPriority="9" w:unhideWhenUsed="1" w:qFormat="1"/>
-    <w:lsdException w:name="index 1" w:semiHidden="1" w:unhideWhenUsed="1"/>
-    <w:lsdException w:name="index 2" w:semiHidden="1" w:unhideWhenUsed="1"/>
-    <w:lsdException w:name="index 3" w:semiHidden="1" w:unhideWhenUsed="1"/>
-    <w:lsdException w:name="index 4" w:semiHidden="1" w:unhideWhenUsed="1"/>
-    <w:lsdException w:name="index 5" w:semiHidden="1" w:unhideWhenUsed="1"/>
-    <w:lsdException w:name="index 6" w:semiHidden="1" w:unhideWhenUsed="1"/>
-    <w:lsdException w:name="index 7" w:semiHidden="1" w:unhideWhenUsed="1"/>
-    <w:lsdException w:name="index 8" w:semiHidden="1" w:unhideWhenUsed="1"/>
-    <w:lsdException w:name="index 9" w:semiHidden="1" w:unhideWhenUsed="1"/>
-    <w:lsdException w:name="toc 1" w:semiHidden="1" w:uiPriority="39" w:unhideWhenUsed="1"/>
-    <w:lsdException w:name="toc 2" w:semiHidden="1" w:uiPriority="39" w:unhideWhenUsed="1"/>
-    <w:lsdException w:name="toc 3" w:semiHidden="1" w:uiPriority="39" w:unhideWhenUsed="1"/>
-    <w:lsdException w:name="toc 4" w:semiHidden="1" w:uiPriority="39" w:unhideWhenUsed="1"/>
-    <w:lsdException w:name="toc 5" w:semiHidden="1" w:uiPriority="39" w:unhideWhenUsed="1"/>
-    <w:lsdException w:name="toc 6" w:semiHidden="1" w:uiPriority="39" w:unhideWhenUsed="1"/>
-    <w:lsdException w:name="toc 7" w:semiHidden="1" w:uiPriority="39" w:unhideWhenUsed="1"/>
-    <w:lsdException w:name="toc 8" w:semiHidden="1" w:uiPriority="39" w:unhideWhenUsed="1"/>
-    <w:lsdException w:name="toc 9" w:semiHidden="1" w:uiPriority="39" w:unhideWhenUsed="1"/>
-    <w:lsdException w:name="Normal Indent" w:semiHidden="1" w:unhideWhenUsed="1"/>
-    <w:lsdException w:name="footnote text" w:semiHidden="1" w:unhideWhenUsed="1"/>
-    <w:lsdException w:name="annotation text" w:semiHidden="1" w:unhideWhenUsed="1"/>
-    <w:lsdException w:name="header" w:semiHidden="1" w:unhideWhenUsed="1"/>
-    <w:lsdException w:name="footer" w:semiHidden="1" w:unhideWhenUsed="1"/>
-    <w:lsdException w:name="index heading" w:semiHidden="1" w:unhideWhenUsed="1"/>
-    <w:lsdException w:name="caption" w:semiHidden="1" w:uiPriority="35" w:unhideWhenUsed="1" w:qFormat="1"/>
-    <w:lsdException w:name="table of figures" w:semiHidden="1" w:unhideWhenUsed="1"/>
-    <w:lsdException w:name="envelope address" w:semiHidden="1" w:unhideWhenUsed="1"/>
-    <w:lsdException w:name="envelope return" w:semiHidden="1" w:unhideWhenUsed="1"/>
-    <w:lsdException w:name="footnote reference" w:semiHidden="1" w:unhideWhenUsed="1"/>
-    <w:lsdException w:name="annotation reference" w:semiHidden="1" w:unhideWhenUsed="1"/>
-    <w:lsdException w:name="line number" w:semiHidden="1" w:unhideWhenUsed="1"/>
-    <w:lsdException w:name="page number" w:semiHidden="1" w:unhideWhenUsed="1"/>
-    <w:lsdException w:name="endnote reference" w:semiHidden="1" w:unhideWhenUsed="1"/>
-    <w:lsdException w:name="endnote text" w:semiHidden="1" w:unhideWhenUsed="1"/>
-    <w:lsdException w:name="table of authorities" w:semiHidden="1" w:unhideWhenUsed="1"/>
-    <w:lsdException w:name="macro" w:semiHidden="1" w:unhideWhenUsed="1"/>
-    <w:lsdException w:name="toa heading" w:semiHidden="1" w:unhideWhenUsed="1"/>
-    <w:lsdException w:name="List" w:semiHidden="1" w:unhideWhenUsed="1"/>
-    <w:lsdException w:name="List Bullet" w:semiHidden="1" w:unhideWhenUsed="1"/>
-    <w:lsdException w:name="List Number" w:semiHidden="1" w:unhideWhenUsed="1"/>
-    <w:lsdException w:name="List 2" w:semiHidden="1" w:unhideWhenUsed="1"/>
-    <w:lsdException w:name="List 3" w:semiHidden="1" w:unhideWhenUsed="1"/>
-    <w:lsdException w:name="List 4" w:semiHidden="1" w:unhideWhenUsed="1"/>
-    <w:lsdException w:name="List 5" w:semiHidden="1" w:unhideWhenUsed="1"/>
-    <w:lsdException w:name="List Bullet 2" w:semiHidden="1" w:unhideWhenUsed="1"/>
-    <w:lsdException w:name="List Bullet 3" w:semiHidden="1" w:unhideWhenUsed="1"/>
-    <w:lsdException w:name="List Bullet 4" w:semiHidden="1" w:unhideWhenUsed="1"/>
-    <w:lsdException w:name="List Bullet 5" w:semiHidden="1" w:unhideWhenUsed="1"/>
-    <w:lsdException w:name="List Number 2" w:semiHidden="1" w:unhideWhenUsed="1"/>
-    <w:lsdException w:name="List Number 3" w:semiHidden="1" w:unhideWhenUsed="1"/>
-    <w:lsdException w:name="List Number 4" w:semiHidden="1" w:unhideWhenUsed="1"/>
-    <w:lsdException w:name="List Number 5" w:semiHidden="1" w:unhideWhenUsed="1"/>
-    <w:lsdException w:name="Title" w:uiPriority="10" w:qFormat="1"/>
-    <w:lsdException w:name="Closing" w:semiHidden="1" w:unhideWhenUsed="1"/>
-    <w:lsdException w:name="Signature" w:semiHidden="1" w:unhideWhenUsed="1"/>
-    <w:lsdException w:name="Default Paragraph Font" w:semiHidden="1" w:uiPriority="1" w:unhideWhenUsed="1"/>
-    <w:lsdException w:name="Body Text" w:semiHidden="1" w:unhideWhenUsed="1"/>
-    <w:lsdException w:name="Body Text Indent" w:semiHidden="1" w:unhideWhenUsed="1"/>
-    <w:lsdException w:name="List Continue" w:semiHidden="1" w:unhideWhenUsed="1"/>
-    <w:lsdException w:name="List Continue 2" w:semiHidden="1" w:unhideWhenUsed="1"/>
-    <w:lsdException w:name="List Continue 3" w:semiHidden="1" w:unhideWhenUsed="1"/>
-    <w:lsdException w:name="List Continue 4" w:semiHidden="1" w:unhideWhenUsed="1"/>
-    <w:lsdException w:name="List Continue 5" w:semiHidden="1" w:unhideWhenUsed="1"/>
-    <w:lsdException w:name="Message Header" w:semiHidden="1" w:unhideWhenUsed="1"/>
-    <w:lsdException w:name="Subtitle" w:uiPriority="11" w:qFormat="1"/>
-    <w:lsdException w:name="Salutation" w:semiHidden="1" w:unhideWhenUsed="1"/>
-    <w:lsdException w:name="Date" w:semiHidden="1" w:unhideWhenUsed="1"/>
-    <w:lsdException w:name="Body Text First Indent" w:semiHidden="1" w:unhideWhenUsed="1"/>
-    <w:lsdException w:name="Body Text First Indent 2" w:semiHidden="1" w:unhideWhenUsed="1"/>
-    <w:lsdException w:name="Note Heading" w:semiHidden="1" w:unhideWhenUsed="1"/>
-    <w:lsdException w:name="Body Text 2" w:semiHidden="1" w:unhideWhenUsed="1"/>
-    <w:lsdException w:name="Body Text 3" w:semiHidden="1" w:unhideWhenUsed="1"/>
-    <w:lsdException w:name="Body Text Indent 2" w:semiHidden="1" w:unhideWhenUsed="1"/>
-    <w:lsdException w:name="Body Text Indent 3" w:semiHidden="1" w:unhideWhenUsed="1"/>
-    <w:lsdException w:name="Block Text" w:semiHidden="1" w:unhideWhenUsed="1"/>
-    <w:lsdException w:name="Hyperlink" w:semiHidden="1" w:unhideWhenUsed="1"/>
-    <w:lsdException w:name="FollowedHyperlink" w:semiHidden="1" w:unhideWhenUsed="1"/>
-    <w:lsdException w:name="Strong" w:uiPriority="22" w:qFormat="1"/>
-    <w:lsdException w:name="Emphasis" w:uiPriority="20" w:qFormat="1"/>
-    <w:lsdException w:name="Document Map" w:semiHidden="1" w:unhideWhenUsed="1"/>
-    <w:lsdException w:name="Plain Text" w:semiHidden="1" w:unhideWhenUsed="1"/>
-    <w:lsdException w:name="E-mail Signature" w:semiHidden="1" w:unhideWhenUsed="1"/>
-    <w:lsdException w:name="HTML Top of Form" w:semiHidden="1" w:unhideWhenUsed="1"/>
-    <w:lsdException w:name="HTML Bottom of Form" w:semiHidden="1" w:unhideWhenUsed="1"/>
-    <w:lsdException w:name="Normal (Web)" w:semiHidden="1" w:unhideWhenUsed="1"/>
-    <w:lsdException w:name="HTML Acronym" w:semiHidden="1" w:unhideWhenUsed="1"/>
-    <w:lsdException w:name="HTML Address" w:semiHidden="1" w:unhideWhenUsed="1"/>
-    <w:lsdException w:name="HTML Cite" w:semiHidden="1" w:unhideWhenUsed="1"/>
-    <w:lsdException w:name="HTML Code" w:semiHidden="1" w:unhideWhenUsed="1"/>
-    <w:lsdException w:name="HTML Definition" w:semiHidden="1" w:unhideWhenUsed="1"/>
-    <w:lsdException w:name="HTML Keyboard" w:semiHidden="1" w:unhideWhenUsed="1"/>
-    <w:lsdException w:name="HTML Preformatted" w:semiHidden="1" w:unhideWhenUsed="1"/>
-    <w:lsdException w:name="HTML Sample" w:semiHidden="1" w:unhideWhenUsed="1"/>
-    <w:lsdException w:name="HTML Typewriter" w:semiHidden="1" w:unhideWhenUsed="1"/>
-    <w:lsdException w:name="HTML Variable" w:semiHidden="1" w:unhideWhenUsed="1"/>
-    <w:lsdException w:name="Normal Table" w:semiHidden="1" w:unhideWhenUsed="1"/>
-    <w:lsdException w:name="annotation subject" w:semiHidden="1" w:unhideWhenUsed="1"/>
-    <w:lsdException w:name="No List" w:semiHidden="1" w:unhideWhenUsed="1"/>
-    <w:lsdException w:name="Outline List 1" w:semiHidden="1" w:unhideWhenUsed="1"/>
-    <w:lsdException w:name="Outline List 2" w:semiHidden="1" w:unhideWhenUsed="1"/>
-    <w:lsdException w:name="Outline List 3" w:semiHidden="1" w:unhideWhenUsed="1"/>
-    <w:lsdException w:name="Table Simple 1" w:semiHidden="1" w:unhideWhenUsed="1"/>
-    <w:lsdException w:name="Table Simple 2" w:semiHidden="1" w:unhideWhenUsed="1"/>
-    <w:lsdException w:name="Table Simple 3" w:semiHidden="1" w:unhideWhenUsed="1"/>
-    <w:lsdException w:name="Table Classic 1" w:semiHidden="1" w:unhideWhenUsed="1"/>
-    <w:lsdException w:name="Table Classic 2" w:semiHidden="1" w:unhideWhenUsed="1"/>
-    <w:lsdException w:name="Table Classic 3" w:semiHidden="1" w:unhideWhenUsed="1"/>
-    <w:lsdException w:name="Table Classic 4" w:semiHidden="1" w:unhideWhenUsed="1"/>
-    <w:lsdException w:name="Table Colorful 1" w:semiHidden="1" w:unhideWhenUsed="1"/>
-    <w:lsdException w:name="Table Colorful 2" w:semiHidden="1" w:unhideWhenUsed="1"/>
-    <w:lsdException w:name="Table Colorful 3" w:semiHidden="1" w:unhideWhenUsed="1"/>
-    <w:lsdException w:name="Table Columns 1" w:semiHidden="1" w:unhideWhenUsed="1"/>
-    <w:lsdException w:name="Table Columns 2" w:semiHidden="1" w:unhideWhenUsed="1"/>
-    <w:lsdException w:name="Table Columns 3" w:semiHidden="1" w:unhideWhenUsed="1"/>
-    <w:lsdException w:name="Table Columns 4" w:semiHidden="1" w:unhideWhenUsed="1"/>
-    <w:lsdException w:name="Table Columns 5" w:semiHidden="1" w:unhideWhenUsed="1"/>
-    <w:lsdException w:name="Table Grid 1" w:semiHidden="1" w:unhideWhenUsed="1"/>
-    <w:lsdException w:name="Table Grid 2" w:semiHidden="1" w:unhideWhenUsed="1"/>
-    <w:lsdException w:name="Table Grid 3" w:semiHidden="1" w:unhideWhenUsed="1"/>
-    <w:lsdException w:name="Table Grid 4" w:semiHidden="1" w:unhideWhenUsed="1"/>
-    <w:lsdException w:name="Table Grid 5" w:semiHidden="1" w:unhideWhenUsed="1"/>
-    <w:lsdException w:name="Table Grid 6" w:semiHidden="1" w:unhideWhenUsed="1"/>
-    <w:lsdException w:name="Table Grid 7" w:semiHidden="1" w:unhideWhenUsed="1"/>
-    <w:lsdException w:name="Table Grid 8" w:semiHidden="1" w:unhideWhenUsed="1"/>
-    <w:lsdException w:name="Table List 1" w:semiHidden="1" w:unhideWhenUsed="1"/>
-    <w:lsdException w:name="Table List 2" w:semiHidden="1" w:unhideWhenUsed="1"/>
-    <w:lsdException w:name="Table List 3" w:semiHidden="1" w:unhideWhenUsed="1"/>
-    <w:lsdException w:name="Table List 4" w:semiHidden="1" w:unhideWhenUsed="1"/>
-    <w:lsdException w:name="Table List 5" w:semiHidden="1" w:unhideWhenUsed="1"/>
-    <w:lsdException w:name="Table List 6" w:semiHidden="1" w:unhideWhenUsed="1"/>
-    <w:lsdException w:name="Table List 7" w:semiHidden="1" w:unhideWhenUsed="1"/>
-    <w:lsdException w:name="Table List 8" w:semiHidden="1" w:unhideWhenUsed="1"/>
-    <w:lsdException w:name="Table 3D effects 1" w:semiHidden="1" w:unhideWhenUsed="1"/>
-    <w:lsdException w:name="Table 3D effects 2" w:semiHidden="1" w:unhideWhenUsed="1"/>
-    <w:lsdException w:name="Table 3D effects 3" w:semiHidden="1" w:unhideWhenUsed="1"/>
-    <w:lsdException w:name="Table Contemporary" w:semiHidden="1" w:unhideWhenUsed="1"/>
-    <w:lsdException w:name="Table Elegant" w:semiHidden="1" w:unhideWhenUsed="1"/>
-    <w:lsdException w:name="Table Professional" w:semiHidden="1" w:unhideWhenUsed="1"/>
-    <w:lsdException w:name="Table Subtle 1" w:semiHidden="1" w:unhideWhenUsed="1"/>
-    <w:lsdException w:name="Table Subtle 2" w:semiHidden="1" w:unhideWhenUsed="1"/>
-    <w:lsdException w:name="Table Web 1" w:semiHidden="1" w:unhideWhenUsed="1"/>
-    <w:lsdException w:name="Table Web 2" w:semiHidden="1" w:unhideWhenUsed="1"/>
-    <w:lsdException w:name="Table Web 3" w:semiHidden="1" w:unhideWhenUsed="1"/>
-    <w:lsdException w:name="Balloon Text" w:semiHidden="1" w:unhideWhenUsed="1"/>
-    <w:lsdException w:name="Table Grid" w:uiPriority="59"/>
-    <w:lsdException w:name="Table Theme" w:semiHidden="1" w:unhideWhenUsed="1"/>
-    <w:lsdException w:name="Placeholder Text" w:semiHidden="1"/>
-    <w:lsdException w:name="No Spacing" w:uiPriority="1" w:qFormat="1"/>
-    <w:lsdException w:name="Light Shading" w:uiPriority="60"/>
-    <w:lsdException w:name="Light List" w:uiPriority="61"/>
-    <w:lsdException w:name="Light Grid" w:uiPriority="62"/>
-    <w:lsdException w:name="Medium Shading 1" w:uiPriority="63"/>
-    <w:lsdException w:name="Medium Shading 2" w:uiPriority="64"/>
-    <w:lsdException w:name="Medium List 1" w:uiPriority="65"/>
-    <w:lsdException w:name="Medium List 2" w:uiPriority="66"/>
-    <w:lsdException w:name="Medium Grid 1" w:uiPriority="67"/>
-    <w:lsdException w:name="Medium Grid 2" w:uiPriority="68"/>
-    <w:lsdException w:name="Medium Grid 3" w:uiPriority="69"/>
-    <w:lsdException w:name="Dark List" w:uiPriority="70"/>
-    <w:lsdException w:name="Colorful Shading" w:uiPriority="71"/>
-    <w:lsdException w:name="Colorful List" w:uiPriority="72"/>
-    <w:lsdException w:name="Colorful Grid" w:uiPriority="73"/>
-    <w:lsdException w:name="Light Shading Accent 1" w:uiPriority="60"/>
-    <w:lsdException w:name="Light List Accent 1" w:uiPriority="61"/>
-    <w:lsdException w:name="Light Grid Accent 1" w:uiPriority="62"/>
-    <w:lsdException w:name="Medium Shading 1 Accent 1" w:uiPriority="63"/>
-    <w:lsdException w:name="Medium Shading 2 Accent 1" w:uiPriority="64"/>
-    <w:lsdException w:name="Medium List 1 Accent 1" w:uiPriority="65"/>
-    <w:lsdException w:name="Revision" w:semiHidden="1"/>
-    <w:lsdException w:name="List Paragraph" w:uiPriority="34" w:qFormat="1"/>
-    <w:lsdException w:name="Quote" w:uiPriority="29" w:qFormat="1"/>
-    <w:lsdException w:name="Intense Quote" w:uiPriority="30" w:qFormat="1"/>
-    <w:lsdException w:name="Medium List 2 Accent 1" w:uiPriority="66"/>
-    <w:lsdException w:name="Medium Grid 1 Accent 1" w:uiPriority="67"/>
-    <w:lsdException w:name="Medium Grid 2 Accent 1" w:uiPriority="68"/>
-    <w:lsdException w:name="Medium Grid 3 Accent 1" w:uiPriority="69"/>
-    <w:lsdException w:name="Dark List Accent 1" w:uiPriority="70"/>
-    <w:lsdException w:name="Colorful Shading Accent 1" w:uiPriority="71"/>
-    <w:lsdException w:name="Colorful List Accent 1" w:uiPriority="72"/>
-    <w:lsdException w:name="Colorful Grid Accent 1" w:uiPriority="73"/>
-    <w:lsdException w:name="Light Shading Accent 2" w:uiPriority="60"/>
-    <w:lsdException w:name="Light List Accent 2" w:uiPriority="61"/>
-    <w:lsdException w:name="Light Grid Accent 2" w:uiPriority="62"/>
-    <w:lsdException w:name="Medium Shading 1 Accent 2" w:uiPriority="63"/>
-    <w:lsdException w:name="Medium Shading 2 Accent 2" w:uiPriority="64"/>
-    <w:lsdException w:name="Medium List 1 Accent 2" w:uiPriority="65"/>
-    <w:lsdException w:name="Medium List 2 Accent 2" w:uiPriority="66"/>
-    <w:lsdException w:name="Medium Grid 1 Accent 2" w:uiPriority="67"/>
-    <w:lsdException w:name="Medium Grid 2 Accent 2" w:uiPriority="68"/>
-    <w:lsdException w:name="Medium Grid 3 Accent 2" w:uiPriority="69"/>
-    <w:lsdException w:name="Dark List Accent 2" w:uiPriority="70"/>
-    <w:lsdException w:name="Colorful Shading Accent 2" w:uiPriority="71"/>
-    <w:lsdException w:name="Colorful List Accent 2" w:uiPriority="72"/>
-    <w:lsdException w:name="Colorful Grid Accent 2" w:uiPriority="73"/>
-    <w:lsdException w:name="Light Shading Accent 3" w:uiPriority="60"/>
-    <w:lsdException w:name="Light List Accent 3" w:uiPriority="61"/>
-    <w:lsdException w:name="Light Grid Accent 3" w:uiPriority="62"/>
-    <w:lsdException w:name="Medium Shading 1 Accent 3" w:uiPriority="63"/>
-    <w:lsdException w:name="Medium Shading 2 Accent 3" w:uiPriority="64"/>
-    <w:lsdException w:name="Medium List 1 Accent 3" w:uiPriority="65"/>
-    <w:lsdException w:name="Medium List 2 Accent 3" w:uiPriority="66"/>
-    <w:lsdException w:name="Medium Grid 1 Accent 3" w:uiPriority="67"/>
-    <w:lsdException w:name="Medium Grid 2 Accent 3" w:uiPriority="68"/>
-    <w:lsdException w:name="Medium Grid 3 Accent 3" w:uiPriority="69"/>
-    <w:lsdException w:name="Dark List Accent 3" w:uiPriority="70"/>
-    <w:lsdException w:name="Colorful Shading Accent 3" w:uiPriority="71"/>
-    <w:lsdException w:name="Colorful List Accent 3" w:uiPriority="72"/>
-    <w:lsdException w:name="Colorful Grid Accent 3" w:uiPriority="73"/>
-    <w:lsdException w:name="Light Shading Accent 4" w:uiPriority="60"/>
-    <w:lsdException w:name="Light List Accent 4" w:uiPriority="61"/>
-    <w:lsdException w:name="Light Grid Accent 4" w:uiPriority="62"/>
-    <w:lsdException w:name="Medium Shading 1 Accent 4" w:uiPriority="63"/>
-    <w:lsdException w:name="Medium Shading 2 Accent 4" w:uiPriority="64"/>
-    <w:lsdException w:name="Medium List 1 Accent 4" w:uiPriority="65"/>
-    <w:lsdException w:name="Medium List 2 Accent 4" w:uiPriority="66"/>
-    <w:lsdException w:name="Medium Grid 1 Accent 4" w:uiPriority="67"/>
-    <w:lsdException w:name="Medium Grid 2 Accent 4" w:uiPriority="68"/>
-    <w:lsdException w:name="Medium Grid 3 Accent 4" w:uiPriority="69"/>
-    <w:lsdException w:name="Dark List Accent 4" w:uiPriority="70"/>
-    <w:lsdException w:name="Colorful Shading Accent 4" w:uiPriority="71"/>
-    <w:lsdException w:name="Colorful List Accent 4" w:uiPriority="72"/>
-    <w:lsdException w:name="Colorful Grid Accent 4" w:uiPriority="73"/>
-    <w:lsdException w:name="Light Shading Accent 5" w:uiPriority="60"/>
-    <w:lsdException w:name="Light List Accent 5" w:uiPriority="61"/>
-    <w:lsdException w:name="Light Grid Accent 5" w:uiPriority="62"/>
-    <w:lsdException w:name="Medium Shading 1 Accent 5" w:uiPriority="63"/>
-    <w:lsdException w:name="Medium Shading 2 Accent 5" w:uiPriority="64"/>
-    <w:lsdException w:name="Medium List 1 Accent 5" w:uiPriority="65"/>
-    <w:lsdException w:name="Medium List 2 Accent 5" w:uiPriority="66"/>
-    <w:lsdException w:name="Medium Grid 1 Accent 5" w:uiPriority="67"/>
-    <w:lsdException w:name="Medium Grid 2 Accent 5" w:uiPriority="68"/>
-    <w:lsdException w:name="Medium Grid 3 Accent 5" w:uiPriority="69"/>
-    <w:lsdException w:name="Dark List Accent 5" w:uiPriority="70"/>
-    <w:lsdException w:name="Colorful Shading Accent 5" w:uiPriority="71"/>
-    <w:lsdException w:name="Colorful List Accent 5" w:uiPriority="72"/>
-    <w:lsdException w:name="Colorful Grid Accent 5" w:uiPriority="73"/>
-    <w:lsdException w:name="Light Shading Accent 6" w:uiPriority="60"/>
-    <w:lsdException w:name="Light List Accent 6" w:uiPriority="61"/>
-    <w:lsdException w:name="Light Grid Accent 6" w:uiPriority="62"/>
-    <w:lsdException w:name="Medium Shading 1 Accent 6" w:uiPriority="63"/>
-    <w:lsdException w:name="Medium Shading 2 Accent 6" w:uiPriority="64"/>
-    <w:lsdException w:name="Medium List 1 Accent 6" w:uiPriority="65"/>
-    <w:lsdException w:name="Medium List 2 Accent 6" w:uiPriority="66"/>
-    <w:lsdException w:name="Medium Grid 1 Accent 6" w:uiPriority="67"/>
-    <w:lsdException w:name="Medium Grid 2 Accent 6" w:uiPriority="68"/>
-    <w:lsdException w:name="Medium Grid 3 Accent 6" w:uiPriority="69"/>
-    <w:lsdException w:name="Dark List Accent 6" w:uiPriority="70"/>
-    <w:lsdException w:name="Colorful Shading Accent 6" w:uiPriority="71"/>
-    <w:lsdException w:name="Colorful List Accent 6" w:uiPriority="72"/>
-    <w:lsdException w:name="Colorful Grid Accent 6" w:uiPriority="73"/>
-    <w:lsdException w:name="Subtle Emphasis" w:uiPriority="19" w:qFormat="1"/>
-    <w:lsdException w:name="Intense Emphasis" w:uiPriority="21" w:qFormat="1"/>
-    <w:lsdException w:name="Subtle Reference" w:uiPriority="31" w:qFormat="1"/>
-    <w:lsdException w:name="Intense Reference" w:uiPriority="32" w:qFormat="1"/>
-    <w:lsdException w:name="Book Title" w:uiPriority="33" w:qFormat="1"/>
-    <w:lsdException w:name="Bibliography" w:semiHidden="1" w:uiPriority="37" w:unhideWhenUsed="1"/>
-    <w:lsdException w:name="TOC Heading" w:semiHidden="1" w:uiPriority="39" w:unhideWhenUsed="1" w:qFormat="1"/>
-    <w:lsdException w:name="Plain Table 1" w:uiPriority="41"/>
-    <w:lsdException w:name="Plain Table 2" w:uiPriority="42"/>
-    <w:lsdException w:name="Plain Table 3" w:uiPriority="43"/>
-    <w:lsdException w:name="Plain Table 4" w:uiPriority="44"/>
-    <w:lsdException w:name="Plain Table 5" w:uiPriority="45"/>
-    <w:lsdException w:name="Grid Table Light" w:uiPriority="40"/>
-    <w:lsdException w:name="Grid Table 1 Light" w:uiPriority="46"/>
-    <w:lsdException w:name="Grid Table 2" w:uiPriority="47"/>
-    <w:lsdException w:name="Grid Table 3" w:uiPriority="48"/>
-    <w:lsdException w:name="Grid Table 4" w:uiPriority="49"/>
-    <w:lsdException w:name="Grid Table 5 Dark" w:uiPriority="50"/>
-    <w:lsdException w:name="Grid Table 6 Colorful" w:uiPriority="51"/>
-    <w:lsdException w:name="Grid Table 7 Colorful" w:uiPriority="52"/>
-    <w:lsdException w:name="Grid Table 1 Light Accent 1" w:uiPriority="46"/>
-    <w:lsdException w:name="Grid Table 2 Accent 1" w:uiPriority="47"/>
-    <w:lsdException w:name="Grid Table 3 Accent 1" w:uiPriority="48"/>
-    <w:lsdException w:name="Grid Table 4 Accent 1" w:uiPriority="49"/>
-    <w:lsdException w:name="Grid Table 5 Dark Accent 1" w:uiPriority="50"/>
-    <w:lsdException w:name="Grid Table 6 Colorful Accent 1" w:uiPriority="51"/>
-    <w:lsdException w:name="Grid Table 7 Colorful Accent 1" w:uiPriority="52"/>
-    <w:lsdException w:name="Grid Table 1 Light Accent 2" w:uiPriority="46"/>
-    <w:lsdException w:name="Grid Table 2 Accent 2" w:uiPriority="47"/>
-    <w:lsdException w:name="Grid Table 3 Accent 2" w:uiPriority="48"/>
-    <w:lsdException w:name="Grid Table 4 Accent 2" w:uiPriority="49"/>
-    <w:lsdException w:name="Grid Table 5 Dark Accent 2" w:uiPriority="50"/>
-    <w:lsdException w:name="Grid Table 6 Colorful Accent 2" w:uiPriority="51"/>
-    <w:lsdException w:name="Grid Table 7 Colorful Accent 2" w:uiPriority="52"/>
-    <w:lsdException w:name="Grid Table 1 Light Accent 3" w:uiPriority="46"/>
-    <w:lsdException w:name="Grid Table 2 Accent 3" w:uiPriority="47"/>
-    <w:lsdException w:name="Grid Table 3 Accent 3" w:uiPriority="48"/>
-    <w:lsdException w:name="Grid Table 4 Accent 3" w:uiPriority="49"/>
-    <w:lsdException w:name="Grid Table 5 Dark Accent 3" w:uiPriority="50"/>
-    <w:lsdException w:name="Grid Table 6 Colorful Accent 3" w:uiPriority="51"/>
-    <w:lsdException w:name="Grid Table 7 Colorful Accent 3" w:uiPriority="52"/>
-    <w:lsdException w:name="Grid Table 1 Light Accent 4" w:uiPriority="46"/>
-    <w:lsdException w:name="Grid Table 2 Accent 4" w:uiPriority="47"/>
-    <w:lsdException w:name="Grid Table 3 Accent 4" w:uiPriority="48"/>
-    <w:lsdException w:name="Grid Table 4 Accent 4" w:uiPriority="49"/>
-    <w:lsdException w:name="Grid Table 5 Dark Accent 4" w:uiPriority="50"/>
-    <w:lsdException w:name="Grid Table 6 Colorful Accent 4" w:uiPriority="51"/>
-    <w:lsdException w:name="Grid Table 7 Colorful Accent 4" w:uiPriority="52"/>
-    <w:lsdException w:name="Grid Table 1 Light Accent 5" w:uiPriority="46"/>
-    <w:lsdException w:name="Grid Table 2 Accent 5" w:uiPriority="47"/>
-    <w:lsdException w:name="Grid Table 3 Accent 5" w:uiPriority="48"/>
-    <w:lsdException w:name="Grid Table 4 Accent 5" w:uiPriority="49"/>
-    <w:lsdException w:name="Grid Table 5 Dark Accent 5" w:uiPriority="50"/>
-    <w:lsdException w:name="Grid Table 6 Colorful Accent 5" w:uiPriority="51"/>
-    <w:lsdException w:name="Grid Table 7 Colorful Accent 5" w:uiPriority="52"/>
-    <w:lsdException w:name="Grid Table 1 Light Accent 6" w:uiPriority="46"/>
-    <w:lsdException w:name="Grid Table 2 Accent 6" w:uiPriority="47"/>
-    <w:lsdException w:name="Grid Table 3 Accent 6" w:uiPriority="48"/>
-    <w:lsdException w:name="Grid Table 4 Accent 6" w:uiPriority="49"/>
-    <w:lsdException w:name="Grid Table 5 Dark Accent 6" w:uiPriority="50"/>
-    <w:lsdException w:name="Grid Table 6 Colorful Accent 6" w:uiPriority="51"/>
-    <w:lsdException w:name="Grid Table 7 Colorful Accent 6" w:uiPriority="52"/>
-    <w:lsdException w:name="List Table 1 Light" w:uiPriority="46"/>
-    <w:lsdException w:name="List Table 2" w:uiPriority="47"/>
-    <w:lsdException w:name="List Table 3" w:uiPriority="48"/>
-    <w:lsdException w:name="List Table 4" w:uiPriority="49"/>
-    <w:lsdException w:name="List Table 5 Dark" w:uiPriority="50"/>
-    <w:lsdException w:name="List Table 6 Colorful" w:uiPriority="51"/>
-    <w:lsdException w:name="List Table 7 Colorful" w:uiPriority="52"/>
-    <w:lsdException w:name="List Table 1 Light Accent 1" w:uiPriority="46"/>
-    <w:lsdException w:name="List Table 2 Accent 1" w:uiPriority="47"/>
-    <w:lsdException w:name="List Table 3 Accent 1" w:uiPriority="48"/>
-    <w:lsdException w:name="List Table 4 Accent 1" w:uiPriority="49"/>
-    <w:lsdException w:name="List Table 5 Dark Accent 1" w:uiPriority="50"/>
-    <w:lsdException w:name="List Table 6 Colorful Accent 1" w:uiPriority="51"/>
-    <w:lsdException w:name="List Table 7 Colorful Accent 1" w:uiPriority="52"/>
-    <w:lsdException w:name="List Table 1 Light Accent 2" w:uiPriority="46"/>
-    <w:lsdException w:name="List Table 2 Accent 2" w:uiPriority="47"/>
-    <w:lsdException w:name="List Table 3 Accent 2" w:uiPriority="48"/>
-    <w:lsdException w:name="List Table 4 Accent 2" w:uiPriority="49"/>
-    <w:lsdException w:name="List Table 5 Dark Accent 2" w:uiPriority="50"/>
-    <w:lsdException w:name="List Table 6 Colorful Accent 2" w:uiPriority="51"/>
-    <w:lsdException w:name="List Table 7 Colorful Accent 2" w:uiPriority="52"/>
-    <w:lsdException w:name="List Table 1 Light Accent 3" w:uiPriority="46"/>
-    <w:lsdException w:name="List Table 2 Accent 3" w:uiPriority="47"/>
-    <w:lsdException w:name="List Table 3 Accent 3" w:uiPriority="48"/>
-    <w:lsdException w:name="List Table 4 Accent 3" w:uiPriority="49"/>
-    <w:lsdException w:name="List Table 5 Dark Accent 3" w:uiPriority="50"/>
-    <w:lsdException w:name="List Table 6 Colorful Accent 3" w:uiPriority="51"/>
-    <w:lsdException w:name="List Table 7 Colorful Accent 3" w:uiPriority="52"/>
-    <w:lsdException w:name="List Table 1 Light Accent 4" w:uiPriority="46"/>
-    <w:lsdException w:name="List Table 2 Accent 4" w:uiPriority="47"/>
-    <w:lsdException w:name="List Table 3 Accent 4" w:uiPriority="48"/>
-    <w:lsdException w:name="List Table 4 Accent 4" w:uiPriority="49"/>
-    <w:lsdException w:name="List Table 5 Dark Accent 4" w:uiPriority="50"/>
-    <w:lsdException w:name="List Table 6 Colorful Accent 4" w:uiPriority="51"/>
-    <w:lsdException w:name="List Table 7 Colorful Accent 4" w:uiPriority="52"/>
-    <w:lsdException w:name="List Table 1 Light Accent 5" w:uiPriority="46"/>
-    <w:lsdException w:name="List Table 2 Accent 5" w:uiPriority="47"/>
-    <w:lsdException w:name="List Table 3 Accent 5" w:uiPriority="48"/>
-    <w:lsdException w:name="List Table 4 Accent 5" w:uiPriority="49"/>
-    <w:lsdException w:name="List Table 5 Dark Accent 5" w:uiPriority="50"/>
-    <w:lsdException w:name="List Table 6 Colorful Accent 5" w:uiPriority="51"/>
-    <w:lsdException w:name="List Table 7 Colorful Accent 5" w:uiPriority="52"/>
-    <w:lsdException w:name="List Table 1 Light Accent 6" w:uiPriority="46"/>
-    <w:lsdException w:name="List Table 2 Accent 6" w:uiPriority="47"/>
-    <w:lsdException w:name="List Table 3 Accent 6" w:uiPriority="48"/>
-    <w:lsdException w:name="List Table 4 Accent 6" w:uiPriority="49"/>
-    <w:lsdException w:name="List Table 5 Dark Accent 6" w:uiPriority="50"/>
-    <w:lsdException w:name="List Table 6 Colorful Accent 6" w:uiPriority="51"/>
-    <w:lsdException w:name="List Table 7 Colorful Accent 6" w:uiPriority="52"/>
-    <w:lsdException w:name="Mention" w:semiHidden="1" w:unhideWhenUsed="1"/>
-    <w:lsdException w:name="Smart Hyperlink" w:semiHidden="1" w:unhideWhenUsed="1"/>
-    <w:lsdException w:name="Hashtag" w:semiHidden="1" w:unhideWhenUsed="1"/>
-    <w:lsdException w:name="Unresolved Mention" w:semiHidden="1" w:unhideWhenUsed="1"/>
+  <w:latentStyles w:count="260" w:defQFormat="0" w:defUnhideWhenUsed="1" w:defSemiHidden="1" w:defUIPriority="99" w:defLockedState="0">
+    <w:lsdException w:qFormat="1" w:unhideWhenUsed="0" w:uiPriority="0" w:semiHidden="0" w:name="Normal"/>
+    <w:lsdException w:qFormat="1" w:unhideWhenUsed="0" w:uiPriority="9" w:semiHidden="0" w:name="heading 1"/>
+    <w:lsdException w:qFormat="1" w:uiPriority="9" w:name="heading 2"/>
+    <w:lsdException w:qFormat="1" w:uiPriority="9" w:name="heading 3"/>
+    <w:lsdException w:qFormat="1" w:uiPriority="9" w:name="heading 4"/>
+    <w:lsdException w:qFormat="1" w:uiPriority="9" w:name="heading 5"/>
+    <w:lsdException w:qFormat="1" w:uiPriority="9" w:name="heading 6"/>
+    <w:lsdException w:qFormat="1" w:uiPriority="9" w:name="heading 7"/>
+    <w:lsdException w:qFormat="1" w:uiPriority="9" w:name="heading 8"/>
+    <w:lsdException w:qFormat="1" w:uiPriority="9" w:name="heading 9"/>
+    <w:lsdException w:uiPriority="99" w:name="index 1"/>
+    <w:lsdException w:uiPriority="99" w:name="index 2"/>
+    <w:lsdException w:uiPriority="99" w:name="index 3"/>
+    <w:lsdException w:uiPriority="99" w:name="index 4"/>
+    <w:lsdException w:uiPriority="99" w:name="index 5"/>
+    <w:lsdException w:uiPriority="99" w:name="index 6"/>
+    <w:lsdException w:uiPriority="99" w:name="index 7"/>
+    <w:lsdException w:uiPriority="99" w:name="index 8"/>
+    <w:lsdException w:uiPriority="99" w:name="index 9"/>
+    <w:lsdException w:uiPriority="39" w:name="toc 1"/>
+    <w:lsdException w:uiPriority="39" w:name="toc 2"/>
+    <w:lsdException w:uiPriority="39" w:name="toc 3"/>
+    <w:lsdException w:uiPriority="39" w:name="toc 4"/>
+    <w:lsdException w:uiPriority="39" w:name="toc 5"/>
+    <w:lsdException w:uiPriority="39" w:name="toc 6"/>
+    <w:lsdException w:uiPriority="39" w:name="toc 7"/>
+    <w:lsdException w:uiPriority="39" w:name="toc 8"/>
+    <w:lsdException w:uiPriority="39" w:name="toc 9"/>
+    <w:lsdException w:uiPriority="99" w:name="Normal Indent"/>
+    <w:lsdException w:uiPriority="99" w:name="footnote text"/>
+    <w:lsdException w:uiPriority="99" w:name="annotation text"/>
+    <w:lsdException w:uiPriority="99" w:semiHidden="0" w:name="header"/>
+    <w:lsdException w:qFormat="1" w:uiPriority="99" w:semiHidden="0" w:name="footer"/>
+    <w:lsdException w:uiPriority="99" w:name="index heading"/>
+    <w:lsdException w:qFormat="1" w:uiPriority="35" w:name="caption"/>
+    <w:lsdException w:uiPriority="99" w:name="table of figures"/>
+    <w:lsdException w:uiPriority="99" w:name="envelope address"/>
+    <w:lsdException w:uiPriority="99" w:name="envelope return"/>
+    <w:lsdException w:uiPriority="99" w:name="footnote reference"/>
+    <w:lsdException w:uiPriority="99" w:name="annotation reference"/>
+    <w:lsdException w:uiPriority="99" w:name="line number"/>
+    <w:lsdException w:uiPriority="99" w:name="page number"/>
+    <w:lsdException w:uiPriority="99" w:name="endnote reference"/>
+    <w:lsdException w:uiPriority="99" w:name="endnote text"/>
+    <w:lsdException w:uiPriority="99" w:name="table of authorities"/>
+    <w:lsdException w:uiPriority="99" w:name="macro"/>
+    <w:lsdException w:uiPriority="99" w:name="toa heading"/>
+    <w:lsdException w:uiPriority="99" w:name="List"/>
+    <w:lsdException w:uiPriority="99" w:name="List Bullet"/>
+    <w:lsdException w:uiPriority="99" w:name="List Number"/>
+    <w:lsdException w:uiPriority="99" w:name="List 2"/>
+    <w:lsdException w:uiPriority="99" w:name="List 3"/>
+    <w:lsdException w:uiPriority="99" w:name="List 4"/>
+    <w:lsdException w:uiPriority="99" w:name="List 5"/>
+    <w:lsdException w:uiPriority="99" w:name="List Bullet 2"/>
+    <w:lsdException w:uiPriority="99" w:name="List Bullet 3"/>
+    <w:lsdException w:uiPriority="99" w:name="List Bullet 4"/>
+    <w:lsdException w:uiPriority="99" w:name="List Bullet 5"/>
+    <w:lsdException w:uiPriority="99" w:name="List Number 2"/>
+    <w:lsdException w:uiPriority="99" w:name="List Number 3"/>
+    <w:lsdException w:uiPriority="99" w:name="List Number 4"/>
+    <w:lsdException w:uiPriority="99" w:name="List Number 5"/>
+    <w:lsdException w:qFormat="1" w:unhideWhenUsed="0" w:uiPriority="10" w:semiHidden="0" w:name="Title"/>
+    <w:lsdException w:uiPriority="99" w:name="Closing"/>
+    <w:lsdException w:uiPriority="99" w:name="Signature"/>
+    <w:lsdException w:qFormat="1" w:uiPriority="1" w:name="Default Paragraph Font"/>
+    <w:lsdException w:uiPriority="99" w:name="Body Text"/>
+    <w:lsdException w:uiPriority="99" w:name="Body Text Indent"/>
+    <w:lsdException w:uiPriority="99" w:name="List Continue"/>
+    <w:lsdException w:uiPriority="99" w:name="List Continue 2"/>
+    <w:lsdException w:uiPriority="99" w:name="List Continue 3"/>
+    <w:lsdException w:uiPriority="99" w:name="List Continue 4"/>
+    <w:lsdException w:uiPriority="99" w:name="List Continue 5"/>
+    <w:lsdException w:uiPriority="99" w:name="Message Header"/>
+    <w:lsdException w:qFormat="1" w:unhideWhenUsed="0" w:uiPriority="11" w:semiHidden="0" w:name="Subtitle"/>
+    <w:lsdException w:uiPriority="99" w:name="Salutation"/>
+    <w:lsdException w:uiPriority="99" w:name="Date"/>
+    <w:lsdException w:uiPriority="99" w:name="Body Text First Indent"/>
+    <w:lsdException w:uiPriority="99" w:name="Body Text First Indent 2"/>
+    <w:lsdException w:uiPriority="99" w:name="Note Heading"/>
+    <w:lsdException w:uiPriority="99" w:name="Body Text 2"/>
+    <w:lsdException w:uiPriority="99" w:name="Body Text 3"/>
+    <w:lsdException w:uiPriority="99" w:name="Body Text Indent 2"/>
+    <w:lsdException w:uiPriority="99" w:name="Body Text Indent 3"/>
+    <w:lsdException w:uiPriority="99" w:name="Block Text"/>
+    <w:lsdException w:uiPriority="99" w:name="Hyperlink"/>
+    <w:lsdException w:uiPriority="99" w:name="FollowedHyperlink"/>
+    <w:lsdException w:qFormat="1" w:unhideWhenUsed="0" w:uiPriority="22" w:semiHidden="0" w:name="Strong"/>
+    <w:lsdException w:qFormat="1" w:unhideWhenUsed="0" w:uiPriority="20" w:semiHidden="0" w:name="Emphasis"/>
+    <w:lsdException w:uiPriority="99" w:name="Document Map"/>
+    <w:lsdException w:uiPriority="99" w:name="Plain Text"/>
+    <w:lsdException w:uiPriority="99" w:name="E-mail Signature"/>
+    <w:lsdException w:uiPriority="99" w:semiHidden="0" w:name="Normal (Web)"/>
+    <w:lsdException w:uiPriority="99" w:name="HTML Acronym"/>
+    <w:lsdException w:uiPriority="99" w:name="HTML Address"/>
+    <w:lsdException w:uiPriority="99" w:name="HTML Cite"/>
+    <w:lsdException w:uiPriority="99" w:name="HTML Code"/>
+    <w:lsdException w:uiPriority="99" w:name="HTML Definition"/>
+    <w:lsdException w:uiPriority="99" w:name="HTML Keyboard"/>
+    <w:lsdException w:uiPriority="99" w:name="HTML Preformatted"/>
+    <w:lsdException w:uiPriority="99" w:name="HTML Sample"/>
+    <w:lsdException w:uiPriority="99" w:name="HTML Typewriter"/>
+    <w:lsdException w:uiPriority="99" w:name="HTML Variable"/>
+    <w:lsdException w:uiPriority="99" w:name="Normal Table"/>
+    <w:lsdException w:uiPriority="99" w:name="annotation subject"/>
+    <w:lsdException w:uiPriority="99" w:name="Table Simple 1"/>
+    <w:lsdException w:uiPriority="99" w:name="Table Simple 2"/>
+    <w:lsdException w:uiPriority="99" w:name="Table Simple 3"/>
+    <w:lsdException w:uiPriority="99" w:name="Table Classic 1"/>
+    <w:lsdException w:uiPriority="99" w:name="Table Classic 2"/>
+    <w:lsdException w:uiPriority="99" w:name="Table Classic 3"/>
+    <w:lsdException w:uiPriority="99" w:name="Table Classic 4"/>
+    <w:lsdException w:uiPriority="99" w:name="Table Colorful 1"/>
+    <w:lsdException w:uiPriority="99" w:name="Table Colorful 2"/>
+    <w:lsdException w:uiPriority="99" w:name="Table Colorful 3"/>
+    <w:lsdException w:uiPriority="99" w:name="Table Columns 1"/>
+    <w:lsdException w:uiPriority="99" w:name="Table Columns 2"/>
+    <w:lsdException w:uiPriority="99" w:name="Table Columns 3"/>
+    <w:lsdException w:uiPriority="99" w:name="Table Columns 4"/>
+    <w:lsdException w:uiPriority="99" w:name="Table Columns 5"/>
+    <w:lsdException w:uiPriority="99" w:name="Table Grid 1"/>
+    <w:lsdException w:uiPriority="99" w:name="Table Grid 2"/>
+    <w:lsdException w:uiPriority="99" w:name="Table Grid 3"/>
+    <w:lsdException w:uiPriority="99" w:name="Table Grid 4"/>
+    <w:lsdException w:uiPriority="99" w:name="Table Grid 5"/>
+    <w:lsdException w:uiPriority="99" w:name="Table Grid 6"/>
+    <w:lsdException w:uiPriority="99" w:name="Table Grid 7"/>
+    <w:lsdException w:uiPriority="99" w:name="Table Grid 8"/>
+    <w:lsdException w:uiPriority="99" w:name="Table List 1"/>
+    <w:lsdException w:uiPriority="99" w:name="Table List 2"/>
+    <w:lsdException w:uiPriority="99" w:name="Table List 3"/>
+    <w:lsdException w:uiPriority="99" w:name="Table List 4"/>
+    <w:lsdException w:uiPriority="99" w:name="Table List 5"/>
+    <w:lsdException w:uiPriority="99" w:name="Table List 6"/>
+    <w:lsdException w:uiPriority="99" w:name="Table List 7"/>
+    <w:lsdException w:uiPriority="99" w:name="Table List 8"/>
+    <w:lsdException w:uiPriority="99" w:name="Table 3D effects 1"/>
+    <w:lsdException w:uiPriority="99" w:name="Table 3D effects 2"/>
+    <w:lsdException w:uiPriority="99" w:name="Table 3D effects 3"/>
+    <w:lsdException w:uiPriority="99" w:name="Table Contemporary"/>
+    <w:lsdException w:uiPriority="99" w:name="Table Elegant"/>
+    <w:lsdException w:uiPriority="99" w:name="Table Professional"/>
+    <w:lsdException w:uiPriority="99" w:name="Table Subtle 1"/>
+    <w:lsdException w:uiPriority="99" w:name="Table Subtle 2"/>
+    <w:lsdException w:uiPriority="99" w:name="Table Web 1"/>
+    <w:lsdException w:uiPriority="99" w:name="Table Web 2"/>
+    <w:lsdException w:uiPriority="99" w:name="Table Web 3"/>
+    <w:lsdException w:qFormat="1" w:uiPriority="99" w:name="Balloon Text"/>
+    <w:lsdException w:qFormat="1" w:unhideWhenUsed="0" w:uiPriority="59" w:semiHidden="0" w:name="Table Grid"/>
+    <w:lsdException w:uiPriority="99" w:name="Table Theme"/>
+    <w:lsdException w:qFormat="1" w:unhideWhenUsed="0" w:uiPriority="34" w:semiHidden="0" w:name="List Paragraph"/>
   </w:latentStyles>
-  <w:style w:type="paragraph" w:default="1" w:styleId="a">
+  <w:style w:type="paragraph" w:default="1" w:styleId="1">
     <w:name w:val="Normal"/>
     <w:qFormat/>
-    <w:rsid w:val="0071039E"/>
+    <w:uiPriority w:val="0"/>
     <w:pPr>
       <w:spacing w:after="0" w:line="240" w:lineRule="auto"/>
     </w:pPr>
+    <w:rPr>
+      <w:rFonts w:asciiTheme="minorHAnsi" w:hAnsiTheme="minorHAnsi" w:eastAsiaTheme="minorHAnsi" w:cstheme="minorBidi"/>
+      <w:sz w:val="22"/>
+      <w:szCs w:val="22"/>
+      <w:lang w:val="ru-RU" w:eastAsia="en-US" w:bidi="ar-SA"/>
+    </w:rPr>
   </w:style>
-  <w:style w:type="character" w:default="1" w:styleId="a0">
+  <w:style w:type="character" w:default="1" w:styleId="2">
     <w:name w:val="Default Paragraph Font"/>
-    <w:uiPriority w:val="1"/>
     <w:semiHidden/>
     <w:unhideWhenUsed/>
+    <w:qFormat/>
+    <w:uiPriority w:val="1"/>
   </w:style>
-  <w:style w:type="table" w:default="1" w:styleId="a1">
+  <w:style w:type="table" w:default="1" w:styleId="3">
     <w:name w:val="Normal Table"/>
-    <w:uiPriority w:val="99"/>
     <w:semiHidden/>
     <w:unhideWhenUsed/>
+    <w:uiPriority w:val="99"/>
     <w:tblPr>
-      <w:tblInd w:w="0" w:type="dxa"/>
       <w:tblCellMar>
         <w:top w:w="0" w:type="dxa"/>
         <w:left w:w="108" w:type="dxa"/>
@@ -5872,19 +5488,26 @@
       </w:tblCellMar>
     </w:tblPr>
   </w:style>
-  <w:style w:type="numbering" w:default="1" w:styleId="a2">
-    <w:name w:val="No List"/>
-    <w:uiPriority w:val="99"/>
+  <w:style w:type="paragraph" w:styleId="4">
+    <w:name w:val="Balloon Text"/>
+    <w:basedOn w:val="1"/>
+    <w:link w:val="11"/>
     <w:semiHidden/>
     <w:unhideWhenUsed/>
+    <w:qFormat/>
+    <w:uiPriority w:val="99"/>
+    <w:rPr>
+      <w:rFonts w:ascii="Tahoma" w:hAnsi="Tahoma" w:cs="Tahoma"/>
+      <w:sz w:val="16"/>
+      <w:szCs w:val="16"/>
+    </w:rPr>
   </w:style>
-  <w:style w:type="paragraph" w:styleId="a3">
+  <w:style w:type="paragraph" w:styleId="5">
     <w:name w:val="header"/>
-    <w:basedOn w:val="a"/>
-    <w:link w:val="a4"/>
+    <w:basedOn w:val="1"/>
+    <w:link w:val="9"/>
+    <w:unhideWhenUsed/>
     <w:uiPriority w:val="99"/>
-    <w:unhideWhenUsed/>
-    <w:rsid w:val="00DD4EB9"/>
     <w:pPr>
       <w:tabs>
         <w:tab w:val="center" w:pos="4677"/>
@@ -5892,20 +5515,13 @@
       </w:tabs>
     </w:pPr>
   </w:style>
-  <w:style w:type="character" w:customStyle="1" w:styleId="a4">
-    <w:name w:val="Верхний колонтитул Знак"/>
-    <w:basedOn w:val="a0"/>
-    <w:link w:val="a3"/>
+  <w:style w:type="paragraph" w:styleId="6">
+    <w:name w:val="footer"/>
+    <w:basedOn w:val="1"/>
+    <w:link w:val="10"/>
+    <w:unhideWhenUsed/>
+    <w:qFormat/>
     <w:uiPriority w:val="99"/>
-    <w:rsid w:val="00DD4EB9"/>
-  </w:style>
-  <w:style w:type="paragraph" w:styleId="a5">
-    <w:name w:val="footer"/>
-    <w:basedOn w:val="a"/>
-    <w:link w:val="a6"/>
-    <w:uiPriority w:val="99"/>
-    <w:unhideWhenUsed/>
-    <w:rsid w:val="00DD4EB9"/>
     <w:pPr>
       <w:tabs>
         <w:tab w:val="center" w:pos="4677"/>
@@ -5913,81 +5529,70 @@
       </w:tabs>
     </w:pPr>
   </w:style>
-  <w:style w:type="character" w:customStyle="1" w:styleId="a6">
-    <w:name w:val="Нижний колонтитул Знак"/>
-    <w:basedOn w:val="a0"/>
-    <w:link w:val="a5"/>
+  <w:style w:type="paragraph" w:styleId="7">
+    <w:name w:val="Normal (Web)"/>
+    <w:basedOn w:val="1"/>
+    <w:unhideWhenUsed/>
     <w:uiPriority w:val="99"/>
-    <w:rsid w:val="00DD4EB9"/>
+    <w:pPr>
+      <w:spacing w:before="100" w:beforeAutospacing="1" w:after="119"/>
+    </w:pPr>
+    <w:rPr>
+      <w:rFonts w:ascii="Times New Roman" w:hAnsi="Times New Roman" w:eastAsia="Times New Roman" w:cs="Times New Roman"/>
+      <w:sz w:val="24"/>
+      <w:szCs w:val="24"/>
+      <w:lang w:eastAsia="ru-RU"/>
+    </w:rPr>
   </w:style>
-  <w:style w:type="table" w:styleId="a7">
+  <w:style w:type="table" w:styleId="8">
     <w:name w:val="Table Grid"/>
-    <w:basedOn w:val="a1"/>
+    <w:basedOn w:val="3"/>
+    <w:qFormat/>
     <w:uiPriority w:val="59"/>
-    <w:rsid w:val="00DD4EB9"/>
     <w:pPr>
       <w:spacing w:after="0" w:line="240" w:lineRule="auto"/>
     </w:pPr>
     <w:tblPr>
       <w:tblBorders>
-        <w:top w:val="single" w:sz="4" w:space="0" w:color="000000" w:themeColor="text1"/>
-        <w:left w:val="single" w:sz="4" w:space="0" w:color="000000" w:themeColor="text1"/>
-        <w:bottom w:val="single" w:sz="4" w:space="0" w:color="000000" w:themeColor="text1"/>
-        <w:right w:val="single" w:sz="4" w:space="0" w:color="000000" w:themeColor="text1"/>
-        <w:insideH w:val="single" w:sz="4" w:space="0" w:color="000000" w:themeColor="text1"/>
-        <w:insideV w:val="single" w:sz="4" w:space="0" w:color="000000" w:themeColor="text1"/>
+        <w:top w:val="single" w:color="000000" w:themeColor="text1" w:sz="4" w:space="0"/>
+        <w:left w:val="single" w:color="000000" w:themeColor="text1" w:sz="4" w:space="0"/>
+        <w:bottom w:val="single" w:color="000000" w:themeColor="text1" w:sz="4" w:space="0"/>
+        <w:right w:val="single" w:color="000000" w:themeColor="text1" w:sz="4" w:space="0"/>
+        <w:insideH w:val="single" w:color="000000" w:themeColor="text1" w:sz="4" w:space="0"/>
+        <w:insideV w:val="single" w:color="000000" w:themeColor="text1" w:sz="4" w:space="0"/>
       </w:tblBorders>
     </w:tblPr>
   </w:style>
-  <w:style w:type="paragraph" w:styleId="a8">
-    <w:name w:val="Normal (Web)"/>
-    <w:basedOn w:val="a"/>
+  <w:style w:type="character" w:customStyle="1" w:styleId="9">
+    <w:name w:val="Верхний колонтитул Знак"/>
+    <w:basedOn w:val="2"/>
+    <w:link w:val="5"/>
     <w:uiPriority w:val="99"/>
-    <w:unhideWhenUsed/>
-    <w:rsid w:val="002E0C61"/>
-    <w:pPr>
-      <w:spacing w:before="100" w:beforeAutospacing="1" w:after="119"/>
-    </w:pPr>
-    <w:rPr>
-      <w:rFonts w:ascii="Times New Roman" w:eastAsia="Times New Roman" w:hAnsi="Times New Roman" w:cs="Times New Roman"/>
-      <w:sz w:val="24"/>
-      <w:szCs w:val="24"/>
-      <w:lang w:eastAsia="ru-RU"/>
-    </w:rPr>
   </w:style>
-  <w:style w:type="paragraph" w:styleId="a9">
-    <w:name w:val="Balloon Text"/>
-    <w:basedOn w:val="a"/>
-    <w:link w:val="aa"/>
+  <w:style w:type="character" w:customStyle="1" w:styleId="10">
+    <w:name w:val="Нижний колонтитул Знак"/>
+    <w:basedOn w:val="2"/>
+    <w:link w:val="6"/>
     <w:uiPriority w:val="99"/>
+  </w:style>
+  <w:style w:type="character" w:customStyle="1" w:styleId="11">
+    <w:name w:val="Текст выноски Знак"/>
+    <w:basedOn w:val="2"/>
+    <w:link w:val="4"/>
     <w:semiHidden/>
-    <w:unhideWhenUsed/>
-    <w:rsid w:val="00FB1922"/>
+    <w:qFormat/>
+    <w:uiPriority w:val="99"/>
     <w:rPr>
       <w:rFonts w:ascii="Tahoma" w:hAnsi="Tahoma" w:cs="Tahoma"/>
       <w:sz w:val="16"/>
       <w:szCs w:val="16"/>
     </w:rPr>
   </w:style>
-  <w:style w:type="character" w:customStyle="1" w:styleId="aa">
-    <w:name w:val="Текст выноски Знак"/>
-    <w:basedOn w:val="a0"/>
-    <w:link w:val="a9"/>
-    <w:uiPriority w:val="99"/>
-    <w:semiHidden/>
-    <w:rsid w:val="00FB1922"/>
-    <w:rPr>
-      <w:rFonts w:ascii="Tahoma" w:hAnsi="Tahoma" w:cs="Tahoma"/>
-      <w:sz w:val="16"/>
-      <w:szCs w:val="16"/>
-    </w:rPr>
-  </w:style>
-  <w:style w:type="paragraph" w:styleId="ab">
+  <w:style w:type="paragraph" w:styleId="12">
     <w:name w:val="List Paragraph"/>
-    <w:basedOn w:val="a"/>
+    <w:basedOn w:val="1"/>
+    <w:qFormat/>
     <w:uiPriority w:val="34"/>
-    <w:qFormat/>
-    <w:rsid w:val="000D54AF"/>
     <w:pPr>
       <w:ind w:left="720"/>
       <w:contextualSpacing/>
@@ -6275,7 +5880,6 @@
     </a:fmtScheme>
   </a:themeElements>
   <a:objectDefaults/>
-  <a:extraClrSchemeLst/>
 </a:theme>
 </file>
 
@@ -6285,8 +5889,6 @@
 
 <file path=customXml/itemProps1.xml><?xml version="1.0" encoding="utf-8"?>
 <ds:datastoreItem xmlns:ds="http://schemas.openxmlformats.org/officeDocument/2006/customXml" ds:itemID="{E8860713-DFD8-41DE-8FB3-3A4BCA11A5F6}">
-  <ds:schemaRefs>
-    <ds:schemaRef ds:uri="http://schemas.openxmlformats.org/officeDocument/2006/bibliography"/>
-  </ds:schemaRefs>
+  <ds:schemaRefs/>
 </ds:datastoreItem>
 </file>